--- a/Supplementary_Table_S4.docx
+++ b/Supplementary_Table_S4.docx
@@ -290,31 +290,31 @@
                 <w:rFonts w:ascii="Calibri" w:hAnsi="Calibri"/>
                 <w:sz w:val="20"/>
               </w:rPr>
-              <w:t xml:space="default">LIA_variable_low</w:t>
-            </w:r>
-          </w:p>
-        </w:tc>
-        <w:tc>
-          <w:tcPr>
-            <w:tcBorders>
-              <w:top w:val="single" w:space="0" w:color="D3D3D3"/>
-              <w:bottom w:val="single" w:space="0" w:color="D3D3D3"/>
-              <w:start w:val="single" w:space="0" w:color="D3D3D3"/>
-              <w:end w:val="single" w:space="0" w:color="D3D3D3"/>
-            </w:tcBorders>
-          </w:tcPr>
-          <w:p>
-            <w:pPr>
-              <w:spacing w:before="0" w:after="60"/>
-              <w:keepNext/>
-              <w:jc w:val="end"/>
-            </w:pPr>
-            <w:r>
-              <w:rPr>
-                <w:rFonts w:ascii="Calibri" w:hAnsi="Calibri"/>
-                <w:sz w:val="20"/>
-              </w:rPr>
-              <w:t xml:space="default">2</w:t>
+              <w:t xml:space="default">LIA_wet_calm</w:t>
+            </w:r>
+          </w:p>
+        </w:tc>
+        <w:tc>
+          <w:tcPr>
+            <w:tcBorders>
+              <w:top w:val="single" w:space="0" w:color="D3D3D3"/>
+              <w:bottom w:val="single" w:space="0" w:color="D3D3D3"/>
+              <w:start w:val="single" w:space="0" w:color="D3D3D3"/>
+              <w:end w:val="single" w:space="0" w:color="D3D3D3"/>
+            </w:tcBorders>
+          </w:tcPr>
+          <w:p>
+            <w:pPr>
+              <w:spacing w:before="0" w:after="60"/>
+              <w:keepNext/>
+              <w:jc w:val="end"/>
+            </w:pPr>
+            <w:r>
+              <w:rPr>
+                <w:rFonts w:ascii="Calibri" w:hAnsi="Calibri"/>
+                <w:sz w:val="20"/>
+              </w:rPr>
+              <w:t xml:space="default">1</w:t>
             </w:r>
           </w:p>
         </w:tc>
@@ -362,7 +362,7 @@
                 <w:rFonts w:ascii="Calibri" w:hAnsi="Calibri"/>
                 <w:sz w:val="20"/>
               </w:rPr>
-              <w:t xml:space="default">0.000</w:t>
+              <w:t xml:space="default">NA</w:t>
             </w:r>
           </w:p>
         </w:tc>
@@ -463,79 +463,79 @@
                 <w:rFonts w:ascii="Calibri" w:hAnsi="Calibri"/>
                 <w:sz w:val="20"/>
               </w:rPr>
-              <w:t xml:space="default">cooler_dry_low</w:t>
-            </w:r>
-          </w:p>
-        </w:tc>
-        <w:tc>
-          <w:tcPr>
-            <w:tcBorders>
-              <w:top w:val="single" w:space="0" w:color="D3D3D3"/>
-              <w:bottom w:val="single" w:space="0" w:color="D3D3D3"/>
-              <w:start w:val="single" w:space="0" w:color="D3D3D3"/>
-              <w:end w:val="single" w:space="0" w:color="D3D3D3"/>
-            </w:tcBorders>
-          </w:tcPr>
-          <w:p>
-            <w:pPr>
-              <w:spacing w:before="0" w:after="60"/>
-              <w:keepNext/>
-              <w:jc w:val="end"/>
-            </w:pPr>
-            <w:r>
-              <w:rPr>
-                <w:rFonts w:ascii="Calibri" w:hAnsi="Calibri"/>
-                <w:sz w:val="20"/>
-              </w:rPr>
-              <w:t xml:space="default">8</w:t>
-            </w:r>
-          </w:p>
-        </w:tc>
-        <w:tc>
-          <w:tcPr>
-            <w:tcBorders>
-              <w:top w:val="single" w:space="0" w:color="D3D3D3"/>
-              <w:bottom w:val="single" w:space="0" w:color="D3D3D3"/>
-              <w:start w:val="single" w:space="0" w:color="D3D3D3"/>
-              <w:end w:val="single" w:space="0" w:color="D3D3D3"/>
-            </w:tcBorders>
-          </w:tcPr>
-          <w:p>
-            <w:pPr>
-              <w:spacing w:before="0" w:after="60"/>
-              <w:keepNext/>
-              <w:jc w:val="end"/>
-            </w:pPr>
-            <w:r>
-              <w:rPr>
-                <w:rFonts w:ascii="Calibri" w:hAnsi="Calibri"/>
-                <w:sz w:val="20"/>
-              </w:rPr>
-              <w:t xml:space="default">0.344</w:t>
-            </w:r>
-          </w:p>
-        </w:tc>
-        <w:tc>
-          <w:tcPr>
-            <w:tcBorders>
-              <w:top w:val="single" w:space="0" w:color="D3D3D3"/>
-              <w:bottom w:val="single" w:space="0" w:color="D3D3D3"/>
-              <w:start w:val="single" w:space="0" w:color="D3D3D3"/>
-              <w:end w:val="single" w:space="0" w:color="D3D3D3"/>
-            </w:tcBorders>
-          </w:tcPr>
-          <w:p>
-            <w:pPr>
-              <w:spacing w:before="0" w:after="60"/>
-              <w:keepNext/>
-              <w:jc w:val="end"/>
-            </w:pPr>
-            <w:r>
-              <w:rPr>
-                <w:rFonts w:ascii="Calibri" w:hAnsi="Calibri"/>
-                <w:sz w:val="20"/>
-              </w:rPr>
-              <w:t xml:space="default">0.186</w:t>
+              <w:t xml:space="default">cooler_wet_moderate</w:t>
+            </w:r>
+          </w:p>
+        </w:tc>
+        <w:tc>
+          <w:tcPr>
+            <w:tcBorders>
+              <w:top w:val="single" w:space="0" w:color="D3D3D3"/>
+              <w:bottom w:val="single" w:space="0" w:color="D3D3D3"/>
+              <w:start w:val="single" w:space="0" w:color="D3D3D3"/>
+              <w:end w:val="single" w:space="0" w:color="D3D3D3"/>
+            </w:tcBorders>
+          </w:tcPr>
+          <w:p>
+            <w:pPr>
+              <w:spacing w:before="0" w:after="60"/>
+              <w:keepNext/>
+              <w:jc w:val="end"/>
+            </w:pPr>
+            <w:r>
+              <w:rPr>
+                <w:rFonts w:ascii="Calibri" w:hAnsi="Calibri"/>
+                <w:sz w:val="20"/>
+              </w:rPr>
+              <w:t xml:space="default">5</w:t>
+            </w:r>
+          </w:p>
+        </w:tc>
+        <w:tc>
+          <w:tcPr>
+            <w:tcBorders>
+              <w:top w:val="single" w:space="0" w:color="D3D3D3"/>
+              <w:bottom w:val="single" w:space="0" w:color="D3D3D3"/>
+              <w:start w:val="single" w:space="0" w:color="D3D3D3"/>
+              <w:end w:val="single" w:space="0" w:color="D3D3D3"/>
+            </w:tcBorders>
+          </w:tcPr>
+          <w:p>
+            <w:pPr>
+              <w:spacing w:before="0" w:after="60"/>
+              <w:keepNext/>
+              <w:jc w:val="end"/>
+            </w:pPr>
+            <w:r>
+              <w:rPr>
+                <w:rFonts w:ascii="Calibri" w:hAnsi="Calibri"/>
+                <w:sz w:val="20"/>
+              </w:rPr>
+              <w:t xml:space="default">0.300</w:t>
+            </w:r>
+          </w:p>
+        </w:tc>
+        <w:tc>
+          <w:tcPr>
+            <w:tcBorders>
+              <w:top w:val="single" w:space="0" w:color="D3D3D3"/>
+              <w:bottom w:val="single" w:space="0" w:color="D3D3D3"/>
+              <w:start w:val="single" w:space="0" w:color="D3D3D3"/>
+              <w:end w:val="single" w:space="0" w:color="D3D3D3"/>
+            </w:tcBorders>
+          </w:tcPr>
+          <w:p>
+            <w:pPr>
+              <w:spacing w:before="0" w:after="60"/>
+              <w:keepNext/>
+              <w:jc w:val="end"/>
+            </w:pPr>
+            <w:r>
+              <w:rPr>
+                <w:rFonts w:ascii="Calibri" w:hAnsi="Calibri"/>
+                <w:sz w:val="20"/>
+              </w:rPr>
+              <w:t xml:space="default">0.112</w:t>
             </w:r>
           </w:p>
         </w:tc>
@@ -583,7 +583,7 @@
                 <w:rFonts w:ascii="Calibri" w:hAnsi="Calibri"/>
                 <w:sz w:val="20"/>
               </w:rPr>
-              <w:t xml:space="default">0.750</w:t>
+              <w:t xml:space="default">0.500</w:t>
             </w:r>
           </w:p>
         </w:tc>
@@ -636,31 +636,31 @@
                 <w:rFonts w:ascii="Calibri" w:hAnsi="Calibri"/>
                 <w:sz w:val="20"/>
               </w:rPr>
-              <w:t xml:space="default">CWP&amp;MWA_dry_medium</w:t>
-            </w:r>
-          </w:p>
-        </w:tc>
-        <w:tc>
-          <w:tcPr>
-            <w:tcBorders>
-              <w:top w:val="single" w:space="0" w:color="D3D3D3"/>
-              <w:bottom w:val="single" w:space="0" w:color="D3D3D3"/>
-              <w:start w:val="single" w:space="0" w:color="D3D3D3"/>
-              <w:end w:val="single" w:space="0" w:color="D3D3D3"/>
-            </w:tcBorders>
-          </w:tcPr>
-          <w:p>
-            <w:pPr>
-              <w:spacing w:before="0" w:after="60"/>
-              <w:keepNext/>
-              <w:jc w:val="end"/>
-            </w:pPr>
-            <w:r>
-              <w:rPr>
-                <w:rFonts w:ascii="Calibri" w:hAnsi="Calibri"/>
-                <w:sz w:val="20"/>
-              </w:rPr>
-              <w:t xml:space="default">2</w:t>
+              <w:t xml:space="default">cooler_no data_low</w:t>
+            </w:r>
+          </w:p>
+        </w:tc>
+        <w:tc>
+          <w:tcPr>
+            <w:tcBorders>
+              <w:top w:val="single" w:space="0" w:color="D3D3D3"/>
+              <w:bottom w:val="single" w:space="0" w:color="D3D3D3"/>
+              <w:start w:val="single" w:space="0" w:color="D3D3D3"/>
+              <w:end w:val="single" w:space="0" w:color="D3D3D3"/>
+            </w:tcBorders>
+          </w:tcPr>
+          <w:p>
+            <w:pPr>
+              <w:spacing w:before="0" w:after="60"/>
+              <w:keepNext/>
+              <w:jc w:val="end"/>
+            </w:pPr>
+            <w:r>
+              <w:rPr>
+                <w:rFonts w:ascii="Calibri" w:hAnsi="Calibri"/>
+                <w:sz w:val="20"/>
+              </w:rPr>
+              <w:t xml:space="default">4</w:t>
             </w:r>
           </w:p>
         </w:tc>
@@ -809,79 +809,79 @@
                 <w:rFonts w:ascii="Calibri" w:hAnsi="Calibri"/>
                 <w:sz w:val="20"/>
               </w:rPr>
-              <w:t xml:space="default">cooler_wet_high</w:t>
-            </w:r>
-          </w:p>
-        </w:tc>
-        <w:tc>
-          <w:tcPr>
-            <w:tcBorders>
-              <w:top w:val="single" w:space="0" w:color="D3D3D3"/>
-              <w:bottom w:val="single" w:space="0" w:color="D3D3D3"/>
-              <w:start w:val="single" w:space="0" w:color="D3D3D3"/>
-              <w:end w:val="single" w:space="0" w:color="D3D3D3"/>
-            </w:tcBorders>
-          </w:tcPr>
-          <w:p>
-            <w:pPr>
-              <w:spacing w:before="0" w:after="60"/>
-              <w:keepNext/>
-              <w:jc w:val="end"/>
-            </w:pPr>
-            <w:r>
-              <w:rPr>
-                <w:rFonts w:ascii="Calibri" w:hAnsi="Calibri"/>
-                <w:sz w:val="20"/>
-              </w:rPr>
-              <w:t xml:space="default">7</w:t>
-            </w:r>
-          </w:p>
-        </w:tc>
-        <w:tc>
-          <w:tcPr>
-            <w:tcBorders>
-              <w:top w:val="single" w:space="0" w:color="D3D3D3"/>
-              <w:bottom w:val="single" w:space="0" w:color="D3D3D3"/>
-              <w:start w:val="single" w:space="0" w:color="D3D3D3"/>
-              <w:end w:val="single" w:space="0" w:color="D3D3D3"/>
-            </w:tcBorders>
-          </w:tcPr>
-          <w:p>
-            <w:pPr>
-              <w:spacing w:before="0" w:after="60"/>
-              <w:keepNext/>
-              <w:jc w:val="end"/>
-            </w:pPr>
-            <w:r>
-              <w:rPr>
-                <w:rFonts w:ascii="Calibri" w:hAnsi="Calibri"/>
-                <w:sz w:val="20"/>
-              </w:rPr>
-              <w:t xml:space="default">0.286</w:t>
-            </w:r>
-          </w:p>
-        </w:tc>
-        <w:tc>
-          <w:tcPr>
-            <w:tcBorders>
-              <w:top w:val="single" w:space="0" w:color="D3D3D3"/>
-              <w:bottom w:val="single" w:space="0" w:color="D3D3D3"/>
-              <w:start w:val="single" w:space="0" w:color="D3D3D3"/>
-              <w:end w:val="single" w:space="0" w:color="D3D3D3"/>
-            </w:tcBorders>
-          </w:tcPr>
-          <w:p>
-            <w:pPr>
-              <w:spacing w:before="0" w:after="60"/>
-              <w:keepNext/>
-              <w:jc w:val="end"/>
-            </w:pPr>
-            <w:r>
-              <w:rPr>
-                <w:rFonts w:ascii="Calibri" w:hAnsi="Calibri"/>
-                <w:sz w:val="20"/>
-              </w:rPr>
-              <w:t xml:space="default">0.094</w:t>
+              <w:t xml:space="default">warmer_no data_low</w:t>
+            </w:r>
+          </w:p>
+        </w:tc>
+        <w:tc>
+          <w:tcPr>
+            <w:tcBorders>
+              <w:top w:val="single" w:space="0" w:color="D3D3D3"/>
+              <w:bottom w:val="single" w:space="0" w:color="D3D3D3"/>
+              <w:start w:val="single" w:space="0" w:color="D3D3D3"/>
+              <w:end w:val="single" w:space="0" w:color="D3D3D3"/>
+            </w:tcBorders>
+          </w:tcPr>
+          <w:p>
+            <w:pPr>
+              <w:spacing w:before="0" w:after="60"/>
+              <w:keepNext/>
+              <w:jc w:val="end"/>
+            </w:pPr>
+            <w:r>
+              <w:rPr>
+                <w:rFonts w:ascii="Calibri" w:hAnsi="Calibri"/>
+                <w:sz w:val="20"/>
+              </w:rPr>
+              <w:t xml:space="default">3</w:t>
+            </w:r>
+          </w:p>
+        </w:tc>
+        <w:tc>
+          <w:tcPr>
+            <w:tcBorders>
+              <w:top w:val="single" w:space="0" w:color="D3D3D3"/>
+              <w:bottom w:val="single" w:space="0" w:color="D3D3D3"/>
+              <w:start w:val="single" w:space="0" w:color="D3D3D3"/>
+              <w:end w:val="single" w:space="0" w:color="D3D3D3"/>
+            </w:tcBorders>
+          </w:tcPr>
+          <w:p>
+            <w:pPr>
+              <w:spacing w:before="0" w:after="60"/>
+              <w:keepNext/>
+              <w:jc w:val="end"/>
+            </w:pPr>
+            <w:r>
+              <w:rPr>
+                <w:rFonts w:ascii="Calibri" w:hAnsi="Calibri"/>
+                <w:sz w:val="20"/>
+              </w:rPr>
+              <w:t xml:space="default">0.493</w:t>
+            </w:r>
+          </w:p>
+        </w:tc>
+        <w:tc>
+          <w:tcPr>
+            <w:tcBorders>
+              <w:top w:val="single" w:space="0" w:color="D3D3D3"/>
+              <w:bottom w:val="single" w:space="0" w:color="D3D3D3"/>
+              <w:start w:val="single" w:space="0" w:color="D3D3D3"/>
+              <w:end w:val="single" w:space="0" w:color="D3D3D3"/>
+            </w:tcBorders>
+          </w:tcPr>
+          <w:p>
+            <w:pPr>
+              <w:spacing w:before="0" w:after="60"/>
+              <w:keepNext/>
+              <w:jc w:val="end"/>
+            </w:pPr>
+            <w:r>
+              <w:rPr>
+                <w:rFonts w:ascii="Calibri" w:hAnsi="Calibri"/>
+                <w:sz w:val="20"/>
+              </w:rPr>
+              <w:t xml:space="default">0.421</w:t>
             </w:r>
           </w:p>
         </w:tc>
@@ -929,7 +929,7 @@
                 <w:rFonts w:ascii="Calibri" w:hAnsi="Calibri"/>
                 <w:sz w:val="20"/>
               </w:rPr>
-              <w:t xml:space="default">0.500</w:t>
+              <w:t xml:space="default">0.979</w:t>
             </w:r>
           </w:p>
         </w:tc>
@@ -982,31 +982,103 @@
                 <w:rFonts w:ascii="Calibri" w:hAnsi="Calibri"/>
                 <w:sz w:val="20"/>
               </w:rPr>
-              <w:t xml:space="default">cooler_dry_high</w:t>
-            </w:r>
-          </w:p>
-        </w:tc>
-        <w:tc>
-          <w:tcPr>
-            <w:tcBorders>
-              <w:top w:val="single" w:space="0" w:color="D3D3D3"/>
-              <w:bottom w:val="single" w:space="0" w:color="D3D3D3"/>
-              <w:start w:val="single" w:space="0" w:color="D3D3D3"/>
-              <w:end w:val="single" w:space="0" w:color="D3D3D3"/>
-            </w:tcBorders>
-          </w:tcPr>
-          <w:p>
-            <w:pPr>
-              <w:spacing w:before="0" w:after="60"/>
-              <w:keepNext/>
-              <w:jc w:val="end"/>
-            </w:pPr>
-            <w:r>
-              <w:rPr>
-                <w:rFonts w:ascii="Calibri" w:hAnsi="Calibri"/>
-                <w:sz w:val="20"/>
-              </w:rPr>
-              <w:t xml:space="default">2</w:t>
+              <w:t xml:space="default">cooler_dry_moderate</w:t>
+            </w:r>
+          </w:p>
+        </w:tc>
+        <w:tc>
+          <w:tcPr>
+            <w:tcBorders>
+              <w:top w:val="single" w:space="0" w:color="D3D3D3"/>
+              <w:bottom w:val="single" w:space="0" w:color="D3D3D3"/>
+              <w:start w:val="single" w:space="0" w:color="D3D3D3"/>
+              <w:end w:val="single" w:space="0" w:color="D3D3D3"/>
+            </w:tcBorders>
+          </w:tcPr>
+          <w:p>
+            <w:pPr>
+              <w:spacing w:before="0" w:after="60"/>
+              <w:keepNext/>
+              <w:jc w:val="end"/>
+            </w:pPr>
+            <w:r>
+              <w:rPr>
+                <w:rFonts w:ascii="Calibri" w:hAnsi="Calibri"/>
+                <w:sz w:val="20"/>
+              </w:rPr>
+              <w:t xml:space="default">3</w:t>
+            </w:r>
+          </w:p>
+        </w:tc>
+        <w:tc>
+          <w:tcPr>
+            <w:tcBorders>
+              <w:top w:val="single" w:space="0" w:color="D3D3D3"/>
+              <w:bottom w:val="single" w:space="0" w:color="D3D3D3"/>
+              <w:start w:val="single" w:space="0" w:color="D3D3D3"/>
+              <w:end w:val="single" w:space="0" w:color="D3D3D3"/>
+            </w:tcBorders>
+          </w:tcPr>
+          <w:p>
+            <w:pPr>
+              <w:spacing w:before="0" w:after="60"/>
+              <w:keepNext/>
+              <w:jc w:val="end"/>
+            </w:pPr>
+            <w:r>
+              <w:rPr>
+                <w:rFonts w:ascii="Calibri" w:hAnsi="Calibri"/>
+                <w:sz w:val="20"/>
+              </w:rPr>
+              <w:t xml:space="default">0.333</w:t>
+            </w:r>
+          </w:p>
+        </w:tc>
+        <w:tc>
+          <w:tcPr>
+            <w:tcBorders>
+              <w:top w:val="single" w:space="0" w:color="D3D3D3"/>
+              <w:bottom w:val="single" w:space="0" w:color="D3D3D3"/>
+              <w:start w:val="single" w:space="0" w:color="D3D3D3"/>
+              <w:end w:val="single" w:space="0" w:color="D3D3D3"/>
+            </w:tcBorders>
+          </w:tcPr>
+          <w:p>
+            <w:pPr>
+              <w:spacing w:before="0" w:after="60"/>
+              <w:keepNext/>
+              <w:jc w:val="end"/>
+            </w:pPr>
+            <w:r>
+              <w:rPr>
+                <w:rFonts w:ascii="Calibri" w:hAnsi="Calibri"/>
+                <w:sz w:val="20"/>
+              </w:rPr>
+              <w:t xml:space="default">0.144</w:t>
+            </w:r>
+          </w:p>
+        </w:tc>
+        <w:tc>
+          <w:tcPr>
+            <w:tcBorders>
+              <w:top w:val="single" w:space="0" w:color="D3D3D3"/>
+              <w:bottom w:val="single" w:space="0" w:color="D3D3D3"/>
+              <w:start w:val="single" w:space="0" w:color="D3D3D3"/>
+              <w:end w:val="single" w:space="0" w:color="D3D3D3"/>
+            </w:tcBorders>
+          </w:tcPr>
+          <w:p>
+            <w:pPr>
+              <w:spacing w:before="0" w:after="60"/>
+              <w:keepNext/>
+              <w:jc w:val="end"/>
+            </w:pPr>
+            <w:r>
+              <w:rPr>
+                <w:rFonts w:ascii="Calibri" w:hAnsi="Calibri"/>
+                <w:sz w:val="20"/>
+              </w:rPr>
+              <w:t xml:space="default">0.250</w:t>
             </w:r>
           </w:p>
         </w:tc>
@@ -1031,78 +1103,6 @@
                 <w:sz w:val="20"/>
               </w:rPr>
               <w:t xml:space="default">0.500</w:t>
-            </w:r>
-          </w:p>
-        </w:tc>
-        <w:tc>
-          <w:tcPr>
-            <w:tcBorders>
-              <w:top w:val="single" w:space="0" w:color="D3D3D3"/>
-              <w:bottom w:val="single" w:space="0" w:color="D3D3D3"/>
-              <w:start w:val="single" w:space="0" w:color="D3D3D3"/>
-              <w:end w:val="single" w:space="0" w:color="D3D3D3"/>
-            </w:tcBorders>
-          </w:tcPr>
-          <w:p>
-            <w:pPr>
-              <w:spacing w:before="0" w:after="60"/>
-              <w:keepNext/>
-              <w:jc w:val="end"/>
-            </w:pPr>
-            <w:r>
-              <w:rPr>
-                <w:rFonts w:ascii="Calibri" w:hAnsi="Calibri"/>
-                <w:sz w:val="20"/>
-              </w:rPr>
-              <w:t xml:space="default">0.354</w:t>
-            </w:r>
-          </w:p>
-        </w:tc>
-        <w:tc>
-          <w:tcPr>
-            <w:tcBorders>
-              <w:top w:val="single" w:space="0" w:color="D3D3D3"/>
-              <w:bottom w:val="single" w:space="0" w:color="D3D3D3"/>
-              <w:start w:val="single" w:space="0" w:color="D3D3D3"/>
-              <w:end w:val="single" w:space="0" w:color="D3D3D3"/>
-            </w:tcBorders>
-          </w:tcPr>
-          <w:p>
-            <w:pPr>
-              <w:spacing w:before="0" w:after="60"/>
-              <w:keepNext/>
-              <w:jc w:val="end"/>
-            </w:pPr>
-            <w:r>
-              <w:rPr>
-                <w:rFonts w:ascii="Calibri" w:hAnsi="Calibri"/>
-                <w:sz w:val="20"/>
-              </w:rPr>
-              <w:t xml:space="default">0.250</w:t>
-            </w:r>
-          </w:p>
-        </w:tc>
-        <w:tc>
-          <w:tcPr>
-            <w:tcBorders>
-              <w:top w:val="single" w:space="0" w:color="D3D3D3"/>
-              <w:bottom w:val="single" w:space="0" w:color="D3D3D3"/>
-              <w:start w:val="single" w:space="0" w:color="D3D3D3"/>
-              <w:end w:val="single" w:space="0" w:color="D3D3D3"/>
-            </w:tcBorders>
-          </w:tcPr>
-          <w:p>
-            <w:pPr>
-              <w:spacing w:before="0" w:after="60"/>
-              <w:keepNext/>
-              <w:jc w:val="end"/>
-            </w:pPr>
-            <w:r>
-              <w:rPr>
-                <w:rFonts w:ascii="Calibri" w:hAnsi="Calibri"/>
-                <w:sz w:val="20"/>
-              </w:rPr>
-              <w:t xml:space="default">0.750</w:t>
             </w:r>
           </w:p>
         </w:tc>
@@ -1155,79 +1155,31 @@
                 <w:rFonts w:ascii="Calibri" w:hAnsi="Calibri"/>
                 <w:sz w:val="20"/>
               </w:rPr>
-              <w:t xml:space="default">warmer_variable_low</w:t>
-            </w:r>
-          </w:p>
-        </w:tc>
-        <w:tc>
-          <w:tcPr>
-            <w:tcBorders>
-              <w:top w:val="single" w:space="0" w:color="D3D3D3"/>
-              <w:bottom w:val="single" w:space="0" w:color="D3D3D3"/>
-              <w:start w:val="single" w:space="0" w:color="D3D3D3"/>
-              <w:end w:val="single" w:space="0" w:color="D3D3D3"/>
-            </w:tcBorders>
-          </w:tcPr>
-          <w:p>
-            <w:pPr>
-              <w:spacing w:before="0" w:after="60"/>
-              <w:keepNext/>
-              <w:jc w:val="end"/>
-            </w:pPr>
-            <w:r>
-              <w:rPr>
-                <w:rFonts w:ascii="Calibri" w:hAnsi="Calibri"/>
-                <w:sz w:val="20"/>
-              </w:rPr>
-              <w:t xml:space="default">2</w:t>
-            </w:r>
-          </w:p>
-        </w:tc>
-        <w:tc>
-          <w:tcPr>
-            <w:tcBorders>
-              <w:top w:val="single" w:space="0" w:color="D3D3D3"/>
-              <w:bottom w:val="single" w:space="0" w:color="D3D3D3"/>
-              <w:start w:val="single" w:space="0" w:color="D3D3D3"/>
-              <w:end w:val="single" w:space="0" w:color="D3D3D3"/>
-            </w:tcBorders>
-          </w:tcPr>
-          <w:p>
-            <w:pPr>
-              <w:spacing w:before="0" w:after="60"/>
-              <w:keepNext/>
-              <w:jc w:val="end"/>
-            </w:pPr>
-            <w:r>
-              <w:rPr>
-                <w:rFonts w:ascii="Calibri" w:hAnsi="Calibri"/>
-                <w:sz w:val="20"/>
-              </w:rPr>
-              <w:t xml:space="default">0.625</w:t>
-            </w:r>
-          </w:p>
-        </w:tc>
-        <w:tc>
-          <w:tcPr>
-            <w:tcBorders>
-              <w:top w:val="single" w:space="0" w:color="D3D3D3"/>
-              <w:bottom w:val="single" w:space="0" w:color="D3D3D3"/>
-              <w:start w:val="single" w:space="0" w:color="D3D3D3"/>
-              <w:end w:val="single" w:space="0" w:color="D3D3D3"/>
-            </w:tcBorders>
-          </w:tcPr>
-          <w:p>
-            <w:pPr>
-              <w:spacing w:before="0" w:after="60"/>
-              <w:keepNext/>
-              <w:jc w:val="end"/>
-            </w:pPr>
-            <w:r>
-              <w:rPr>
-                <w:rFonts w:ascii="Calibri" w:hAnsi="Calibri"/>
-                <w:sz w:val="20"/>
-              </w:rPr>
-              <w:t xml:space="default">0.177</w:t>
+              <w:t xml:space="default">cooler_no data_moderate</w:t>
+            </w:r>
+          </w:p>
+        </w:tc>
+        <w:tc>
+          <w:tcPr>
+            <w:tcBorders>
+              <w:top w:val="single" w:space="0" w:color="D3D3D3"/>
+              <w:bottom w:val="single" w:space="0" w:color="D3D3D3"/>
+              <w:start w:val="single" w:space="0" w:color="D3D3D3"/>
+              <w:end w:val="single" w:space="0" w:color="D3D3D3"/>
+            </w:tcBorders>
+          </w:tcPr>
+          <w:p>
+            <w:pPr>
+              <w:spacing w:before="0" w:after="60"/>
+              <w:keepNext/>
+              <w:jc w:val="end"/>
+            </w:pPr>
+            <w:r>
+              <w:rPr>
+                <w:rFonts w:ascii="Calibri" w:hAnsi="Calibri"/>
+                <w:sz w:val="20"/>
+              </w:rPr>
+              <w:t xml:space="default">1</w:t>
             </w:r>
           </w:p>
         </w:tc>
@@ -1275,7 +1227,55 @@
                 <w:rFonts w:ascii="Calibri" w:hAnsi="Calibri"/>
                 <w:sz w:val="20"/>
               </w:rPr>
-              <w:t xml:space="default">0.750</w:t>
+              <w:t xml:space="default">NA</w:t>
+            </w:r>
+          </w:p>
+        </w:tc>
+        <w:tc>
+          <w:tcPr>
+            <w:tcBorders>
+              <w:top w:val="single" w:space="0" w:color="D3D3D3"/>
+              <w:bottom w:val="single" w:space="0" w:color="D3D3D3"/>
+              <w:start w:val="single" w:space="0" w:color="D3D3D3"/>
+              <w:end w:val="single" w:space="0" w:color="D3D3D3"/>
+            </w:tcBorders>
+          </w:tcPr>
+          <w:p>
+            <w:pPr>
+              <w:spacing w:before="0" w:after="60"/>
+              <w:keepNext/>
+              <w:jc w:val="end"/>
+            </w:pPr>
+            <w:r>
+              <w:rPr>
+                <w:rFonts w:ascii="Calibri" w:hAnsi="Calibri"/>
+                <w:sz w:val="20"/>
+              </w:rPr>
+              <w:t xml:space="default">0.500</w:t>
+            </w:r>
+          </w:p>
+        </w:tc>
+        <w:tc>
+          <w:tcPr>
+            <w:tcBorders>
+              <w:top w:val="single" w:space="0" w:color="D3D3D3"/>
+              <w:bottom w:val="single" w:space="0" w:color="D3D3D3"/>
+              <w:start w:val="single" w:space="0" w:color="D3D3D3"/>
+              <w:end w:val="single" w:space="0" w:color="D3D3D3"/>
+            </w:tcBorders>
+          </w:tcPr>
+          <w:p>
+            <w:pPr>
+              <w:spacing w:before="0" w:after="60"/>
+              <w:keepNext/>
+              <w:jc w:val="end"/>
+            </w:pPr>
+            <w:r>
+              <w:rPr>
+                <w:rFonts w:ascii="Calibri" w:hAnsi="Calibri"/>
+                <w:sz w:val="20"/>
+              </w:rPr>
+              <w:t xml:space="default">0.500</w:t>
             </w:r>
           </w:p>
         </w:tc>
@@ -1328,127 +1328,127 @@
                 <w:rFonts w:ascii="Calibri" w:hAnsi="Calibri"/>
                 <w:sz w:val="20"/>
               </w:rPr>
-              <w:t xml:space="default">warmer_variable_high</w:t>
-            </w:r>
-          </w:p>
-        </w:tc>
-        <w:tc>
-          <w:tcPr>
-            <w:tcBorders>
-              <w:top w:val="single" w:space="0" w:color="D3D3D3"/>
-              <w:bottom w:val="single" w:space="0" w:color="D3D3D3"/>
-              <w:start w:val="single" w:space="0" w:color="D3D3D3"/>
-              <w:end w:val="single" w:space="0" w:color="D3D3D3"/>
-            </w:tcBorders>
-          </w:tcPr>
-          <w:p>
-            <w:pPr>
-              <w:spacing w:before="0" w:after="60"/>
-              <w:keepNext/>
-              <w:jc w:val="end"/>
-            </w:pPr>
-            <w:r>
-              <w:rPr>
-                <w:rFonts w:ascii="Calibri" w:hAnsi="Calibri"/>
-                <w:sz w:val="20"/>
-              </w:rPr>
-              <w:t xml:space="default">2</w:t>
-            </w:r>
-          </w:p>
-        </w:tc>
-        <w:tc>
-          <w:tcPr>
-            <w:tcBorders>
-              <w:top w:val="single" w:space="0" w:color="D3D3D3"/>
-              <w:bottom w:val="single" w:space="0" w:color="D3D3D3"/>
-              <w:start w:val="single" w:space="0" w:color="D3D3D3"/>
-              <w:end w:val="single" w:space="0" w:color="D3D3D3"/>
-            </w:tcBorders>
-          </w:tcPr>
-          <w:p>
-            <w:pPr>
-              <w:spacing w:before="0" w:after="60"/>
-              <w:keepNext/>
-              <w:jc w:val="end"/>
-            </w:pPr>
-            <w:r>
-              <w:rPr>
-                <w:rFonts w:ascii="Calibri" w:hAnsi="Calibri"/>
-                <w:sz w:val="20"/>
-              </w:rPr>
-              <w:t xml:space="default">0.866</w:t>
-            </w:r>
-          </w:p>
-        </w:tc>
-        <w:tc>
-          <w:tcPr>
-            <w:tcBorders>
-              <w:top w:val="single" w:space="0" w:color="D3D3D3"/>
-              <w:bottom w:val="single" w:space="0" w:color="D3D3D3"/>
-              <w:start w:val="single" w:space="0" w:color="D3D3D3"/>
-              <w:end w:val="single" w:space="0" w:color="D3D3D3"/>
-            </w:tcBorders>
-          </w:tcPr>
-          <w:p>
-            <w:pPr>
-              <w:spacing w:before="0" w:after="60"/>
-              <w:keepNext/>
-              <w:jc w:val="end"/>
-            </w:pPr>
-            <w:r>
-              <w:rPr>
-                <w:rFonts w:ascii="Calibri" w:hAnsi="Calibri"/>
-                <w:sz w:val="20"/>
-              </w:rPr>
-              <w:t xml:space="default">0.164</w:t>
-            </w:r>
-          </w:p>
-        </w:tc>
-        <w:tc>
-          <w:tcPr>
-            <w:tcBorders>
-              <w:top w:val="single" w:space="0" w:color="D3D3D3"/>
-              <w:bottom w:val="single" w:space="0" w:color="D3D3D3"/>
-              <w:start w:val="single" w:space="0" w:color="D3D3D3"/>
-              <w:end w:val="single" w:space="0" w:color="D3D3D3"/>
-            </w:tcBorders>
-          </w:tcPr>
-          <w:p>
-            <w:pPr>
-              <w:spacing w:before="0" w:after="60"/>
-              <w:keepNext/>
-              <w:jc w:val="end"/>
-            </w:pPr>
-            <w:r>
-              <w:rPr>
-                <w:rFonts w:ascii="Calibri" w:hAnsi="Calibri"/>
-                <w:sz w:val="20"/>
-              </w:rPr>
-              <w:t xml:space="default">0.750</w:t>
-            </w:r>
-          </w:p>
-        </w:tc>
-        <w:tc>
-          <w:tcPr>
-            <w:tcBorders>
-              <w:top w:val="single" w:space="0" w:color="D3D3D3"/>
-              <w:bottom w:val="single" w:space="0" w:color="D3D3D3"/>
-              <w:start w:val="single" w:space="0" w:color="D3D3D3"/>
-              <w:end w:val="single" w:space="0" w:color="D3D3D3"/>
-            </w:tcBorders>
-          </w:tcPr>
-          <w:p>
-            <w:pPr>
-              <w:spacing w:before="0" w:after="60"/>
-              <w:keepNext/>
-              <w:jc w:val="end"/>
-            </w:pPr>
-            <w:r>
-              <w:rPr>
-                <w:rFonts w:ascii="Calibri" w:hAnsi="Calibri"/>
-                <w:sz w:val="20"/>
-              </w:rPr>
-              <w:t xml:space="default">0.981</w:t>
+              <w:t xml:space="default">CWP&amp;MWA_dry_enhanced</w:t>
+            </w:r>
+          </w:p>
+        </w:tc>
+        <w:tc>
+          <w:tcPr>
+            <w:tcBorders>
+              <w:top w:val="single" w:space="0" w:color="D3D3D3"/>
+              <w:bottom w:val="single" w:space="0" w:color="D3D3D3"/>
+              <w:start w:val="single" w:space="0" w:color="D3D3D3"/>
+              <w:end w:val="single" w:space="0" w:color="D3D3D3"/>
+            </w:tcBorders>
+          </w:tcPr>
+          <w:p>
+            <w:pPr>
+              <w:spacing w:before="0" w:after="60"/>
+              <w:keepNext/>
+              <w:jc w:val="end"/>
+            </w:pPr>
+            <w:r>
+              <w:rPr>
+                <w:rFonts w:ascii="Calibri" w:hAnsi="Calibri"/>
+                <w:sz w:val="20"/>
+              </w:rPr>
+              <w:t xml:space="default">1</w:t>
+            </w:r>
+          </w:p>
+        </w:tc>
+        <w:tc>
+          <w:tcPr>
+            <w:tcBorders>
+              <w:top w:val="single" w:space="0" w:color="D3D3D3"/>
+              <w:bottom w:val="single" w:space="0" w:color="D3D3D3"/>
+              <w:start w:val="single" w:space="0" w:color="D3D3D3"/>
+              <w:end w:val="single" w:space="0" w:color="D3D3D3"/>
+            </w:tcBorders>
+          </w:tcPr>
+          <w:p>
+            <w:pPr>
+              <w:spacing w:before="0" w:after="60"/>
+              <w:keepNext/>
+              <w:jc w:val="end"/>
+            </w:pPr>
+            <w:r>
+              <w:rPr>
+                <w:rFonts w:ascii="Calibri" w:hAnsi="Calibri"/>
+                <w:sz w:val="20"/>
+              </w:rPr>
+              <w:t xml:space="default">0.500</w:t>
+            </w:r>
+          </w:p>
+        </w:tc>
+        <w:tc>
+          <w:tcPr>
+            <w:tcBorders>
+              <w:top w:val="single" w:space="0" w:color="D3D3D3"/>
+              <w:bottom w:val="single" w:space="0" w:color="D3D3D3"/>
+              <w:start w:val="single" w:space="0" w:color="D3D3D3"/>
+              <w:end w:val="single" w:space="0" w:color="D3D3D3"/>
+            </w:tcBorders>
+          </w:tcPr>
+          <w:p>
+            <w:pPr>
+              <w:spacing w:before="0" w:after="60"/>
+              <w:keepNext/>
+              <w:jc w:val="end"/>
+            </w:pPr>
+            <w:r>
+              <w:rPr>
+                <w:rFonts w:ascii="Calibri" w:hAnsi="Calibri"/>
+                <w:sz w:val="20"/>
+              </w:rPr>
+              <w:t xml:space="default">NA</w:t>
+            </w:r>
+          </w:p>
+        </w:tc>
+        <w:tc>
+          <w:tcPr>
+            <w:tcBorders>
+              <w:top w:val="single" w:space="0" w:color="D3D3D3"/>
+              <w:bottom w:val="single" w:space="0" w:color="D3D3D3"/>
+              <w:start w:val="single" w:space="0" w:color="D3D3D3"/>
+              <w:end w:val="single" w:space="0" w:color="D3D3D3"/>
+            </w:tcBorders>
+          </w:tcPr>
+          <w:p>
+            <w:pPr>
+              <w:spacing w:before="0" w:after="60"/>
+              <w:keepNext/>
+              <w:jc w:val="end"/>
+            </w:pPr>
+            <w:r>
+              <w:rPr>
+                <w:rFonts w:ascii="Calibri" w:hAnsi="Calibri"/>
+                <w:sz w:val="20"/>
+              </w:rPr>
+              <w:t xml:space="default">0.500</w:t>
+            </w:r>
+          </w:p>
+        </w:tc>
+        <w:tc>
+          <w:tcPr>
+            <w:tcBorders>
+              <w:top w:val="single" w:space="0" w:color="D3D3D3"/>
+              <w:bottom w:val="single" w:space="0" w:color="D3D3D3"/>
+              <w:start w:val="single" w:space="0" w:color="D3D3D3"/>
+              <w:end w:val="single" w:space="0" w:color="D3D3D3"/>
+            </w:tcBorders>
+          </w:tcPr>
+          <w:p>
+            <w:pPr>
+              <w:spacing w:before="0" w:after="60"/>
+              <w:keepNext/>
+              <w:jc w:val="end"/>
+            </w:pPr>
+            <w:r>
+              <w:rPr>
+                <w:rFonts w:ascii="Calibri" w:hAnsi="Calibri"/>
+                <w:sz w:val="20"/>
+              </w:rPr>
+              <w:t xml:space="default">0.500</w:t>
             </w:r>
           </w:p>
         </w:tc>
@@ -1477,7 +1477,7 @@
                 <w:rFonts w:ascii="Calibri" w:hAnsi="Calibri"/>
                 <w:sz w:val="20"/>
               </w:rPr>
-              <w:t xml:space="default">Florida</w:t>
+              <w:t xml:space="default">Belize</w:t>
             </w:r>
           </w:p>
         </w:tc>
@@ -1501,7 +1501,7 @@
                 <w:rFonts w:ascii="Calibri" w:hAnsi="Calibri"/>
                 <w:sz w:val="20"/>
               </w:rPr>
-              <w:t xml:space="default">LIA_variable_low</w:t>
+              <w:t xml:space="default">warmer_wet_low</w:t>
             </w:r>
           </w:p>
         </w:tc>
@@ -1549,79 +1549,79 @@
                 <w:rFonts w:ascii="Calibri" w:hAnsi="Calibri"/>
                 <w:sz w:val="20"/>
               </w:rPr>
-              <w:t xml:space="default">0.102</w:t>
-            </w:r>
-          </w:p>
-        </w:tc>
-        <w:tc>
-          <w:tcPr>
-            <w:tcBorders>
-              <w:top w:val="single" w:space="0" w:color="D3D3D3"/>
-              <w:bottom w:val="single" w:space="0" w:color="D3D3D3"/>
-              <w:start w:val="single" w:space="0" w:color="D3D3D3"/>
-              <w:end w:val="single" w:space="0" w:color="D3D3D3"/>
-            </w:tcBorders>
-          </w:tcPr>
-          <w:p>
-            <w:pPr>
-              <w:spacing w:before="0" w:after="60"/>
-              <w:keepNext/>
-              <w:jc w:val="end"/>
-            </w:pPr>
-            <w:r>
-              <w:rPr>
-                <w:rFonts w:ascii="Calibri" w:hAnsi="Calibri"/>
-                <w:sz w:val="20"/>
-              </w:rPr>
-              <w:t xml:space="default">0.036</w:t>
-            </w:r>
-          </w:p>
-        </w:tc>
-        <w:tc>
-          <w:tcPr>
-            <w:tcBorders>
-              <w:top w:val="single" w:space="0" w:color="D3D3D3"/>
-              <w:bottom w:val="single" w:space="0" w:color="D3D3D3"/>
-              <w:start w:val="single" w:space="0" w:color="D3D3D3"/>
-              <w:end w:val="single" w:space="0" w:color="D3D3D3"/>
-            </w:tcBorders>
-          </w:tcPr>
-          <w:p>
-            <w:pPr>
-              <w:spacing w:before="0" w:after="60"/>
-              <w:keepNext/>
-              <w:jc w:val="end"/>
-            </w:pPr>
-            <w:r>
-              <w:rPr>
-                <w:rFonts w:ascii="Calibri" w:hAnsi="Calibri"/>
-                <w:sz w:val="20"/>
-              </w:rPr>
-              <w:t xml:space="default">0.077</w:t>
-            </w:r>
-          </w:p>
-        </w:tc>
-        <w:tc>
-          <w:tcPr>
-            <w:tcBorders>
-              <w:top w:val="single" w:space="0" w:color="D3D3D3"/>
-              <w:bottom w:val="single" w:space="0" w:color="D3D3D3"/>
-              <w:start w:val="single" w:space="0" w:color="D3D3D3"/>
-              <w:end w:val="single" w:space="0" w:color="D3D3D3"/>
-            </w:tcBorders>
-          </w:tcPr>
-          <w:p>
-            <w:pPr>
-              <w:spacing w:before="0" w:after="60"/>
-              <w:keepNext/>
-              <w:jc w:val="end"/>
-            </w:pPr>
-            <w:r>
-              <w:rPr>
-                <w:rFonts w:ascii="Calibri" w:hAnsi="Calibri"/>
-                <w:sz w:val="20"/>
-              </w:rPr>
-              <w:t xml:space="default">0.128</w:t>
+              <w:t xml:space="default">0.625</w:t>
+            </w:r>
+          </w:p>
+        </w:tc>
+        <w:tc>
+          <w:tcPr>
+            <w:tcBorders>
+              <w:top w:val="single" w:space="0" w:color="D3D3D3"/>
+              <w:bottom w:val="single" w:space="0" w:color="D3D3D3"/>
+              <w:start w:val="single" w:space="0" w:color="D3D3D3"/>
+              <w:end w:val="single" w:space="0" w:color="D3D3D3"/>
+            </w:tcBorders>
+          </w:tcPr>
+          <w:p>
+            <w:pPr>
+              <w:spacing w:before="0" w:after="60"/>
+              <w:keepNext/>
+              <w:jc w:val="end"/>
+            </w:pPr>
+            <w:r>
+              <w:rPr>
+                <w:rFonts w:ascii="Calibri" w:hAnsi="Calibri"/>
+                <w:sz w:val="20"/>
+              </w:rPr>
+              <w:t xml:space="default">0.177</w:t>
+            </w:r>
+          </w:p>
+        </w:tc>
+        <w:tc>
+          <w:tcPr>
+            <w:tcBorders>
+              <w:top w:val="single" w:space="0" w:color="D3D3D3"/>
+              <w:bottom w:val="single" w:space="0" w:color="D3D3D3"/>
+              <w:start w:val="single" w:space="0" w:color="D3D3D3"/>
+              <w:end w:val="single" w:space="0" w:color="D3D3D3"/>
+            </w:tcBorders>
+          </w:tcPr>
+          <w:p>
+            <w:pPr>
+              <w:spacing w:before="0" w:after="60"/>
+              <w:keepNext/>
+              <w:jc w:val="end"/>
+            </w:pPr>
+            <w:r>
+              <w:rPr>
+                <w:rFonts w:ascii="Calibri" w:hAnsi="Calibri"/>
+                <w:sz w:val="20"/>
+              </w:rPr>
+              <w:t xml:space="default">0.500</w:t>
+            </w:r>
+          </w:p>
+        </w:tc>
+        <w:tc>
+          <w:tcPr>
+            <w:tcBorders>
+              <w:top w:val="single" w:space="0" w:color="D3D3D3"/>
+              <w:bottom w:val="single" w:space="0" w:color="D3D3D3"/>
+              <w:start w:val="single" w:space="0" w:color="D3D3D3"/>
+              <w:end w:val="single" w:space="0" w:color="D3D3D3"/>
+            </w:tcBorders>
+          </w:tcPr>
+          <w:p>
+            <w:pPr>
+              <w:spacing w:before="0" w:after="60"/>
+              <w:keepNext/>
+              <w:jc w:val="end"/>
+            </w:pPr>
+            <w:r>
+              <w:rPr>
+                <w:rFonts w:ascii="Calibri" w:hAnsi="Calibri"/>
+                <w:sz w:val="20"/>
+              </w:rPr>
+              <w:t xml:space="default">0.750</w:t>
             </w:r>
           </w:p>
         </w:tc>
@@ -1674,127 +1674,127 @@
                 <w:rFonts w:ascii="Calibri" w:hAnsi="Calibri"/>
                 <w:sz w:val="20"/>
               </w:rPr>
-              <w:t xml:space="default">cooler_dry_low</w:t>
-            </w:r>
-          </w:p>
-        </w:tc>
-        <w:tc>
-          <w:tcPr>
-            <w:tcBorders>
-              <w:top w:val="single" w:space="0" w:color="D3D3D3"/>
-              <w:bottom w:val="single" w:space="0" w:color="D3D3D3"/>
-              <w:start w:val="single" w:space="0" w:color="D3D3D3"/>
-              <w:end w:val="single" w:space="0" w:color="D3D3D3"/>
-            </w:tcBorders>
-          </w:tcPr>
-          <w:p>
-            <w:pPr>
-              <w:spacing w:before="0" w:after="60"/>
-              <w:keepNext/>
-              <w:jc w:val="end"/>
-            </w:pPr>
-            <w:r>
-              <w:rPr>
-                <w:rFonts w:ascii="Calibri" w:hAnsi="Calibri"/>
-                <w:sz w:val="20"/>
-              </w:rPr>
-              <w:t xml:space="default">7</w:t>
-            </w:r>
-          </w:p>
-        </w:tc>
-        <w:tc>
-          <w:tcPr>
-            <w:tcBorders>
-              <w:top w:val="single" w:space="0" w:color="D3D3D3"/>
-              <w:bottom w:val="single" w:space="0" w:color="D3D3D3"/>
-              <w:start w:val="single" w:space="0" w:color="D3D3D3"/>
-              <w:end w:val="single" w:space="0" w:color="D3D3D3"/>
-            </w:tcBorders>
-          </w:tcPr>
-          <w:p>
-            <w:pPr>
-              <w:spacing w:before="0" w:after="60"/>
-              <w:keepNext/>
-              <w:jc w:val="end"/>
-            </w:pPr>
-            <w:r>
-              <w:rPr>
-                <w:rFonts w:ascii="Calibri" w:hAnsi="Calibri"/>
-                <w:sz w:val="20"/>
-              </w:rPr>
-              <w:t xml:space="default">0.418</w:t>
-            </w:r>
-          </w:p>
-        </w:tc>
-        <w:tc>
-          <w:tcPr>
-            <w:tcBorders>
-              <w:top w:val="single" w:space="0" w:color="D3D3D3"/>
-              <w:bottom w:val="single" w:space="0" w:color="D3D3D3"/>
-              <w:start w:val="single" w:space="0" w:color="D3D3D3"/>
-              <w:end w:val="single" w:space="0" w:color="D3D3D3"/>
-            </w:tcBorders>
-          </w:tcPr>
-          <w:p>
-            <w:pPr>
-              <w:spacing w:before="0" w:after="60"/>
-              <w:keepNext/>
-              <w:jc w:val="end"/>
-            </w:pPr>
-            <w:r>
-              <w:rPr>
-                <w:rFonts w:ascii="Calibri" w:hAnsi="Calibri"/>
-                <w:sz w:val="20"/>
-              </w:rPr>
-              <w:t xml:space="default">0.321</w:t>
-            </w:r>
-          </w:p>
-        </w:tc>
-        <w:tc>
-          <w:tcPr>
-            <w:tcBorders>
-              <w:top w:val="single" w:space="0" w:color="D3D3D3"/>
-              <w:bottom w:val="single" w:space="0" w:color="D3D3D3"/>
-              <w:start w:val="single" w:space="0" w:color="D3D3D3"/>
-              <w:end w:val="single" w:space="0" w:color="D3D3D3"/>
-            </w:tcBorders>
-          </w:tcPr>
-          <w:p>
-            <w:pPr>
-              <w:spacing w:before="0" w:after="60"/>
-              <w:keepNext/>
-              <w:jc w:val="end"/>
-            </w:pPr>
-            <w:r>
-              <w:rPr>
-                <w:rFonts w:ascii="Calibri" w:hAnsi="Calibri"/>
-                <w:sz w:val="20"/>
-              </w:rPr>
-              <w:t xml:space="default">0.128</w:t>
-            </w:r>
-          </w:p>
-        </w:tc>
-        <w:tc>
-          <w:tcPr>
-            <w:tcBorders>
-              <w:top w:val="single" w:space="0" w:color="D3D3D3"/>
-              <w:bottom w:val="single" w:space="0" w:color="D3D3D3"/>
-              <w:start w:val="single" w:space="0" w:color="D3D3D3"/>
-              <w:end w:val="single" w:space="0" w:color="D3D3D3"/>
-            </w:tcBorders>
-          </w:tcPr>
-          <w:p>
-            <w:pPr>
-              <w:spacing w:before="0" w:after="60"/>
-              <w:keepNext/>
-              <w:jc w:val="end"/>
-            </w:pPr>
-            <w:r>
-              <w:rPr>
-                <w:rFonts w:ascii="Calibri" w:hAnsi="Calibri"/>
-                <w:sz w:val="20"/>
-              </w:rPr>
-              <w:t xml:space="default">0.989</w:t>
+              <w:t xml:space="default">cooler_dry_active</w:t>
+            </w:r>
+          </w:p>
+        </w:tc>
+        <w:tc>
+          <w:tcPr>
+            <w:tcBorders>
+              <w:top w:val="single" w:space="0" w:color="D3D3D3"/>
+              <w:bottom w:val="single" w:space="0" w:color="D3D3D3"/>
+              <w:start w:val="single" w:space="0" w:color="D3D3D3"/>
+              <w:end w:val="single" w:space="0" w:color="D3D3D3"/>
+            </w:tcBorders>
+          </w:tcPr>
+          <w:p>
+            <w:pPr>
+              <w:spacing w:before="0" w:after="60"/>
+              <w:keepNext/>
+              <w:jc w:val="end"/>
+            </w:pPr>
+            <w:r>
+              <w:rPr>
+                <w:rFonts w:ascii="Calibri" w:hAnsi="Calibri"/>
+                <w:sz w:val="20"/>
+              </w:rPr>
+              <w:t xml:space="default">6</w:t>
+            </w:r>
+          </w:p>
+        </w:tc>
+        <w:tc>
+          <w:tcPr>
+            <w:tcBorders>
+              <w:top w:val="single" w:space="0" w:color="D3D3D3"/>
+              <w:bottom w:val="single" w:space="0" w:color="D3D3D3"/>
+              <w:start w:val="single" w:space="0" w:color="D3D3D3"/>
+              <w:end w:val="single" w:space="0" w:color="D3D3D3"/>
+            </w:tcBorders>
+          </w:tcPr>
+          <w:p>
+            <w:pPr>
+              <w:spacing w:before="0" w:after="60"/>
+              <w:keepNext/>
+              <w:jc w:val="end"/>
+            </w:pPr>
+            <w:r>
+              <w:rPr>
+                <w:rFonts w:ascii="Calibri" w:hAnsi="Calibri"/>
+                <w:sz w:val="20"/>
+              </w:rPr>
+              <w:t xml:space="default">0.308</w:t>
+            </w:r>
+          </w:p>
+        </w:tc>
+        <w:tc>
+          <w:tcPr>
+            <w:tcBorders>
+              <w:top w:val="single" w:space="0" w:color="D3D3D3"/>
+              <w:bottom w:val="single" w:space="0" w:color="D3D3D3"/>
+              <w:start w:val="single" w:space="0" w:color="D3D3D3"/>
+              <w:end w:val="single" w:space="0" w:color="D3D3D3"/>
+            </w:tcBorders>
+          </w:tcPr>
+          <w:p>
+            <w:pPr>
+              <w:spacing w:before="0" w:after="60"/>
+              <w:keepNext/>
+              <w:jc w:val="end"/>
+            </w:pPr>
+            <w:r>
+              <w:rPr>
+                <w:rFonts w:ascii="Calibri" w:hAnsi="Calibri"/>
+                <w:sz w:val="20"/>
+              </w:rPr>
+              <w:t xml:space="default">0.247</w:t>
+            </w:r>
+          </w:p>
+        </w:tc>
+        <w:tc>
+          <w:tcPr>
+            <w:tcBorders>
+              <w:top w:val="single" w:space="0" w:color="D3D3D3"/>
+              <w:bottom w:val="single" w:space="0" w:color="D3D3D3"/>
+              <w:start w:val="single" w:space="0" w:color="D3D3D3"/>
+              <w:end w:val="single" w:space="0" w:color="D3D3D3"/>
+            </w:tcBorders>
+          </w:tcPr>
+          <w:p>
+            <w:pPr>
+              <w:spacing w:before="0" w:after="60"/>
+              <w:keepNext/>
+              <w:jc w:val="end"/>
+            </w:pPr>
+            <w:r>
+              <w:rPr>
+                <w:rFonts w:ascii="Calibri" w:hAnsi="Calibri"/>
+                <w:sz w:val="20"/>
+              </w:rPr>
+              <w:t xml:space="default">0.080</w:t>
+            </w:r>
+          </w:p>
+        </w:tc>
+        <w:tc>
+          <w:tcPr>
+            <w:tcBorders>
+              <w:top w:val="single" w:space="0" w:color="D3D3D3"/>
+              <w:bottom w:val="single" w:space="0" w:color="D3D3D3"/>
+              <w:start w:val="single" w:space="0" w:color="D3D3D3"/>
+              <w:end w:val="single" w:space="0" w:color="D3D3D3"/>
+            </w:tcBorders>
+          </w:tcPr>
+          <w:p>
+            <w:pPr>
+              <w:spacing w:before="0" w:after="60"/>
+              <w:keepNext/>
+              <w:jc w:val="end"/>
+            </w:pPr>
+            <w:r>
+              <w:rPr>
+                <w:rFonts w:ascii="Calibri" w:hAnsi="Calibri"/>
+                <w:sz w:val="20"/>
+              </w:rPr>
+              <w:t xml:space="default">0.767</w:t>
             </w:r>
           </w:p>
         </w:tc>
@@ -1847,7 +1847,7 @@
                 <w:rFonts w:ascii="Calibri" w:hAnsi="Calibri"/>
                 <w:sz w:val="20"/>
               </w:rPr>
-              <w:t xml:space="default">CWP&amp;MWA_dry_medium</w:t>
+              <w:t xml:space="default">CWP&amp;MWA_dry_active</w:t>
             </w:r>
           </w:p>
         </w:tc>
@@ -1895,79 +1895,79 @@
                 <w:rFonts w:ascii="Calibri" w:hAnsi="Calibri"/>
                 <w:sz w:val="20"/>
               </w:rPr>
-              <w:t xml:space="default">0.136</w:t>
-            </w:r>
-          </w:p>
-        </w:tc>
-        <w:tc>
-          <w:tcPr>
-            <w:tcBorders>
-              <w:top w:val="single" w:space="0" w:color="D3D3D3"/>
-              <w:bottom w:val="single" w:space="0" w:color="D3D3D3"/>
-              <w:start w:val="single" w:space="0" w:color="D3D3D3"/>
-              <w:end w:val="single" w:space="0" w:color="D3D3D3"/>
-            </w:tcBorders>
-          </w:tcPr>
-          <w:p>
-            <w:pPr>
-              <w:spacing w:before="0" w:after="60"/>
-              <w:keepNext/>
-              <w:jc w:val="end"/>
-            </w:pPr>
-            <w:r>
-              <w:rPr>
-                <w:rFonts w:ascii="Calibri" w:hAnsi="Calibri"/>
-                <w:sz w:val="20"/>
-              </w:rPr>
-              <w:t xml:space="default">0.103</w:t>
-            </w:r>
-          </w:p>
-        </w:tc>
-        <w:tc>
-          <w:tcPr>
-            <w:tcBorders>
-              <w:top w:val="single" w:space="0" w:color="D3D3D3"/>
-              <w:bottom w:val="single" w:space="0" w:color="D3D3D3"/>
-              <w:start w:val="single" w:space="0" w:color="D3D3D3"/>
-              <w:end w:val="single" w:space="0" w:color="D3D3D3"/>
-            </w:tcBorders>
-          </w:tcPr>
-          <w:p>
-            <w:pPr>
-              <w:spacing w:before="0" w:after="60"/>
-              <w:keepNext/>
-              <w:jc w:val="end"/>
-            </w:pPr>
-            <w:r>
-              <w:rPr>
-                <w:rFonts w:ascii="Calibri" w:hAnsi="Calibri"/>
-                <w:sz w:val="20"/>
-              </w:rPr>
-              <w:t xml:space="default">0.077</w:t>
-            </w:r>
-          </w:p>
-        </w:tc>
-        <w:tc>
-          <w:tcPr>
-            <w:tcBorders>
-              <w:top w:val="single" w:space="0" w:color="D3D3D3"/>
-              <w:bottom w:val="single" w:space="0" w:color="D3D3D3"/>
-              <w:start w:val="single" w:space="0" w:color="D3D3D3"/>
-              <w:end w:val="single" w:space="0" w:color="D3D3D3"/>
-            </w:tcBorders>
-          </w:tcPr>
-          <w:p>
-            <w:pPr>
-              <w:spacing w:before="0" w:after="60"/>
-              <w:keepNext/>
-              <w:jc w:val="end"/>
-            </w:pPr>
-            <w:r>
-              <w:rPr>
-                <w:rFonts w:ascii="Calibri" w:hAnsi="Calibri"/>
-                <w:sz w:val="20"/>
-              </w:rPr>
-              <w:t xml:space="default">0.255</w:t>
+              <w:t xml:space="default">0.293</w:t>
+            </w:r>
+          </w:p>
+        </w:tc>
+        <w:tc>
+          <w:tcPr>
+            <w:tcBorders>
+              <w:top w:val="single" w:space="0" w:color="D3D3D3"/>
+              <w:bottom w:val="single" w:space="0" w:color="D3D3D3"/>
+              <w:start w:val="single" w:space="0" w:color="D3D3D3"/>
+              <w:end w:val="single" w:space="0" w:color="D3D3D3"/>
+            </w:tcBorders>
+          </w:tcPr>
+          <w:p>
+            <w:pPr>
+              <w:spacing w:before="0" w:after="60"/>
+              <w:keepNext/>
+              <w:jc w:val="end"/>
+            </w:pPr>
+            <w:r>
+              <w:rPr>
+                <w:rFonts w:ascii="Calibri" w:hAnsi="Calibri"/>
+                <w:sz w:val="20"/>
+              </w:rPr>
+              <w:t xml:space="default">0.272</w:t>
+            </w:r>
+          </w:p>
+        </w:tc>
+        <w:tc>
+          <w:tcPr>
+            <w:tcBorders>
+              <w:top w:val="single" w:space="0" w:color="D3D3D3"/>
+              <w:bottom w:val="single" w:space="0" w:color="D3D3D3"/>
+              <w:start w:val="single" w:space="0" w:color="D3D3D3"/>
+              <w:end w:val="single" w:space="0" w:color="D3D3D3"/>
+            </w:tcBorders>
+          </w:tcPr>
+          <w:p>
+            <w:pPr>
+              <w:spacing w:before="0" w:after="60"/>
+              <w:keepNext/>
+              <w:jc w:val="end"/>
+            </w:pPr>
+            <w:r>
+              <w:rPr>
+                <w:rFonts w:ascii="Calibri" w:hAnsi="Calibri"/>
+                <w:sz w:val="20"/>
+              </w:rPr>
+              <w:t xml:space="default">0.080</w:t>
+            </w:r>
+          </w:p>
+        </w:tc>
+        <w:tc>
+          <w:tcPr>
+            <w:tcBorders>
+              <w:top w:val="single" w:space="0" w:color="D3D3D3"/>
+              <w:bottom w:val="single" w:space="0" w:color="D3D3D3"/>
+              <w:start w:val="single" w:space="0" w:color="D3D3D3"/>
+              <w:end w:val="single" w:space="0" w:color="D3D3D3"/>
+            </w:tcBorders>
+          </w:tcPr>
+          <w:p>
+            <w:pPr>
+              <w:spacing w:before="0" w:after="60"/>
+              <w:keepNext/>
+              <w:jc w:val="end"/>
+            </w:pPr>
+            <w:r>
+              <w:rPr>
+                <w:rFonts w:ascii="Calibri" w:hAnsi="Calibri"/>
+                <w:sz w:val="20"/>
+              </w:rPr>
+              <w:t xml:space="default">0.600</w:t>
             </w:r>
           </w:p>
         </w:tc>
@@ -2020,127 +2020,127 @@
                 <w:rFonts w:ascii="Calibri" w:hAnsi="Calibri"/>
                 <w:sz w:val="20"/>
               </w:rPr>
-              <w:t xml:space="default">cooler_wet_high</w:t>
-            </w:r>
-          </w:p>
-        </w:tc>
-        <w:tc>
-          <w:tcPr>
-            <w:tcBorders>
-              <w:top w:val="single" w:space="0" w:color="D3D3D3"/>
-              <w:bottom w:val="single" w:space="0" w:color="D3D3D3"/>
-              <w:start w:val="single" w:space="0" w:color="D3D3D3"/>
-              <w:end w:val="single" w:space="0" w:color="D3D3D3"/>
-            </w:tcBorders>
-          </w:tcPr>
-          <w:p>
-            <w:pPr>
-              <w:spacing w:before="0" w:after="60"/>
-              <w:keepNext/>
-              <w:jc w:val="end"/>
-            </w:pPr>
-            <w:r>
-              <w:rPr>
-                <w:rFonts w:ascii="Calibri" w:hAnsi="Calibri"/>
-                <w:sz w:val="20"/>
-              </w:rPr>
-              <w:t xml:space="default">18</w:t>
-            </w:r>
-          </w:p>
-        </w:tc>
-        <w:tc>
-          <w:tcPr>
-            <w:tcBorders>
-              <w:top w:val="single" w:space="0" w:color="D3D3D3"/>
-              <w:bottom w:val="single" w:space="0" w:color="D3D3D3"/>
-              <w:start w:val="single" w:space="0" w:color="D3D3D3"/>
-              <w:end w:val="single" w:space="0" w:color="D3D3D3"/>
-            </w:tcBorders>
-          </w:tcPr>
-          <w:p>
-            <w:pPr>
-              <w:spacing w:before="0" w:after="60"/>
-              <w:keepNext/>
-              <w:jc w:val="end"/>
-            </w:pPr>
-            <w:r>
-              <w:rPr>
-                <w:rFonts w:ascii="Calibri" w:hAnsi="Calibri"/>
-                <w:sz w:val="20"/>
-              </w:rPr>
-              <w:t xml:space="default">0.391</w:t>
-            </w:r>
-          </w:p>
-        </w:tc>
-        <w:tc>
-          <w:tcPr>
-            <w:tcBorders>
-              <w:top w:val="single" w:space="0" w:color="D3D3D3"/>
-              <w:bottom w:val="single" w:space="0" w:color="D3D3D3"/>
-              <w:start w:val="single" w:space="0" w:color="D3D3D3"/>
-              <w:end w:val="single" w:space="0" w:color="D3D3D3"/>
-            </w:tcBorders>
-          </w:tcPr>
-          <w:p>
-            <w:pPr>
-              <w:spacing w:before="0" w:after="60"/>
-              <w:keepNext/>
-              <w:jc w:val="end"/>
-            </w:pPr>
-            <w:r>
-              <w:rPr>
-                <w:rFonts w:ascii="Calibri" w:hAnsi="Calibri"/>
-                <w:sz w:val="20"/>
-              </w:rPr>
-              <w:t xml:space="default">0.223</w:t>
-            </w:r>
-          </w:p>
-        </w:tc>
-        <w:tc>
-          <w:tcPr>
-            <w:tcBorders>
-              <w:top w:val="single" w:space="0" w:color="D3D3D3"/>
-              <w:bottom w:val="single" w:space="0" w:color="D3D3D3"/>
-              <w:start w:val="single" w:space="0" w:color="D3D3D3"/>
-              <w:end w:val="single" w:space="0" w:color="D3D3D3"/>
-            </w:tcBorders>
-          </w:tcPr>
-          <w:p>
-            <w:pPr>
-              <w:spacing w:before="0" w:after="60"/>
-              <w:keepNext/>
-              <w:jc w:val="end"/>
-            </w:pPr>
-            <w:r>
-              <w:rPr>
-                <w:rFonts w:ascii="Calibri" w:hAnsi="Calibri"/>
-                <w:sz w:val="20"/>
-              </w:rPr>
-              <w:t xml:space="default">0.077</w:t>
-            </w:r>
-          </w:p>
-        </w:tc>
-        <w:tc>
-          <w:tcPr>
-            <w:tcBorders>
-              <w:top w:val="single" w:space="0" w:color="D3D3D3"/>
-              <w:bottom w:val="single" w:space="0" w:color="D3D3D3"/>
-              <w:start w:val="single" w:space="0" w:color="D3D3D3"/>
-              <w:end w:val="single" w:space="0" w:color="D3D3D3"/>
-            </w:tcBorders>
-          </w:tcPr>
-          <w:p>
-            <w:pPr>
-              <w:spacing w:before="0" w:after="60"/>
-              <w:keepNext/>
-              <w:jc w:val="end"/>
-            </w:pPr>
-            <w:r>
-              <w:rPr>
-                <w:rFonts w:ascii="Calibri" w:hAnsi="Calibri"/>
-                <w:sz w:val="20"/>
-              </w:rPr>
-              <w:t xml:space="default">0.830</w:t>
+              <w:t xml:space="default">cooler_wet_quiet</w:t>
+            </w:r>
+          </w:p>
+        </w:tc>
+        <w:tc>
+          <w:tcPr>
+            <w:tcBorders>
+              <w:top w:val="single" w:space="0" w:color="D3D3D3"/>
+              <w:bottom w:val="single" w:space="0" w:color="D3D3D3"/>
+              <w:start w:val="single" w:space="0" w:color="D3D3D3"/>
+              <w:end w:val="single" w:space="0" w:color="D3D3D3"/>
+            </w:tcBorders>
+          </w:tcPr>
+          <w:p>
+            <w:pPr>
+              <w:spacing w:before="0" w:after="60"/>
+              <w:keepNext/>
+              <w:jc w:val="end"/>
+            </w:pPr>
+            <w:r>
+              <w:rPr>
+                <w:rFonts w:ascii="Calibri" w:hAnsi="Calibri"/>
+                <w:sz w:val="20"/>
+              </w:rPr>
+              <w:t xml:space="default">5</w:t>
+            </w:r>
+          </w:p>
+        </w:tc>
+        <w:tc>
+          <w:tcPr>
+            <w:tcBorders>
+              <w:top w:val="single" w:space="0" w:color="D3D3D3"/>
+              <w:bottom w:val="single" w:space="0" w:color="D3D3D3"/>
+              <w:start w:val="single" w:space="0" w:color="D3D3D3"/>
+              <w:end w:val="single" w:space="0" w:color="D3D3D3"/>
+            </w:tcBorders>
+          </w:tcPr>
+          <w:p>
+            <w:pPr>
+              <w:spacing w:before="0" w:after="60"/>
+              <w:keepNext/>
+              <w:jc w:val="end"/>
+            </w:pPr>
+            <w:r>
+              <w:rPr>
+                <w:rFonts w:ascii="Calibri" w:hAnsi="Calibri"/>
+                <w:sz w:val="20"/>
+              </w:rPr>
+              <w:t xml:space="default">0.296</w:t>
+            </w:r>
+          </w:p>
+        </w:tc>
+        <w:tc>
+          <w:tcPr>
+            <w:tcBorders>
+              <w:top w:val="single" w:space="0" w:color="D3D3D3"/>
+              <w:bottom w:val="single" w:space="0" w:color="D3D3D3"/>
+              <w:start w:val="single" w:space="0" w:color="D3D3D3"/>
+              <w:end w:val="single" w:space="0" w:color="D3D3D3"/>
+            </w:tcBorders>
+          </w:tcPr>
+          <w:p>
+            <w:pPr>
+              <w:spacing w:before="0" w:after="60"/>
+              <w:keepNext/>
+              <w:jc w:val="end"/>
+            </w:pPr>
+            <w:r>
+              <w:rPr>
+                <w:rFonts w:ascii="Calibri" w:hAnsi="Calibri"/>
+                <w:sz w:val="20"/>
+              </w:rPr>
+              <w:t xml:space="default">0.154</w:t>
+            </w:r>
+          </w:p>
+        </w:tc>
+        <w:tc>
+          <w:tcPr>
+            <w:tcBorders>
+              <w:top w:val="single" w:space="0" w:color="D3D3D3"/>
+              <w:bottom w:val="single" w:space="0" w:color="D3D3D3"/>
+              <w:start w:val="single" w:space="0" w:color="D3D3D3"/>
+              <w:end w:val="single" w:space="0" w:color="D3D3D3"/>
+            </w:tcBorders>
+          </w:tcPr>
+          <w:p>
+            <w:pPr>
+              <w:spacing w:before="0" w:after="60"/>
+              <w:keepNext/>
+              <w:jc w:val="end"/>
+            </w:pPr>
+            <w:r>
+              <w:rPr>
+                <w:rFonts w:ascii="Calibri" w:hAnsi="Calibri"/>
+                <w:sz w:val="20"/>
+              </w:rPr>
+              <w:t xml:space="default">0.160</w:t>
+            </w:r>
+          </w:p>
+        </w:tc>
+        <w:tc>
+          <w:tcPr>
+            <w:tcBorders>
+              <w:top w:val="single" w:space="0" w:color="D3D3D3"/>
+              <w:bottom w:val="single" w:space="0" w:color="D3D3D3"/>
+              <w:start w:val="single" w:space="0" w:color="D3D3D3"/>
+              <w:end w:val="single" w:space="0" w:color="D3D3D3"/>
+            </w:tcBorders>
+          </w:tcPr>
+          <w:p>
+            <w:pPr>
+              <w:spacing w:before="0" w:after="60"/>
+              <w:keepNext/>
+              <w:jc w:val="end"/>
+            </w:pPr>
+            <w:r>
+              <w:rPr>
+                <w:rFonts w:ascii="Calibri" w:hAnsi="Calibri"/>
+                <w:sz w:val="20"/>
+              </w:rPr>
+              <w:t xml:space="default">0.480</w:t>
             </w:r>
           </w:p>
         </w:tc>
@@ -2193,127 +2193,127 @@
                 <w:rFonts w:ascii="Calibri" w:hAnsi="Calibri"/>
                 <w:sz w:val="20"/>
               </w:rPr>
-              <w:t xml:space="default">cooler_dry_high</w:t>
-            </w:r>
-          </w:p>
-        </w:tc>
-        <w:tc>
-          <w:tcPr>
-            <w:tcBorders>
-              <w:top w:val="single" w:space="0" w:color="D3D3D3"/>
-              <w:bottom w:val="single" w:space="0" w:color="D3D3D3"/>
-              <w:start w:val="single" w:space="0" w:color="D3D3D3"/>
-              <w:end w:val="single" w:space="0" w:color="D3D3D3"/>
-            </w:tcBorders>
-          </w:tcPr>
-          <w:p>
-            <w:pPr>
-              <w:spacing w:before="0" w:after="60"/>
-              <w:keepNext/>
-              <w:jc w:val="end"/>
-            </w:pPr>
-            <w:r>
-              <w:rPr>
-                <w:rFonts w:ascii="Calibri" w:hAnsi="Calibri"/>
-                <w:sz w:val="20"/>
-              </w:rPr>
-              <w:t xml:space="default">3</w:t>
-            </w:r>
-          </w:p>
-        </w:tc>
-        <w:tc>
-          <w:tcPr>
-            <w:tcBorders>
-              <w:top w:val="single" w:space="0" w:color="D3D3D3"/>
-              <w:bottom w:val="single" w:space="0" w:color="D3D3D3"/>
-              <w:start w:val="single" w:space="0" w:color="D3D3D3"/>
-              <w:end w:val="single" w:space="0" w:color="D3D3D3"/>
-            </w:tcBorders>
-          </w:tcPr>
-          <w:p>
-            <w:pPr>
-              <w:spacing w:before="0" w:after="60"/>
-              <w:keepNext/>
-              <w:jc w:val="end"/>
-            </w:pPr>
-            <w:r>
-              <w:rPr>
-                <w:rFonts w:ascii="Calibri" w:hAnsi="Calibri"/>
-                <w:sz w:val="20"/>
-              </w:rPr>
-              <w:t xml:space="default">0.153</w:t>
-            </w:r>
-          </w:p>
-        </w:tc>
-        <w:tc>
-          <w:tcPr>
-            <w:tcBorders>
-              <w:top w:val="single" w:space="0" w:color="D3D3D3"/>
-              <w:bottom w:val="single" w:space="0" w:color="D3D3D3"/>
-              <w:start w:val="single" w:space="0" w:color="D3D3D3"/>
-              <w:end w:val="single" w:space="0" w:color="D3D3D3"/>
-            </w:tcBorders>
-          </w:tcPr>
-          <w:p>
-            <w:pPr>
-              <w:spacing w:before="0" w:after="60"/>
-              <w:keepNext/>
-              <w:jc w:val="end"/>
-            </w:pPr>
-            <w:r>
-              <w:rPr>
-                <w:rFonts w:ascii="Calibri" w:hAnsi="Calibri"/>
-                <w:sz w:val="20"/>
-              </w:rPr>
-              <w:t xml:space="default">0.133</w:t>
-            </w:r>
-          </w:p>
-        </w:tc>
-        <w:tc>
-          <w:tcPr>
-            <w:tcBorders>
-              <w:top w:val="single" w:space="0" w:color="D3D3D3"/>
-              <w:bottom w:val="single" w:space="0" w:color="D3D3D3"/>
-              <w:start w:val="single" w:space="0" w:color="D3D3D3"/>
-              <w:end w:val="single" w:space="0" w:color="D3D3D3"/>
-            </w:tcBorders>
-          </w:tcPr>
-          <w:p>
-            <w:pPr>
-              <w:spacing w:before="0" w:after="60"/>
-              <w:keepNext/>
-              <w:jc w:val="end"/>
-            </w:pPr>
-            <w:r>
-              <w:rPr>
-                <w:rFonts w:ascii="Calibri" w:hAnsi="Calibri"/>
-                <w:sz w:val="20"/>
-              </w:rPr>
-              <w:t xml:space="default">0.077</w:t>
-            </w:r>
-          </w:p>
-        </w:tc>
-        <w:tc>
-          <w:tcPr>
-            <w:tcBorders>
-              <w:top w:val="single" w:space="0" w:color="D3D3D3"/>
-              <w:bottom w:val="single" w:space="0" w:color="D3D3D3"/>
-              <w:start w:val="single" w:space="0" w:color="D3D3D3"/>
-              <w:end w:val="single" w:space="0" w:color="D3D3D3"/>
-            </w:tcBorders>
-          </w:tcPr>
-          <w:p>
-            <w:pPr>
-              <w:spacing w:before="0" w:after="60"/>
-              <w:keepNext/>
-              <w:jc w:val="end"/>
-            </w:pPr>
-            <w:r>
-              <w:rPr>
-                <w:rFonts w:ascii="Calibri" w:hAnsi="Calibri"/>
-                <w:sz w:val="20"/>
-              </w:rPr>
-              <w:t xml:space="default">0.306</w:t>
+              <w:t xml:space="default">warmer_dry_quiet</w:t>
+            </w:r>
+          </w:p>
+        </w:tc>
+        <w:tc>
+          <w:tcPr>
+            <w:tcBorders>
+              <w:top w:val="single" w:space="0" w:color="D3D3D3"/>
+              <w:bottom w:val="single" w:space="0" w:color="D3D3D3"/>
+              <w:start w:val="single" w:space="0" w:color="D3D3D3"/>
+              <w:end w:val="single" w:space="0" w:color="D3D3D3"/>
+            </w:tcBorders>
+          </w:tcPr>
+          <w:p>
+            <w:pPr>
+              <w:spacing w:before="0" w:after="60"/>
+              <w:keepNext/>
+              <w:jc w:val="end"/>
+            </w:pPr>
+            <w:r>
+              <w:rPr>
+                <w:rFonts w:ascii="Calibri" w:hAnsi="Calibri"/>
+                <w:sz w:val="20"/>
+              </w:rPr>
+              <w:t xml:space="default">11</w:t>
+            </w:r>
+          </w:p>
+        </w:tc>
+        <w:tc>
+          <w:tcPr>
+            <w:tcBorders>
+              <w:top w:val="single" w:space="0" w:color="D3D3D3"/>
+              <w:bottom w:val="single" w:space="0" w:color="D3D3D3"/>
+              <w:start w:val="single" w:space="0" w:color="D3D3D3"/>
+              <w:end w:val="single" w:space="0" w:color="D3D3D3"/>
+            </w:tcBorders>
+          </w:tcPr>
+          <w:p>
+            <w:pPr>
+              <w:spacing w:before="0" w:after="60"/>
+              <w:keepNext/>
+              <w:jc w:val="end"/>
+            </w:pPr>
+            <w:r>
+              <w:rPr>
+                <w:rFonts w:ascii="Calibri" w:hAnsi="Calibri"/>
+                <w:sz w:val="20"/>
+              </w:rPr>
+              <w:t xml:space="default">0.397</w:t>
+            </w:r>
+          </w:p>
+        </w:tc>
+        <w:tc>
+          <w:tcPr>
+            <w:tcBorders>
+              <w:top w:val="single" w:space="0" w:color="D3D3D3"/>
+              <w:bottom w:val="single" w:space="0" w:color="D3D3D3"/>
+              <w:start w:val="single" w:space="0" w:color="D3D3D3"/>
+              <w:end w:val="single" w:space="0" w:color="D3D3D3"/>
+            </w:tcBorders>
+          </w:tcPr>
+          <w:p>
+            <w:pPr>
+              <w:spacing w:before="0" w:after="60"/>
+              <w:keepNext/>
+              <w:jc w:val="end"/>
+            </w:pPr>
+            <w:r>
+              <w:rPr>
+                <w:rFonts w:ascii="Calibri" w:hAnsi="Calibri"/>
+                <w:sz w:val="20"/>
+              </w:rPr>
+              <w:t xml:space="default">0.231</w:t>
+            </w:r>
+          </w:p>
+        </w:tc>
+        <w:tc>
+          <w:tcPr>
+            <w:tcBorders>
+              <w:top w:val="single" w:space="0" w:color="D3D3D3"/>
+              <w:bottom w:val="single" w:space="0" w:color="D3D3D3"/>
+              <w:start w:val="single" w:space="0" w:color="D3D3D3"/>
+              <w:end w:val="single" w:space="0" w:color="D3D3D3"/>
+            </w:tcBorders>
+          </w:tcPr>
+          <w:p>
+            <w:pPr>
+              <w:spacing w:before="0" w:after="60"/>
+              <w:keepNext/>
+              <w:jc w:val="end"/>
+            </w:pPr>
+            <w:r>
+              <w:rPr>
+                <w:rFonts w:ascii="Calibri" w:hAnsi="Calibri"/>
+                <w:sz w:val="20"/>
+              </w:rPr>
+              <w:t xml:space="default">0.200</w:t>
+            </w:r>
+          </w:p>
+        </w:tc>
+        <w:tc>
+          <w:tcPr>
+            <w:tcBorders>
+              <w:top w:val="single" w:space="0" w:color="D3D3D3"/>
+              <w:bottom w:val="single" w:space="0" w:color="D3D3D3"/>
+              <w:start w:val="single" w:space="0" w:color="D3D3D3"/>
+              <w:end w:val="single" w:space="0" w:color="D3D3D3"/>
+            </w:tcBorders>
+          </w:tcPr>
+          <w:p>
+            <w:pPr>
+              <w:spacing w:before="0" w:after="60"/>
+              <w:keepNext/>
+              <w:jc w:val="end"/>
+            </w:pPr>
+            <w:r>
+              <w:rPr>
+                <w:rFonts w:ascii="Calibri" w:hAnsi="Calibri"/>
+                <w:sz w:val="20"/>
+              </w:rPr>
+              <w:t xml:space="default">0.785</w:t>
             </w:r>
           </w:p>
         </w:tc>
@@ -2366,127 +2366,127 @@
                 <w:rFonts w:ascii="Calibri" w:hAnsi="Calibri"/>
                 <w:sz w:val="20"/>
               </w:rPr>
-              <w:t xml:space="default">warmer_variable_low</w:t>
-            </w:r>
-          </w:p>
-        </w:tc>
-        <w:tc>
-          <w:tcPr>
-            <w:tcBorders>
-              <w:top w:val="single" w:space="0" w:color="D3D3D3"/>
-              <w:bottom w:val="single" w:space="0" w:color="D3D3D3"/>
-              <w:start w:val="single" w:space="0" w:color="D3D3D3"/>
-              <w:end w:val="single" w:space="0" w:color="D3D3D3"/>
-            </w:tcBorders>
-          </w:tcPr>
-          <w:p>
-            <w:pPr>
-              <w:spacing w:before="0" w:after="60"/>
-              <w:keepNext/>
-              <w:jc w:val="end"/>
-            </w:pPr>
-            <w:r>
-              <w:rPr>
-                <w:rFonts w:ascii="Calibri" w:hAnsi="Calibri"/>
-                <w:sz w:val="20"/>
-              </w:rPr>
-              <w:t xml:space="default">6</w:t>
-            </w:r>
-          </w:p>
-        </w:tc>
-        <w:tc>
-          <w:tcPr>
-            <w:tcBorders>
-              <w:top w:val="single" w:space="0" w:color="D3D3D3"/>
-              <w:bottom w:val="single" w:space="0" w:color="D3D3D3"/>
-              <w:start w:val="single" w:space="0" w:color="D3D3D3"/>
-              <w:end w:val="single" w:space="0" w:color="D3D3D3"/>
-            </w:tcBorders>
-          </w:tcPr>
-          <w:p>
-            <w:pPr>
-              <w:spacing w:before="0" w:after="60"/>
-              <w:keepNext/>
-              <w:jc w:val="end"/>
-            </w:pPr>
-            <w:r>
-              <w:rPr>
-                <w:rFonts w:ascii="Calibri" w:hAnsi="Calibri"/>
-                <w:sz w:val="20"/>
-              </w:rPr>
-              <w:t xml:space="default">0.277</w:t>
-            </w:r>
-          </w:p>
-        </w:tc>
-        <w:tc>
-          <w:tcPr>
-            <w:tcBorders>
-              <w:top w:val="single" w:space="0" w:color="D3D3D3"/>
-              <w:bottom w:val="single" w:space="0" w:color="D3D3D3"/>
-              <w:start w:val="single" w:space="0" w:color="D3D3D3"/>
-              <w:end w:val="single" w:space="0" w:color="D3D3D3"/>
-            </w:tcBorders>
-          </w:tcPr>
-          <w:p>
-            <w:pPr>
-              <w:spacing w:before="0" w:after="60"/>
-              <w:keepNext/>
-              <w:jc w:val="end"/>
-            </w:pPr>
-            <w:r>
-              <w:rPr>
-                <w:rFonts w:ascii="Calibri" w:hAnsi="Calibri"/>
-                <w:sz w:val="20"/>
-              </w:rPr>
-              <w:t xml:space="default">0.096</w:t>
-            </w:r>
-          </w:p>
-        </w:tc>
-        <w:tc>
-          <w:tcPr>
-            <w:tcBorders>
-              <w:top w:val="single" w:space="0" w:color="D3D3D3"/>
-              <w:bottom w:val="single" w:space="0" w:color="D3D3D3"/>
-              <w:start w:val="single" w:space="0" w:color="D3D3D3"/>
-              <w:end w:val="single" w:space="0" w:color="D3D3D3"/>
-            </w:tcBorders>
-          </w:tcPr>
-          <w:p>
-            <w:pPr>
-              <w:spacing w:before="0" w:after="60"/>
-              <w:keepNext/>
-              <w:jc w:val="end"/>
-            </w:pPr>
-            <w:r>
-              <w:rPr>
-                <w:rFonts w:ascii="Calibri" w:hAnsi="Calibri"/>
-                <w:sz w:val="20"/>
-              </w:rPr>
-              <w:t xml:space="default">0.128</w:t>
-            </w:r>
-          </w:p>
-        </w:tc>
-        <w:tc>
-          <w:tcPr>
-            <w:tcBorders>
-              <w:top w:val="single" w:space="0" w:color="D3D3D3"/>
-              <w:bottom w:val="single" w:space="0" w:color="D3D3D3"/>
-              <w:start w:val="single" w:space="0" w:color="D3D3D3"/>
-              <w:end w:val="single" w:space="0" w:color="D3D3D3"/>
-            </w:tcBorders>
-          </w:tcPr>
-          <w:p>
-            <w:pPr>
-              <w:spacing w:before="0" w:after="60"/>
-              <w:keepNext/>
-              <w:jc w:val="end"/>
-            </w:pPr>
-            <w:r>
-              <w:rPr>
-                <w:rFonts w:ascii="Calibri" w:hAnsi="Calibri"/>
-                <w:sz w:val="20"/>
-              </w:rPr>
-              <w:t xml:space="default">0.383</w:t>
+              <w:t xml:space="default">cooler_dry_quiet</w:t>
+            </w:r>
+          </w:p>
+        </w:tc>
+        <w:tc>
+          <w:tcPr>
+            <w:tcBorders>
+              <w:top w:val="single" w:space="0" w:color="D3D3D3"/>
+              <w:bottom w:val="single" w:space="0" w:color="D3D3D3"/>
+              <w:start w:val="single" w:space="0" w:color="D3D3D3"/>
+              <w:end w:val="single" w:space="0" w:color="D3D3D3"/>
+            </w:tcBorders>
+          </w:tcPr>
+          <w:p>
+            <w:pPr>
+              <w:spacing w:before="0" w:after="60"/>
+              <w:keepNext/>
+              <w:jc w:val="end"/>
+            </w:pPr>
+            <w:r>
+              <w:rPr>
+                <w:rFonts w:ascii="Calibri" w:hAnsi="Calibri"/>
+                <w:sz w:val="20"/>
+              </w:rPr>
+              <w:t xml:space="default">5</w:t>
+            </w:r>
+          </w:p>
+        </w:tc>
+        <w:tc>
+          <w:tcPr>
+            <w:tcBorders>
+              <w:top w:val="single" w:space="0" w:color="D3D3D3"/>
+              <w:bottom w:val="single" w:space="0" w:color="D3D3D3"/>
+              <w:start w:val="single" w:space="0" w:color="D3D3D3"/>
+              <w:end w:val="single" w:space="0" w:color="D3D3D3"/>
+            </w:tcBorders>
+          </w:tcPr>
+          <w:p>
+            <w:pPr>
+              <w:spacing w:before="0" w:after="60"/>
+              <w:keepNext/>
+              <w:jc w:val="end"/>
+            </w:pPr>
+            <w:r>
+              <w:rPr>
+                <w:rFonts w:ascii="Calibri" w:hAnsi="Calibri"/>
+                <w:sz w:val="20"/>
+              </w:rPr>
+              <w:t xml:space="default">0.438</w:t>
+            </w:r>
+          </w:p>
+        </w:tc>
+        <w:tc>
+          <w:tcPr>
+            <w:tcBorders>
+              <w:top w:val="single" w:space="0" w:color="D3D3D3"/>
+              <w:bottom w:val="single" w:space="0" w:color="D3D3D3"/>
+              <w:start w:val="single" w:space="0" w:color="D3D3D3"/>
+              <w:end w:val="single" w:space="0" w:color="D3D3D3"/>
+            </w:tcBorders>
+          </w:tcPr>
+          <w:p>
+            <w:pPr>
+              <w:spacing w:before="0" w:after="60"/>
+              <w:keepNext/>
+              <w:jc w:val="end"/>
+            </w:pPr>
+            <w:r>
+              <w:rPr>
+                <w:rFonts w:ascii="Calibri" w:hAnsi="Calibri"/>
+                <w:sz w:val="20"/>
+              </w:rPr>
+              <w:t xml:space="default">0.350</w:t>
+            </w:r>
+          </w:p>
+        </w:tc>
+        <w:tc>
+          <w:tcPr>
+            <w:tcBorders>
+              <w:top w:val="single" w:space="0" w:color="D3D3D3"/>
+              <w:bottom w:val="single" w:space="0" w:color="D3D3D3"/>
+              <w:start w:val="single" w:space="0" w:color="D3D3D3"/>
+              <w:end w:val="single" w:space="0" w:color="D3D3D3"/>
+            </w:tcBorders>
+          </w:tcPr>
+          <w:p>
+            <w:pPr>
+              <w:spacing w:before="0" w:after="60"/>
+              <w:keepNext/>
+              <w:jc w:val="end"/>
+            </w:pPr>
+            <w:r>
+              <w:rPr>
+                <w:rFonts w:ascii="Calibri" w:hAnsi="Calibri"/>
+                <w:sz w:val="20"/>
+              </w:rPr>
+              <w:t xml:space="default">0.080</w:t>
+            </w:r>
+          </w:p>
+        </w:tc>
+        <w:tc>
+          <w:tcPr>
+            <w:tcBorders>
+              <w:top w:val="single" w:space="0" w:color="D3D3D3"/>
+              <w:bottom w:val="single" w:space="0" w:color="D3D3D3"/>
+              <w:start w:val="single" w:space="0" w:color="D3D3D3"/>
+              <w:end w:val="single" w:space="0" w:color="D3D3D3"/>
+            </w:tcBorders>
+          </w:tcPr>
+          <w:p>
+            <w:pPr>
+              <w:spacing w:before="0" w:after="60"/>
+              <w:keepNext/>
+              <w:jc w:val="end"/>
+            </w:pPr>
+            <w:r>
+              <w:rPr>
+                <w:rFonts w:ascii="Calibri" w:hAnsi="Calibri"/>
+                <w:sz w:val="20"/>
+              </w:rPr>
+              <w:t xml:space="default">0.989</w:t>
             </w:r>
           </w:p>
         </w:tc>
@@ -2539,127 +2539,127 @@
                 <w:rFonts w:ascii="Calibri" w:hAnsi="Calibri"/>
                 <w:sz w:val="20"/>
               </w:rPr>
-              <w:t xml:space="default">warmer_variable_high</w:t>
-            </w:r>
-          </w:p>
-        </w:tc>
-        <w:tc>
-          <w:tcPr>
-            <w:tcBorders>
-              <w:top w:val="single" w:space="0" w:color="D3D3D3"/>
-              <w:bottom w:val="single" w:space="0" w:color="D3D3D3"/>
-              <w:start w:val="single" w:space="0" w:color="D3D3D3"/>
-              <w:end w:val="single" w:space="0" w:color="D3D3D3"/>
-            </w:tcBorders>
-          </w:tcPr>
-          <w:p>
-            <w:pPr>
-              <w:spacing w:before="0" w:after="60"/>
-              <w:keepNext/>
-              <w:jc w:val="end"/>
-            </w:pPr>
-            <w:r>
-              <w:rPr>
-                <w:rFonts w:ascii="Calibri" w:hAnsi="Calibri"/>
-                <w:sz w:val="20"/>
-              </w:rPr>
-              <w:t xml:space="default">2</w:t>
-            </w:r>
-          </w:p>
-        </w:tc>
-        <w:tc>
-          <w:tcPr>
-            <w:tcBorders>
-              <w:top w:val="single" w:space="0" w:color="D3D3D3"/>
-              <w:bottom w:val="single" w:space="0" w:color="D3D3D3"/>
-              <w:start w:val="single" w:space="0" w:color="D3D3D3"/>
-              <w:end w:val="single" w:space="0" w:color="D3D3D3"/>
-            </w:tcBorders>
-          </w:tcPr>
-          <w:p>
-            <w:pPr>
-              <w:spacing w:before="0" w:after="60"/>
-              <w:keepNext/>
-              <w:jc w:val="end"/>
-            </w:pPr>
-            <w:r>
-              <w:rPr>
-                <w:rFonts w:ascii="Calibri" w:hAnsi="Calibri"/>
-                <w:sz w:val="20"/>
-              </w:rPr>
-              <w:t xml:space="default">0.128</w:t>
-            </w:r>
-          </w:p>
-        </w:tc>
-        <w:tc>
-          <w:tcPr>
-            <w:tcBorders>
-              <w:top w:val="single" w:space="0" w:color="D3D3D3"/>
-              <w:bottom w:val="single" w:space="0" w:color="D3D3D3"/>
-              <w:start w:val="single" w:space="0" w:color="D3D3D3"/>
-              <w:end w:val="single" w:space="0" w:color="D3D3D3"/>
-            </w:tcBorders>
-          </w:tcPr>
-          <w:p>
-            <w:pPr>
-              <w:spacing w:before="0" w:after="60"/>
-              <w:keepNext/>
-              <w:jc w:val="end"/>
-            </w:pPr>
-            <w:r>
-              <w:rPr>
-                <w:rFonts w:ascii="Calibri" w:hAnsi="Calibri"/>
-                <w:sz w:val="20"/>
-              </w:rPr>
-              <w:t xml:space="default">0.000</w:t>
-            </w:r>
-          </w:p>
-        </w:tc>
-        <w:tc>
-          <w:tcPr>
-            <w:tcBorders>
-              <w:top w:val="single" w:space="0" w:color="D3D3D3"/>
-              <w:bottom w:val="single" w:space="0" w:color="D3D3D3"/>
-              <w:start w:val="single" w:space="0" w:color="D3D3D3"/>
-              <w:end w:val="single" w:space="0" w:color="D3D3D3"/>
-            </w:tcBorders>
-          </w:tcPr>
-          <w:p>
-            <w:pPr>
-              <w:spacing w:before="0" w:after="60"/>
-              <w:keepNext/>
-              <w:jc w:val="end"/>
-            </w:pPr>
-            <w:r>
-              <w:rPr>
-                <w:rFonts w:ascii="Calibri" w:hAnsi="Calibri"/>
-                <w:sz w:val="20"/>
-              </w:rPr>
-              <w:t xml:space="default">0.128</w:t>
-            </w:r>
-          </w:p>
-        </w:tc>
-        <w:tc>
-          <w:tcPr>
-            <w:tcBorders>
-              <w:top w:val="single" w:space="0" w:color="D3D3D3"/>
-              <w:bottom w:val="single" w:space="0" w:color="D3D3D3"/>
-              <w:start w:val="single" w:space="0" w:color="D3D3D3"/>
-              <w:end w:val="single" w:space="0" w:color="D3D3D3"/>
-            </w:tcBorders>
-          </w:tcPr>
-          <w:p>
-            <w:pPr>
-              <w:spacing w:before="0" w:after="60"/>
-              <w:keepNext/>
-              <w:jc w:val="end"/>
-            </w:pPr>
-            <w:r>
-              <w:rPr>
-                <w:rFonts w:ascii="Calibri" w:hAnsi="Calibri"/>
-                <w:sz w:val="20"/>
-              </w:rPr>
-              <w:t xml:space="default">0.128</w:t>
+              <w:t xml:space="default">cooler_wet_active</w:t>
+            </w:r>
+          </w:p>
+        </w:tc>
+        <w:tc>
+          <w:tcPr>
+            <w:tcBorders>
+              <w:top w:val="single" w:space="0" w:color="D3D3D3"/>
+              <w:bottom w:val="single" w:space="0" w:color="D3D3D3"/>
+              <w:start w:val="single" w:space="0" w:color="D3D3D3"/>
+              <w:end w:val="single" w:space="0" w:color="D3D3D3"/>
+            </w:tcBorders>
+          </w:tcPr>
+          <w:p>
+            <w:pPr>
+              <w:spacing w:before="0" w:after="60"/>
+              <w:keepNext/>
+              <w:jc w:val="end"/>
+            </w:pPr>
+            <w:r>
+              <w:rPr>
+                <w:rFonts w:ascii="Calibri" w:hAnsi="Calibri"/>
+                <w:sz w:val="20"/>
+              </w:rPr>
+              <w:t xml:space="default">10</w:t>
+            </w:r>
+          </w:p>
+        </w:tc>
+        <w:tc>
+          <w:tcPr>
+            <w:tcBorders>
+              <w:top w:val="single" w:space="0" w:color="D3D3D3"/>
+              <w:bottom w:val="single" w:space="0" w:color="D3D3D3"/>
+              <w:start w:val="single" w:space="0" w:color="D3D3D3"/>
+              <w:end w:val="single" w:space="0" w:color="D3D3D3"/>
+            </w:tcBorders>
+          </w:tcPr>
+          <w:p>
+            <w:pPr>
+              <w:spacing w:before="0" w:after="60"/>
+              <w:keepNext/>
+              <w:jc w:val="end"/>
+            </w:pPr>
+            <w:r>
+              <w:rPr>
+                <w:rFonts w:ascii="Calibri" w:hAnsi="Calibri"/>
+                <w:sz w:val="20"/>
+              </w:rPr>
+              <w:t xml:space="default">0.509</w:t>
+            </w:r>
+          </w:p>
+        </w:tc>
+        <w:tc>
+          <w:tcPr>
+            <w:tcBorders>
+              <w:top w:val="single" w:space="0" w:color="D3D3D3"/>
+              <w:bottom w:val="single" w:space="0" w:color="D3D3D3"/>
+              <w:start w:val="single" w:space="0" w:color="D3D3D3"/>
+              <w:end w:val="single" w:space="0" w:color="D3D3D3"/>
+            </w:tcBorders>
+          </w:tcPr>
+          <w:p>
+            <w:pPr>
+              <w:spacing w:before="0" w:after="60"/>
+              <w:keepNext/>
+              <w:jc w:val="end"/>
+            </w:pPr>
+            <w:r>
+              <w:rPr>
+                <w:rFonts w:ascii="Calibri" w:hAnsi="Calibri"/>
+                <w:sz w:val="20"/>
+              </w:rPr>
+              <w:t xml:space="default">0.274</w:t>
+            </w:r>
+          </w:p>
+        </w:tc>
+        <w:tc>
+          <w:tcPr>
+            <w:tcBorders>
+              <w:top w:val="single" w:space="0" w:color="D3D3D3"/>
+              <w:bottom w:val="single" w:space="0" w:color="D3D3D3"/>
+              <w:start w:val="single" w:space="0" w:color="D3D3D3"/>
+              <w:end w:val="single" w:space="0" w:color="D3D3D3"/>
+            </w:tcBorders>
+          </w:tcPr>
+          <w:p>
+            <w:pPr>
+              <w:spacing w:before="0" w:after="60"/>
+              <w:keepNext/>
+              <w:jc w:val="end"/>
+            </w:pPr>
+            <w:r>
+              <w:rPr>
+                <w:rFonts w:ascii="Calibri" w:hAnsi="Calibri"/>
+                <w:sz w:val="20"/>
+              </w:rPr>
+              <w:t xml:space="default">0.080</w:t>
+            </w:r>
+          </w:p>
+        </w:tc>
+        <w:tc>
+          <w:tcPr>
+            <w:tcBorders>
+              <w:top w:val="single" w:space="0" w:color="D3D3D3"/>
+              <w:bottom w:val="single" w:space="0" w:color="D3D3D3"/>
+              <w:start w:val="single" w:space="0" w:color="D3D3D3"/>
+              <w:end w:val="single" w:space="0" w:color="D3D3D3"/>
+            </w:tcBorders>
+          </w:tcPr>
+          <w:p>
+            <w:pPr>
+              <w:spacing w:before="0" w:after="60"/>
+              <w:keepNext/>
+              <w:jc w:val="end"/>
+            </w:pPr>
+            <w:r>
+              <w:rPr>
+                <w:rFonts w:ascii="Calibri" w:hAnsi="Calibri"/>
+                <w:sz w:val="20"/>
+              </w:rPr>
+              <w:t xml:space="default">0.785</w:t>
             </w:r>
           </w:p>
         </w:tc>
@@ -2712,127 +2712,127 @@
                 <w:rFonts w:ascii="Calibri" w:hAnsi="Calibri"/>
                 <w:sz w:val="20"/>
               </w:rPr>
-              <w:t xml:space="default">LIA_variable_low</w:t>
-            </w:r>
-          </w:p>
-        </w:tc>
-        <w:tc>
-          <w:tcPr>
-            <w:tcBorders>
-              <w:top w:val="single" w:space="0" w:color="D3D3D3"/>
-              <w:bottom w:val="single" w:space="0" w:color="D3D3D3"/>
-              <w:start w:val="single" w:space="0" w:color="D3D3D3"/>
-              <w:end w:val="single" w:space="0" w:color="D3D3D3"/>
-            </w:tcBorders>
-          </w:tcPr>
-          <w:p>
-            <w:pPr>
-              <w:spacing w:before="0" w:after="60"/>
-              <w:keepNext/>
-              <w:jc w:val="end"/>
-            </w:pPr>
-            <w:r>
-              <w:rPr>
-                <w:rFonts w:ascii="Calibri" w:hAnsi="Calibri"/>
-                <w:sz w:val="20"/>
-              </w:rPr>
-              <w:t xml:space="default">2</w:t>
-            </w:r>
-          </w:p>
-        </w:tc>
-        <w:tc>
-          <w:tcPr>
-            <w:tcBorders>
-              <w:top w:val="single" w:space="0" w:color="D3D3D3"/>
-              <w:bottom w:val="single" w:space="0" w:color="D3D3D3"/>
-              <w:start w:val="single" w:space="0" w:color="D3D3D3"/>
-              <w:end w:val="single" w:space="0" w:color="D3D3D3"/>
-            </w:tcBorders>
-          </w:tcPr>
-          <w:p>
-            <w:pPr>
-              <w:spacing w:before="0" w:after="60"/>
-              <w:keepNext/>
-              <w:jc w:val="end"/>
-            </w:pPr>
-            <w:r>
-              <w:rPr>
-                <w:rFonts w:ascii="Calibri" w:hAnsi="Calibri"/>
-                <w:sz w:val="20"/>
-              </w:rPr>
-              <w:t xml:space="default">0.200</w:t>
-            </w:r>
-          </w:p>
-        </w:tc>
-        <w:tc>
-          <w:tcPr>
-            <w:tcBorders>
-              <w:top w:val="single" w:space="0" w:color="D3D3D3"/>
-              <w:bottom w:val="single" w:space="0" w:color="D3D3D3"/>
-              <w:start w:val="single" w:space="0" w:color="D3D3D3"/>
-              <w:end w:val="single" w:space="0" w:color="D3D3D3"/>
-            </w:tcBorders>
-          </w:tcPr>
-          <w:p>
-            <w:pPr>
-              <w:spacing w:before="0" w:after="60"/>
-              <w:keepNext/>
-              <w:jc w:val="end"/>
-            </w:pPr>
-            <w:r>
-              <w:rPr>
-                <w:rFonts w:ascii="Calibri" w:hAnsi="Calibri"/>
-                <w:sz w:val="20"/>
-              </w:rPr>
-              <w:t xml:space="default">0.000</w:t>
-            </w:r>
-          </w:p>
-        </w:tc>
-        <w:tc>
-          <w:tcPr>
-            <w:tcBorders>
-              <w:top w:val="single" w:space="0" w:color="D3D3D3"/>
-              <w:bottom w:val="single" w:space="0" w:color="D3D3D3"/>
-              <w:start w:val="single" w:space="0" w:color="D3D3D3"/>
-              <w:end w:val="single" w:space="0" w:color="D3D3D3"/>
-            </w:tcBorders>
-          </w:tcPr>
-          <w:p>
-            <w:pPr>
-              <w:spacing w:before="0" w:after="60"/>
-              <w:keepNext/>
-              <w:jc w:val="end"/>
-            </w:pPr>
-            <w:r>
-              <w:rPr>
-                <w:rFonts w:ascii="Calibri" w:hAnsi="Calibri"/>
-                <w:sz w:val="20"/>
-              </w:rPr>
-              <w:t xml:space="default">0.200</w:t>
-            </w:r>
-          </w:p>
-        </w:tc>
-        <w:tc>
-          <w:tcPr>
-            <w:tcBorders>
-              <w:top w:val="single" w:space="0" w:color="D3D3D3"/>
-              <w:bottom w:val="single" w:space="0" w:color="D3D3D3"/>
-              <w:start w:val="single" w:space="0" w:color="D3D3D3"/>
-              <w:end w:val="single" w:space="0" w:color="D3D3D3"/>
-            </w:tcBorders>
-          </w:tcPr>
-          <w:p>
-            <w:pPr>
-              <w:spacing w:before="0" w:after="60"/>
-              <w:keepNext/>
-              <w:jc w:val="end"/>
-            </w:pPr>
-            <w:r>
-              <w:rPr>
-                <w:rFonts w:ascii="Calibri" w:hAnsi="Calibri"/>
-                <w:sz w:val="20"/>
-              </w:rPr>
-              <w:t xml:space="default">0.200</w:t>
+              <w:t xml:space="default">LIA_wet_calm</w:t>
+            </w:r>
+          </w:p>
+        </w:tc>
+        <w:tc>
+          <w:tcPr>
+            <w:tcBorders>
+              <w:top w:val="single" w:space="0" w:color="D3D3D3"/>
+              <w:bottom w:val="single" w:space="0" w:color="D3D3D3"/>
+              <w:start w:val="single" w:space="0" w:color="D3D3D3"/>
+              <w:end w:val="single" w:space="0" w:color="D3D3D3"/>
+            </w:tcBorders>
+          </w:tcPr>
+          <w:p>
+            <w:pPr>
+              <w:spacing w:before="0" w:after="60"/>
+              <w:keepNext/>
+              <w:jc w:val="end"/>
+            </w:pPr>
+            <w:r>
+              <w:rPr>
+                <w:rFonts w:ascii="Calibri" w:hAnsi="Calibri"/>
+                <w:sz w:val="20"/>
+              </w:rPr>
+              <w:t xml:space="default">3</w:t>
+            </w:r>
+          </w:p>
+        </w:tc>
+        <w:tc>
+          <w:tcPr>
+            <w:tcBorders>
+              <w:top w:val="single" w:space="0" w:color="D3D3D3"/>
+              <w:bottom w:val="single" w:space="0" w:color="D3D3D3"/>
+              <w:start w:val="single" w:space="0" w:color="D3D3D3"/>
+              <w:end w:val="single" w:space="0" w:color="D3D3D3"/>
+            </w:tcBorders>
+          </w:tcPr>
+          <w:p>
+            <w:pPr>
+              <w:spacing w:before="0" w:after="60"/>
+              <w:keepNext/>
+              <w:jc w:val="end"/>
+            </w:pPr>
+            <w:r>
+              <w:rPr>
+                <w:rFonts w:ascii="Calibri" w:hAnsi="Calibri"/>
+                <w:sz w:val="20"/>
+              </w:rPr>
+              <w:t xml:space="default">0.128</w:t>
+            </w:r>
+          </w:p>
+        </w:tc>
+        <w:tc>
+          <w:tcPr>
+            <w:tcBorders>
+              <w:top w:val="single" w:space="0" w:color="D3D3D3"/>
+              <w:bottom w:val="single" w:space="0" w:color="D3D3D3"/>
+              <w:start w:val="single" w:space="0" w:color="D3D3D3"/>
+              <w:end w:val="single" w:space="0" w:color="D3D3D3"/>
+            </w:tcBorders>
+          </w:tcPr>
+          <w:p>
+            <w:pPr>
+              <w:spacing w:before="0" w:after="60"/>
+              <w:keepNext/>
+              <w:jc w:val="end"/>
+            </w:pPr>
+            <w:r>
+              <w:rPr>
+                <w:rFonts w:ascii="Calibri" w:hAnsi="Calibri"/>
+                <w:sz w:val="20"/>
+              </w:rPr>
+              <w:t xml:space="default">0.044</w:t>
+            </w:r>
+          </w:p>
+        </w:tc>
+        <w:tc>
+          <w:tcPr>
+            <w:tcBorders>
+              <w:top w:val="single" w:space="0" w:color="D3D3D3"/>
+              <w:bottom w:val="single" w:space="0" w:color="D3D3D3"/>
+              <w:start w:val="single" w:space="0" w:color="D3D3D3"/>
+              <w:end w:val="single" w:space="0" w:color="D3D3D3"/>
+            </w:tcBorders>
+          </w:tcPr>
+          <w:p>
+            <w:pPr>
+              <w:spacing w:before="0" w:after="60"/>
+              <w:keepNext/>
+              <w:jc w:val="end"/>
+            </w:pPr>
+            <w:r>
+              <w:rPr>
+                <w:rFonts w:ascii="Calibri" w:hAnsi="Calibri"/>
+                <w:sz w:val="20"/>
+              </w:rPr>
+              <w:t xml:space="default">0.077</w:t>
+            </w:r>
+          </w:p>
+        </w:tc>
+        <w:tc>
+          <w:tcPr>
+            <w:tcBorders>
+              <w:top w:val="single" w:space="0" w:color="D3D3D3"/>
+              <w:bottom w:val="single" w:space="0" w:color="D3D3D3"/>
+              <w:start w:val="single" w:space="0" w:color="D3D3D3"/>
+              <w:end w:val="single" w:space="0" w:color="D3D3D3"/>
+            </w:tcBorders>
+          </w:tcPr>
+          <w:p>
+            <w:pPr>
+              <w:spacing w:before="0" w:after="60"/>
+              <w:keepNext/>
+              <w:jc w:val="end"/>
+            </w:pPr>
+            <w:r>
+              <w:rPr>
+                <w:rFonts w:ascii="Calibri" w:hAnsi="Calibri"/>
+                <w:sz w:val="20"/>
+              </w:rPr>
+              <w:t xml:space="default">0.154</w:t>
             </w:r>
           </w:p>
         </w:tc>
@@ -2885,127 +2885,127 @@
                 <w:rFonts w:ascii="Calibri" w:hAnsi="Calibri"/>
                 <w:sz w:val="20"/>
               </w:rPr>
-              <w:t xml:space="default">cooler_dry_low</w:t>
-            </w:r>
-          </w:p>
-        </w:tc>
-        <w:tc>
-          <w:tcPr>
-            <w:tcBorders>
-              <w:top w:val="single" w:space="0" w:color="D3D3D3"/>
-              <w:bottom w:val="single" w:space="0" w:color="D3D3D3"/>
-              <w:start w:val="single" w:space="0" w:color="D3D3D3"/>
-              <w:end w:val="single" w:space="0" w:color="D3D3D3"/>
-            </w:tcBorders>
-          </w:tcPr>
-          <w:p>
-            <w:pPr>
-              <w:spacing w:before="0" w:after="60"/>
-              <w:keepNext/>
-              <w:jc w:val="end"/>
-            </w:pPr>
-            <w:r>
-              <w:rPr>
-                <w:rFonts w:ascii="Calibri" w:hAnsi="Calibri"/>
-                <w:sz w:val="20"/>
-              </w:rPr>
-              <w:t xml:space="default">5</w:t>
-            </w:r>
-          </w:p>
-        </w:tc>
-        <w:tc>
-          <w:tcPr>
-            <w:tcBorders>
-              <w:top w:val="single" w:space="0" w:color="D3D3D3"/>
-              <w:bottom w:val="single" w:space="0" w:color="D3D3D3"/>
-              <w:start w:val="single" w:space="0" w:color="D3D3D3"/>
-              <w:end w:val="single" w:space="0" w:color="D3D3D3"/>
-            </w:tcBorders>
-          </w:tcPr>
-          <w:p>
-            <w:pPr>
-              <w:spacing w:before="0" w:after="60"/>
-              <w:keepNext/>
-              <w:jc w:val="end"/>
-            </w:pPr>
-            <w:r>
-              <w:rPr>
-                <w:rFonts w:ascii="Calibri" w:hAnsi="Calibri"/>
-                <w:sz w:val="20"/>
-              </w:rPr>
-              <w:t xml:space="default">0.140</w:t>
-            </w:r>
-          </w:p>
-        </w:tc>
-        <w:tc>
-          <w:tcPr>
-            <w:tcBorders>
-              <w:top w:val="single" w:space="0" w:color="D3D3D3"/>
-              <w:bottom w:val="single" w:space="0" w:color="D3D3D3"/>
-              <w:start w:val="single" w:space="0" w:color="D3D3D3"/>
-              <w:end w:val="single" w:space="0" w:color="D3D3D3"/>
-            </w:tcBorders>
-          </w:tcPr>
-          <w:p>
-            <w:pPr>
-              <w:spacing w:before="0" w:after="60"/>
-              <w:keepNext/>
-              <w:jc w:val="end"/>
-            </w:pPr>
-            <w:r>
-              <w:rPr>
-                <w:rFonts w:ascii="Calibri" w:hAnsi="Calibri"/>
-                <w:sz w:val="20"/>
-              </w:rPr>
-              <w:t xml:space="default">0.055</w:t>
-            </w:r>
-          </w:p>
-        </w:tc>
-        <w:tc>
-          <w:tcPr>
-            <w:tcBorders>
-              <w:top w:val="single" w:space="0" w:color="D3D3D3"/>
-              <w:bottom w:val="single" w:space="0" w:color="D3D3D3"/>
-              <w:start w:val="single" w:space="0" w:color="D3D3D3"/>
-              <w:end w:val="single" w:space="0" w:color="D3D3D3"/>
-            </w:tcBorders>
-          </w:tcPr>
-          <w:p>
-            <w:pPr>
-              <w:spacing w:before="0" w:after="60"/>
-              <w:keepNext/>
-              <w:jc w:val="end"/>
-            </w:pPr>
-            <w:r>
-              <w:rPr>
-                <w:rFonts w:ascii="Calibri" w:hAnsi="Calibri"/>
-                <w:sz w:val="20"/>
-              </w:rPr>
-              <w:t xml:space="default">0.100</w:t>
-            </w:r>
-          </w:p>
-        </w:tc>
-        <w:tc>
-          <w:tcPr>
-            <w:tcBorders>
-              <w:top w:val="single" w:space="0" w:color="D3D3D3"/>
-              <w:bottom w:val="single" w:space="0" w:color="D3D3D3"/>
-              <w:start w:val="single" w:space="0" w:color="D3D3D3"/>
-              <w:end w:val="single" w:space="0" w:color="D3D3D3"/>
-            </w:tcBorders>
-          </w:tcPr>
-          <w:p>
-            <w:pPr>
-              <w:spacing w:before="0" w:after="60"/>
-              <w:keepNext/>
-              <w:jc w:val="end"/>
-            </w:pPr>
-            <w:r>
-              <w:rPr>
-                <w:rFonts w:ascii="Calibri" w:hAnsi="Calibri"/>
-                <w:sz w:val="20"/>
-              </w:rPr>
-              <w:t xml:space="default">0.200</w:t>
+              <w:t xml:space="default">cooler_wet_moderate</w:t>
+            </w:r>
+          </w:p>
+        </w:tc>
+        <w:tc>
+          <w:tcPr>
+            <w:tcBorders>
+              <w:top w:val="single" w:space="0" w:color="D3D3D3"/>
+              <w:bottom w:val="single" w:space="0" w:color="D3D3D3"/>
+              <w:start w:val="single" w:space="0" w:color="D3D3D3"/>
+              <w:end w:val="single" w:space="0" w:color="D3D3D3"/>
+            </w:tcBorders>
+          </w:tcPr>
+          <w:p>
+            <w:pPr>
+              <w:spacing w:before="0" w:after="60"/>
+              <w:keepNext/>
+              <w:jc w:val="end"/>
+            </w:pPr>
+            <w:r>
+              <w:rPr>
+                <w:rFonts w:ascii="Calibri" w:hAnsi="Calibri"/>
+                <w:sz w:val="20"/>
+              </w:rPr>
+              <w:t xml:space="default">13</w:t>
+            </w:r>
+          </w:p>
+        </w:tc>
+        <w:tc>
+          <w:tcPr>
+            <w:tcBorders>
+              <w:top w:val="single" w:space="0" w:color="D3D3D3"/>
+              <w:bottom w:val="single" w:space="0" w:color="D3D3D3"/>
+              <w:start w:val="single" w:space="0" w:color="D3D3D3"/>
+              <w:end w:val="single" w:space="0" w:color="D3D3D3"/>
+            </w:tcBorders>
+          </w:tcPr>
+          <w:p>
+            <w:pPr>
+              <w:spacing w:before="0" w:after="60"/>
+              <w:keepNext/>
+              <w:jc w:val="end"/>
+            </w:pPr>
+            <w:r>
+              <w:rPr>
+                <w:rFonts w:ascii="Calibri" w:hAnsi="Calibri"/>
+                <w:sz w:val="20"/>
+              </w:rPr>
+              <w:t xml:space="default">0.118</w:t>
+            </w:r>
+          </w:p>
+        </w:tc>
+        <w:tc>
+          <w:tcPr>
+            <w:tcBorders>
+              <w:top w:val="single" w:space="0" w:color="D3D3D3"/>
+              <w:bottom w:val="single" w:space="0" w:color="D3D3D3"/>
+              <w:start w:val="single" w:space="0" w:color="D3D3D3"/>
+              <w:end w:val="single" w:space="0" w:color="D3D3D3"/>
+            </w:tcBorders>
+          </w:tcPr>
+          <w:p>
+            <w:pPr>
+              <w:spacing w:before="0" w:after="60"/>
+              <w:keepNext/>
+              <w:jc w:val="end"/>
+            </w:pPr>
+            <w:r>
+              <w:rPr>
+                <w:rFonts w:ascii="Calibri" w:hAnsi="Calibri"/>
+                <w:sz w:val="20"/>
+              </w:rPr>
+              <w:t xml:space="default">0.060</w:t>
+            </w:r>
+          </w:p>
+        </w:tc>
+        <w:tc>
+          <w:tcPr>
+            <w:tcBorders>
+              <w:top w:val="single" w:space="0" w:color="D3D3D3"/>
+              <w:bottom w:val="single" w:space="0" w:color="D3D3D3"/>
+              <w:start w:val="single" w:space="0" w:color="D3D3D3"/>
+              <w:end w:val="single" w:space="0" w:color="D3D3D3"/>
+            </w:tcBorders>
+          </w:tcPr>
+          <w:p>
+            <w:pPr>
+              <w:spacing w:before="0" w:after="60"/>
+              <w:keepNext/>
+              <w:jc w:val="end"/>
+            </w:pPr>
+            <w:r>
+              <w:rPr>
+                <w:rFonts w:ascii="Calibri" w:hAnsi="Calibri"/>
+                <w:sz w:val="20"/>
+              </w:rPr>
+              <w:t xml:space="default">0.077</w:t>
+            </w:r>
+          </w:p>
+        </w:tc>
+        <w:tc>
+          <w:tcPr>
+            <w:tcBorders>
+              <w:top w:val="single" w:space="0" w:color="D3D3D3"/>
+              <w:bottom w:val="single" w:space="0" w:color="D3D3D3"/>
+              <w:start w:val="single" w:space="0" w:color="D3D3D3"/>
+              <w:end w:val="single" w:space="0" w:color="D3D3D3"/>
+            </w:tcBorders>
+          </w:tcPr>
+          <w:p>
+            <w:pPr>
+              <w:spacing w:before="0" w:after="60"/>
+              <w:keepNext/>
+              <w:jc w:val="end"/>
+            </w:pPr>
+            <w:r>
+              <w:rPr>
+                <w:rFonts w:ascii="Calibri" w:hAnsi="Calibri"/>
+                <w:sz w:val="20"/>
+              </w:rPr>
+              <w:t xml:space="default">0.231</w:t>
             </w:r>
           </w:p>
         </w:tc>
@@ -3058,127 +3058,127 @@
                 <w:rFonts w:ascii="Calibri" w:hAnsi="Calibri"/>
                 <w:sz w:val="20"/>
               </w:rPr>
-              <w:t xml:space="default">cooler_wet_high</w:t>
-            </w:r>
-          </w:p>
-        </w:tc>
-        <w:tc>
-          <w:tcPr>
-            <w:tcBorders>
-              <w:top w:val="single" w:space="0" w:color="D3D3D3"/>
-              <w:bottom w:val="single" w:space="0" w:color="D3D3D3"/>
-              <w:start w:val="single" w:space="0" w:color="D3D3D3"/>
-              <w:end w:val="single" w:space="0" w:color="D3D3D3"/>
-            </w:tcBorders>
-          </w:tcPr>
-          <w:p>
-            <w:pPr>
-              <w:spacing w:before="0" w:after="60"/>
-              <w:keepNext/>
-              <w:jc w:val="end"/>
-            </w:pPr>
-            <w:r>
-              <w:rPr>
-                <w:rFonts w:ascii="Calibri" w:hAnsi="Calibri"/>
-                <w:sz w:val="20"/>
-              </w:rPr>
-              <w:t xml:space="default">15</w:t>
-            </w:r>
-          </w:p>
-        </w:tc>
-        <w:tc>
-          <w:tcPr>
-            <w:tcBorders>
-              <w:top w:val="single" w:space="0" w:color="D3D3D3"/>
-              <w:bottom w:val="single" w:space="0" w:color="D3D3D3"/>
-              <w:start w:val="single" w:space="0" w:color="D3D3D3"/>
-              <w:end w:val="single" w:space="0" w:color="D3D3D3"/>
-            </w:tcBorders>
-          </w:tcPr>
-          <w:p>
-            <w:pPr>
-              <w:spacing w:before="0" w:after="60"/>
-              <w:keepNext/>
-              <w:jc w:val="end"/>
-            </w:pPr>
-            <w:r>
-              <w:rPr>
-                <w:rFonts w:ascii="Calibri" w:hAnsi="Calibri"/>
-                <w:sz w:val="20"/>
-              </w:rPr>
-              <w:t xml:space="default">0.180</w:t>
-            </w:r>
-          </w:p>
-        </w:tc>
-        <w:tc>
-          <w:tcPr>
-            <w:tcBorders>
-              <w:top w:val="single" w:space="0" w:color="D3D3D3"/>
-              <w:bottom w:val="single" w:space="0" w:color="D3D3D3"/>
-              <w:start w:val="single" w:space="0" w:color="D3D3D3"/>
-              <w:end w:val="single" w:space="0" w:color="D3D3D3"/>
-            </w:tcBorders>
-          </w:tcPr>
-          <w:p>
-            <w:pPr>
-              <w:spacing w:before="0" w:after="60"/>
-              <w:keepNext/>
-              <w:jc w:val="end"/>
-            </w:pPr>
-            <w:r>
-              <w:rPr>
-                <w:rFonts w:ascii="Calibri" w:hAnsi="Calibri"/>
-                <w:sz w:val="20"/>
-              </w:rPr>
-              <w:t xml:space="default">0.115</w:t>
-            </w:r>
-          </w:p>
-        </w:tc>
-        <w:tc>
-          <w:tcPr>
-            <w:tcBorders>
-              <w:top w:val="single" w:space="0" w:color="D3D3D3"/>
-              <w:bottom w:val="single" w:space="0" w:color="D3D3D3"/>
-              <w:start w:val="single" w:space="0" w:color="D3D3D3"/>
-              <w:end w:val="single" w:space="0" w:color="D3D3D3"/>
-            </w:tcBorders>
-          </w:tcPr>
-          <w:p>
-            <w:pPr>
-              <w:spacing w:before="0" w:after="60"/>
-              <w:keepNext/>
-              <w:jc w:val="end"/>
-            </w:pPr>
-            <w:r>
-              <w:rPr>
-                <w:rFonts w:ascii="Calibri" w:hAnsi="Calibri"/>
-                <w:sz w:val="20"/>
-              </w:rPr>
-              <w:t xml:space="default">0.100</w:t>
-            </w:r>
-          </w:p>
-        </w:tc>
-        <w:tc>
-          <w:tcPr>
-            <w:tcBorders>
-              <w:top w:val="single" w:space="0" w:color="D3D3D3"/>
-              <w:bottom w:val="single" w:space="0" w:color="D3D3D3"/>
-              <w:start w:val="single" w:space="0" w:color="D3D3D3"/>
-              <w:end w:val="single" w:space="0" w:color="D3D3D3"/>
-            </w:tcBorders>
-          </w:tcPr>
-          <w:p>
-            <w:pPr>
-              <w:spacing w:before="0" w:after="60"/>
-              <w:keepNext/>
-              <w:jc w:val="end"/>
-            </w:pPr>
-            <w:r>
-              <w:rPr>
-                <w:rFonts w:ascii="Calibri" w:hAnsi="Calibri"/>
-                <w:sz w:val="20"/>
-              </w:rPr>
-              <w:t xml:space="default">0.500</w:t>
+              <w:t xml:space="default">cooler_no data_low</w:t>
+            </w:r>
+          </w:p>
+        </w:tc>
+        <w:tc>
+          <w:tcPr>
+            <w:tcBorders>
+              <w:top w:val="single" w:space="0" w:color="D3D3D3"/>
+              <w:bottom w:val="single" w:space="0" w:color="D3D3D3"/>
+              <w:start w:val="single" w:space="0" w:color="D3D3D3"/>
+              <w:end w:val="single" w:space="0" w:color="D3D3D3"/>
+            </w:tcBorders>
+          </w:tcPr>
+          <w:p>
+            <w:pPr>
+              <w:spacing w:before="0" w:after="60"/>
+              <w:keepNext/>
+              <w:jc w:val="end"/>
+            </w:pPr>
+            <w:r>
+              <w:rPr>
+                <w:rFonts w:ascii="Calibri" w:hAnsi="Calibri"/>
+                <w:sz w:val="20"/>
+              </w:rPr>
+              <w:t xml:space="default">5</w:t>
+            </w:r>
+          </w:p>
+        </w:tc>
+        <w:tc>
+          <w:tcPr>
+            <w:tcBorders>
+              <w:top w:val="single" w:space="0" w:color="D3D3D3"/>
+              <w:bottom w:val="single" w:space="0" w:color="D3D3D3"/>
+              <w:start w:val="single" w:space="0" w:color="D3D3D3"/>
+              <w:end w:val="single" w:space="0" w:color="D3D3D3"/>
+            </w:tcBorders>
+          </w:tcPr>
+          <w:p>
+            <w:pPr>
+              <w:spacing w:before="0" w:after="60"/>
+              <w:keepNext/>
+              <w:jc w:val="end"/>
+            </w:pPr>
+            <w:r>
+              <w:rPr>
+                <w:rFonts w:ascii="Calibri" w:hAnsi="Calibri"/>
+                <w:sz w:val="20"/>
+              </w:rPr>
+              <w:t xml:space="default">0.108</w:t>
+            </w:r>
+          </w:p>
+        </w:tc>
+        <w:tc>
+          <w:tcPr>
+            <w:tcBorders>
+              <w:top w:val="single" w:space="0" w:color="D3D3D3"/>
+              <w:bottom w:val="single" w:space="0" w:color="D3D3D3"/>
+              <w:start w:val="single" w:space="0" w:color="D3D3D3"/>
+              <w:end w:val="single" w:space="0" w:color="D3D3D3"/>
+            </w:tcBorders>
+          </w:tcPr>
+          <w:p>
+            <w:pPr>
+              <w:spacing w:before="0" w:after="60"/>
+              <w:keepNext/>
+              <w:jc w:val="end"/>
+            </w:pPr>
+            <w:r>
+              <w:rPr>
+                <w:rFonts w:ascii="Calibri" w:hAnsi="Calibri"/>
+                <w:sz w:val="20"/>
+              </w:rPr>
+              <w:t xml:space="default">0.042</w:t>
+            </w:r>
+          </w:p>
+        </w:tc>
+        <w:tc>
+          <w:tcPr>
+            <w:tcBorders>
+              <w:top w:val="single" w:space="0" w:color="D3D3D3"/>
+              <w:bottom w:val="single" w:space="0" w:color="D3D3D3"/>
+              <w:start w:val="single" w:space="0" w:color="D3D3D3"/>
+              <w:end w:val="single" w:space="0" w:color="D3D3D3"/>
+            </w:tcBorders>
+          </w:tcPr>
+          <w:p>
+            <w:pPr>
+              <w:spacing w:before="0" w:after="60"/>
+              <w:keepNext/>
+              <w:jc w:val="end"/>
+            </w:pPr>
+            <w:r>
+              <w:rPr>
+                <w:rFonts w:ascii="Calibri" w:hAnsi="Calibri"/>
+                <w:sz w:val="20"/>
+              </w:rPr>
+              <w:t xml:space="default">0.077</w:t>
+            </w:r>
+          </w:p>
+        </w:tc>
+        <w:tc>
+          <w:tcPr>
+            <w:tcBorders>
+              <w:top w:val="single" w:space="0" w:color="D3D3D3"/>
+              <w:bottom w:val="single" w:space="0" w:color="D3D3D3"/>
+              <w:start w:val="single" w:space="0" w:color="D3D3D3"/>
+              <w:end w:val="single" w:space="0" w:color="D3D3D3"/>
+            </w:tcBorders>
+          </w:tcPr>
+          <w:p>
+            <w:pPr>
+              <w:spacing w:before="0" w:after="60"/>
+              <w:keepNext/>
+              <w:jc w:val="end"/>
+            </w:pPr>
+            <w:r>
+              <w:rPr>
+                <w:rFonts w:ascii="Calibri" w:hAnsi="Calibri"/>
+                <w:sz w:val="20"/>
+              </w:rPr>
+              <w:t xml:space="default">0.154</w:t>
             </w:r>
           </w:p>
         </w:tc>
@@ -3231,127 +3231,127 @@
                 <w:rFonts w:ascii="Calibri" w:hAnsi="Calibri"/>
                 <w:sz w:val="20"/>
               </w:rPr>
-              <w:t xml:space="default">cooler_dry_high</w:t>
-            </w:r>
-          </w:p>
-        </w:tc>
-        <w:tc>
-          <w:tcPr>
-            <w:tcBorders>
-              <w:top w:val="single" w:space="0" w:color="D3D3D3"/>
-              <w:bottom w:val="single" w:space="0" w:color="D3D3D3"/>
-              <w:start w:val="single" w:space="0" w:color="D3D3D3"/>
-              <w:end w:val="single" w:space="0" w:color="D3D3D3"/>
-            </w:tcBorders>
-          </w:tcPr>
-          <w:p>
-            <w:pPr>
-              <w:spacing w:before="0" w:after="60"/>
-              <w:keepNext/>
-              <w:jc w:val="end"/>
-            </w:pPr>
-            <w:r>
-              <w:rPr>
-                <w:rFonts w:ascii="Calibri" w:hAnsi="Calibri"/>
-                <w:sz w:val="20"/>
-              </w:rPr>
-              <w:t xml:space="default">4</w:t>
-            </w:r>
-          </w:p>
-        </w:tc>
-        <w:tc>
-          <w:tcPr>
-            <w:tcBorders>
-              <w:top w:val="single" w:space="0" w:color="D3D3D3"/>
-              <w:bottom w:val="single" w:space="0" w:color="D3D3D3"/>
-              <w:start w:val="single" w:space="0" w:color="D3D3D3"/>
-              <w:end w:val="single" w:space="0" w:color="D3D3D3"/>
-            </w:tcBorders>
-          </w:tcPr>
-          <w:p>
-            <w:pPr>
-              <w:spacing w:before="0" w:after="60"/>
-              <w:keepNext/>
-              <w:jc w:val="end"/>
-            </w:pPr>
-            <w:r>
-              <w:rPr>
-                <w:rFonts w:ascii="Calibri" w:hAnsi="Calibri"/>
-                <w:sz w:val="20"/>
-              </w:rPr>
-              <w:t xml:space="default">0.150</w:t>
-            </w:r>
-          </w:p>
-        </w:tc>
-        <w:tc>
-          <w:tcPr>
-            <w:tcBorders>
-              <w:top w:val="single" w:space="0" w:color="D3D3D3"/>
-              <w:bottom w:val="single" w:space="0" w:color="D3D3D3"/>
-              <w:start w:val="single" w:space="0" w:color="D3D3D3"/>
-              <w:end w:val="single" w:space="0" w:color="D3D3D3"/>
-            </w:tcBorders>
-          </w:tcPr>
-          <w:p>
-            <w:pPr>
-              <w:spacing w:before="0" w:after="60"/>
-              <w:keepNext/>
-              <w:jc w:val="end"/>
-            </w:pPr>
-            <w:r>
-              <w:rPr>
-                <w:rFonts w:ascii="Calibri" w:hAnsi="Calibri"/>
-                <w:sz w:val="20"/>
-              </w:rPr>
-              <w:t xml:space="default">0.058</w:t>
-            </w:r>
-          </w:p>
-        </w:tc>
-        <w:tc>
-          <w:tcPr>
-            <w:tcBorders>
-              <w:top w:val="single" w:space="0" w:color="D3D3D3"/>
-              <w:bottom w:val="single" w:space="0" w:color="D3D3D3"/>
-              <w:start w:val="single" w:space="0" w:color="D3D3D3"/>
-              <w:end w:val="single" w:space="0" w:color="D3D3D3"/>
-            </w:tcBorders>
-          </w:tcPr>
-          <w:p>
-            <w:pPr>
-              <w:spacing w:before="0" w:after="60"/>
-              <w:keepNext/>
-              <w:jc w:val="end"/>
-            </w:pPr>
-            <w:r>
-              <w:rPr>
-                <w:rFonts w:ascii="Calibri" w:hAnsi="Calibri"/>
-                <w:sz w:val="20"/>
-              </w:rPr>
-              <w:t xml:space="default">0.100</w:t>
-            </w:r>
-          </w:p>
-        </w:tc>
-        <w:tc>
-          <w:tcPr>
-            <w:tcBorders>
-              <w:top w:val="single" w:space="0" w:color="D3D3D3"/>
-              <w:bottom w:val="single" w:space="0" w:color="D3D3D3"/>
-              <w:start w:val="single" w:space="0" w:color="D3D3D3"/>
-              <w:end w:val="single" w:space="0" w:color="D3D3D3"/>
-            </w:tcBorders>
-          </w:tcPr>
-          <w:p>
-            <w:pPr>
-              <w:spacing w:before="0" w:after="60"/>
-              <w:keepNext/>
-              <w:jc w:val="end"/>
-            </w:pPr>
-            <w:r>
-              <w:rPr>
-                <w:rFonts w:ascii="Calibri" w:hAnsi="Calibri"/>
-                <w:sz w:val="20"/>
-              </w:rPr>
-              <w:t xml:space="default">0.200</w:t>
+              <w:t xml:space="default">warmer_no data_low</w:t>
+            </w:r>
+          </w:p>
+        </w:tc>
+        <w:tc>
+          <w:tcPr>
+            <w:tcBorders>
+              <w:top w:val="single" w:space="0" w:color="D3D3D3"/>
+              <w:bottom w:val="single" w:space="0" w:color="D3D3D3"/>
+              <w:start w:val="single" w:space="0" w:color="D3D3D3"/>
+              <w:end w:val="single" w:space="0" w:color="D3D3D3"/>
+            </w:tcBorders>
+          </w:tcPr>
+          <w:p>
+            <w:pPr>
+              <w:spacing w:before="0" w:after="60"/>
+              <w:keepNext/>
+              <w:jc w:val="end"/>
+            </w:pPr>
+            <w:r>
+              <w:rPr>
+                <w:rFonts w:ascii="Calibri" w:hAnsi="Calibri"/>
+                <w:sz w:val="20"/>
+              </w:rPr>
+              <w:t xml:space="default">1</w:t>
+            </w:r>
+          </w:p>
+        </w:tc>
+        <w:tc>
+          <w:tcPr>
+            <w:tcBorders>
+              <w:top w:val="single" w:space="0" w:color="D3D3D3"/>
+              <w:bottom w:val="single" w:space="0" w:color="D3D3D3"/>
+              <w:start w:val="single" w:space="0" w:color="D3D3D3"/>
+              <w:end w:val="single" w:space="0" w:color="D3D3D3"/>
+            </w:tcBorders>
+          </w:tcPr>
+          <w:p>
+            <w:pPr>
+              <w:spacing w:before="0" w:after="60"/>
+              <w:keepNext/>
+              <w:jc w:val="end"/>
+            </w:pPr>
+            <w:r>
+              <w:rPr>
+                <w:rFonts w:ascii="Calibri" w:hAnsi="Calibri"/>
+                <w:sz w:val="20"/>
+              </w:rPr>
+              <w:t xml:space="default">0.154</w:t>
+            </w:r>
+          </w:p>
+        </w:tc>
+        <w:tc>
+          <w:tcPr>
+            <w:tcBorders>
+              <w:top w:val="single" w:space="0" w:color="D3D3D3"/>
+              <w:bottom w:val="single" w:space="0" w:color="D3D3D3"/>
+              <w:start w:val="single" w:space="0" w:color="D3D3D3"/>
+              <w:end w:val="single" w:space="0" w:color="D3D3D3"/>
+            </w:tcBorders>
+          </w:tcPr>
+          <w:p>
+            <w:pPr>
+              <w:spacing w:before="0" w:after="60"/>
+              <w:keepNext/>
+              <w:jc w:val="end"/>
+            </w:pPr>
+            <w:r>
+              <w:rPr>
+                <w:rFonts w:ascii="Calibri" w:hAnsi="Calibri"/>
+                <w:sz w:val="20"/>
+              </w:rPr>
+              <w:t xml:space="default">NA</w:t>
+            </w:r>
+          </w:p>
+        </w:tc>
+        <w:tc>
+          <w:tcPr>
+            <w:tcBorders>
+              <w:top w:val="single" w:space="0" w:color="D3D3D3"/>
+              <w:bottom w:val="single" w:space="0" w:color="D3D3D3"/>
+              <w:start w:val="single" w:space="0" w:color="D3D3D3"/>
+              <w:end w:val="single" w:space="0" w:color="D3D3D3"/>
+            </w:tcBorders>
+          </w:tcPr>
+          <w:p>
+            <w:pPr>
+              <w:spacing w:before="0" w:after="60"/>
+              <w:keepNext/>
+              <w:jc w:val="end"/>
+            </w:pPr>
+            <w:r>
+              <w:rPr>
+                <w:rFonts w:ascii="Calibri" w:hAnsi="Calibri"/>
+                <w:sz w:val="20"/>
+              </w:rPr>
+              <w:t xml:space="default">0.154</w:t>
+            </w:r>
+          </w:p>
+        </w:tc>
+        <w:tc>
+          <w:tcPr>
+            <w:tcBorders>
+              <w:top w:val="single" w:space="0" w:color="D3D3D3"/>
+              <w:bottom w:val="single" w:space="0" w:color="D3D3D3"/>
+              <w:start w:val="single" w:space="0" w:color="D3D3D3"/>
+              <w:end w:val="single" w:space="0" w:color="D3D3D3"/>
+            </w:tcBorders>
+          </w:tcPr>
+          <w:p>
+            <w:pPr>
+              <w:spacing w:before="0" w:after="60"/>
+              <w:keepNext/>
+              <w:jc w:val="end"/>
+            </w:pPr>
+            <w:r>
+              <w:rPr>
+                <w:rFonts w:ascii="Calibri" w:hAnsi="Calibri"/>
+                <w:sz w:val="20"/>
+              </w:rPr>
+              <w:t xml:space="default">0.154</w:t>
             </w:r>
           </w:p>
         </w:tc>
@@ -3404,127 +3404,127 @@
                 <w:rFonts w:ascii="Calibri" w:hAnsi="Calibri"/>
                 <w:sz w:val="20"/>
               </w:rPr>
-              <w:t xml:space="default">warmer_variable_low</w:t>
-            </w:r>
-          </w:p>
-        </w:tc>
-        <w:tc>
-          <w:tcPr>
-            <w:tcBorders>
-              <w:top w:val="single" w:space="0" w:color="D3D3D3"/>
-              <w:bottom w:val="single" w:space="0" w:color="D3D3D3"/>
-              <w:start w:val="single" w:space="0" w:color="D3D3D3"/>
-              <w:end w:val="single" w:space="0" w:color="D3D3D3"/>
-            </w:tcBorders>
-          </w:tcPr>
-          <w:p>
-            <w:pPr>
-              <w:spacing w:before="0" w:after="60"/>
-              <w:keepNext/>
-              <w:jc w:val="end"/>
-            </w:pPr>
-            <w:r>
-              <w:rPr>
-                <w:rFonts w:ascii="Calibri" w:hAnsi="Calibri"/>
-                <w:sz w:val="20"/>
-              </w:rPr>
-              <w:t xml:space="default">1</w:t>
-            </w:r>
-          </w:p>
-        </w:tc>
-        <w:tc>
-          <w:tcPr>
-            <w:tcBorders>
-              <w:top w:val="single" w:space="0" w:color="D3D3D3"/>
-              <w:bottom w:val="single" w:space="0" w:color="D3D3D3"/>
-              <w:start w:val="single" w:space="0" w:color="D3D3D3"/>
-              <w:end w:val="single" w:space="0" w:color="D3D3D3"/>
-            </w:tcBorders>
-          </w:tcPr>
-          <w:p>
-            <w:pPr>
-              <w:spacing w:before="0" w:after="60"/>
-              <w:keepNext/>
-              <w:jc w:val="end"/>
-            </w:pPr>
-            <w:r>
-              <w:rPr>
-                <w:rFonts w:ascii="Calibri" w:hAnsi="Calibri"/>
-                <w:sz w:val="20"/>
-              </w:rPr>
-              <w:t xml:space="default">0.100</w:t>
-            </w:r>
-          </w:p>
-        </w:tc>
-        <w:tc>
-          <w:tcPr>
-            <w:tcBorders>
-              <w:top w:val="single" w:space="0" w:color="D3D3D3"/>
-              <w:bottom w:val="single" w:space="0" w:color="D3D3D3"/>
-              <w:start w:val="single" w:space="0" w:color="D3D3D3"/>
-              <w:end w:val="single" w:space="0" w:color="D3D3D3"/>
-            </w:tcBorders>
-          </w:tcPr>
-          <w:p>
-            <w:pPr>
-              <w:spacing w:before="0" w:after="60"/>
-              <w:keepNext/>
-              <w:jc w:val="end"/>
-            </w:pPr>
-            <w:r>
-              <w:rPr>
-                <w:rFonts w:ascii="Calibri" w:hAnsi="Calibri"/>
-                <w:sz w:val="20"/>
-              </w:rPr>
-              <w:t xml:space="default">NA</w:t>
-            </w:r>
-          </w:p>
-        </w:tc>
-        <w:tc>
-          <w:tcPr>
-            <w:tcBorders>
-              <w:top w:val="single" w:space="0" w:color="D3D3D3"/>
-              <w:bottom w:val="single" w:space="0" w:color="D3D3D3"/>
-              <w:start w:val="single" w:space="0" w:color="D3D3D3"/>
-              <w:end w:val="single" w:space="0" w:color="D3D3D3"/>
-            </w:tcBorders>
-          </w:tcPr>
-          <w:p>
-            <w:pPr>
-              <w:spacing w:before="0" w:after="60"/>
-              <w:keepNext/>
-              <w:jc w:val="end"/>
-            </w:pPr>
-            <w:r>
-              <w:rPr>
-                <w:rFonts w:ascii="Calibri" w:hAnsi="Calibri"/>
-                <w:sz w:val="20"/>
-              </w:rPr>
-              <w:t xml:space="default">0.100</w:t>
-            </w:r>
-          </w:p>
-        </w:tc>
-        <w:tc>
-          <w:tcPr>
-            <w:tcBorders>
-              <w:top w:val="single" w:space="0" w:color="D3D3D3"/>
-              <w:bottom w:val="single" w:space="0" w:color="D3D3D3"/>
-              <w:start w:val="single" w:space="0" w:color="D3D3D3"/>
-              <w:end w:val="single" w:space="0" w:color="D3D3D3"/>
-            </w:tcBorders>
-          </w:tcPr>
-          <w:p>
-            <w:pPr>
-              <w:spacing w:before="0" w:after="60"/>
-              <w:keepNext/>
-              <w:jc w:val="end"/>
-            </w:pPr>
-            <w:r>
-              <w:rPr>
-                <w:rFonts w:ascii="Calibri" w:hAnsi="Calibri"/>
-                <w:sz w:val="20"/>
-              </w:rPr>
-              <w:t xml:space="default">0.100</w:t>
+              <w:t xml:space="default">cooler_no data_moderate</w:t>
+            </w:r>
+          </w:p>
+        </w:tc>
+        <w:tc>
+          <w:tcPr>
+            <w:tcBorders>
+              <w:top w:val="single" w:space="0" w:color="D3D3D3"/>
+              <w:bottom w:val="single" w:space="0" w:color="D3D3D3"/>
+              <w:start w:val="single" w:space="0" w:color="D3D3D3"/>
+              <w:end w:val="single" w:space="0" w:color="D3D3D3"/>
+            </w:tcBorders>
+          </w:tcPr>
+          <w:p>
+            <w:pPr>
+              <w:spacing w:before="0" w:after="60"/>
+              <w:keepNext/>
+              <w:jc w:val="end"/>
+            </w:pPr>
+            <w:r>
+              <w:rPr>
+                <w:rFonts w:ascii="Calibri" w:hAnsi="Calibri"/>
+                <w:sz w:val="20"/>
+              </w:rPr>
+              <w:t xml:space="default">4</w:t>
+            </w:r>
+          </w:p>
+        </w:tc>
+        <w:tc>
+          <w:tcPr>
+            <w:tcBorders>
+              <w:top w:val="single" w:space="0" w:color="D3D3D3"/>
+              <w:bottom w:val="single" w:space="0" w:color="D3D3D3"/>
+              <w:start w:val="single" w:space="0" w:color="D3D3D3"/>
+              <w:end w:val="single" w:space="0" w:color="D3D3D3"/>
+            </w:tcBorders>
+          </w:tcPr>
+          <w:p>
+            <w:pPr>
+              <w:spacing w:before="0" w:after="60"/>
+              <w:keepNext/>
+              <w:jc w:val="end"/>
+            </w:pPr>
+            <w:r>
+              <w:rPr>
+                <w:rFonts w:ascii="Calibri" w:hAnsi="Calibri"/>
+                <w:sz w:val="20"/>
+              </w:rPr>
+              <w:t xml:space="default">0.192</w:t>
+            </w:r>
+          </w:p>
+        </w:tc>
+        <w:tc>
+          <w:tcPr>
+            <w:tcBorders>
+              <w:top w:val="single" w:space="0" w:color="D3D3D3"/>
+              <w:bottom w:val="single" w:space="0" w:color="D3D3D3"/>
+              <w:start w:val="single" w:space="0" w:color="D3D3D3"/>
+              <w:end w:val="single" w:space="0" w:color="D3D3D3"/>
+            </w:tcBorders>
+          </w:tcPr>
+          <w:p>
+            <w:pPr>
+              <w:spacing w:before="0" w:after="60"/>
+              <w:keepNext/>
+              <w:jc w:val="end"/>
+            </w:pPr>
+            <w:r>
+              <w:rPr>
+                <w:rFonts w:ascii="Calibri" w:hAnsi="Calibri"/>
+                <w:sz w:val="20"/>
+              </w:rPr>
+              <w:t xml:space="default">0.099</w:t>
+            </w:r>
+          </w:p>
+        </w:tc>
+        <w:tc>
+          <w:tcPr>
+            <w:tcBorders>
+              <w:top w:val="single" w:space="0" w:color="D3D3D3"/>
+              <w:bottom w:val="single" w:space="0" w:color="D3D3D3"/>
+              <w:start w:val="single" w:space="0" w:color="D3D3D3"/>
+              <w:end w:val="single" w:space="0" w:color="D3D3D3"/>
+            </w:tcBorders>
+          </w:tcPr>
+          <w:p>
+            <w:pPr>
+              <w:spacing w:before="0" w:after="60"/>
+              <w:keepNext/>
+              <w:jc w:val="end"/>
+            </w:pPr>
+            <w:r>
+              <w:rPr>
+                <w:rFonts w:ascii="Calibri" w:hAnsi="Calibri"/>
+                <w:sz w:val="20"/>
+              </w:rPr>
+              <w:t xml:space="default">0.077</w:t>
+            </w:r>
+          </w:p>
+        </w:tc>
+        <w:tc>
+          <w:tcPr>
+            <w:tcBorders>
+              <w:top w:val="single" w:space="0" w:color="D3D3D3"/>
+              <w:bottom w:val="single" w:space="0" w:color="D3D3D3"/>
+              <w:start w:val="single" w:space="0" w:color="D3D3D3"/>
+              <w:end w:val="single" w:space="0" w:color="D3D3D3"/>
+            </w:tcBorders>
+          </w:tcPr>
+          <w:p>
+            <w:pPr>
+              <w:spacing w:before="0" w:after="60"/>
+              <w:keepNext/>
+              <w:jc w:val="end"/>
+            </w:pPr>
+            <w:r>
+              <w:rPr>
+                <w:rFonts w:ascii="Calibri" w:hAnsi="Calibri"/>
+                <w:sz w:val="20"/>
+              </w:rPr>
+              <w:t xml:space="default">0.308</w:t>
             </w:r>
           </w:p>
         </w:tc>
@@ -3577,127 +3577,127 @@
                 <w:rFonts w:ascii="Calibri" w:hAnsi="Calibri"/>
                 <w:sz w:val="20"/>
               </w:rPr>
-              <w:t xml:space="default">warmer_variable_high</w:t>
-            </w:r>
-          </w:p>
-        </w:tc>
-        <w:tc>
-          <w:tcPr>
-            <w:tcBorders>
-              <w:top w:val="single" w:space="0" w:color="D3D3D3"/>
-              <w:bottom w:val="single" w:space="0" w:color="D3D3D3"/>
-              <w:start w:val="single" w:space="0" w:color="D3D3D3"/>
-              <w:end w:val="single" w:space="0" w:color="D3D3D3"/>
-            </w:tcBorders>
-          </w:tcPr>
-          <w:p>
-            <w:pPr>
-              <w:spacing w:before="0" w:after="60"/>
-              <w:keepNext/>
-              <w:jc w:val="end"/>
-            </w:pPr>
-            <w:r>
-              <w:rPr>
-                <w:rFonts w:ascii="Calibri" w:hAnsi="Calibri"/>
-                <w:sz w:val="20"/>
-              </w:rPr>
-              <w:t xml:space="default">3</w:t>
-            </w:r>
-          </w:p>
-        </w:tc>
-        <w:tc>
-          <w:tcPr>
-            <w:tcBorders>
-              <w:top w:val="single" w:space="0" w:color="D3D3D3"/>
-              <w:bottom w:val="single" w:space="0" w:color="D3D3D3"/>
-              <w:start w:val="single" w:space="0" w:color="D3D3D3"/>
-              <w:end w:val="single" w:space="0" w:color="D3D3D3"/>
-            </w:tcBorders>
-          </w:tcPr>
-          <w:p>
-            <w:pPr>
-              <w:spacing w:before="0" w:after="60"/>
-              <w:keepNext/>
-              <w:jc w:val="end"/>
-            </w:pPr>
-            <w:r>
-              <w:rPr>
-                <w:rFonts w:ascii="Calibri" w:hAnsi="Calibri"/>
-                <w:sz w:val="20"/>
-              </w:rPr>
-              <w:t xml:space="default">0.595</w:t>
-            </w:r>
-          </w:p>
-        </w:tc>
-        <w:tc>
-          <w:tcPr>
-            <w:tcBorders>
-              <w:top w:val="single" w:space="0" w:color="D3D3D3"/>
-              <w:bottom w:val="single" w:space="0" w:color="D3D3D3"/>
-              <w:start w:val="single" w:space="0" w:color="D3D3D3"/>
-              <w:end w:val="single" w:space="0" w:color="D3D3D3"/>
-            </w:tcBorders>
-          </w:tcPr>
-          <w:p>
-            <w:pPr>
-              <w:spacing w:before="0" w:after="60"/>
-              <w:keepNext/>
-              <w:jc w:val="end"/>
-            </w:pPr>
-            <w:r>
-              <w:rPr>
-                <w:rFonts w:ascii="Calibri" w:hAnsi="Calibri"/>
-                <w:sz w:val="20"/>
-              </w:rPr>
-              <w:t xml:space="default">0.337</w:t>
-            </w:r>
-          </w:p>
-        </w:tc>
-        <w:tc>
-          <w:tcPr>
-            <w:tcBorders>
-              <w:top w:val="single" w:space="0" w:color="D3D3D3"/>
-              <w:bottom w:val="single" w:space="0" w:color="D3D3D3"/>
-              <w:start w:val="single" w:space="0" w:color="D3D3D3"/>
-              <w:end w:val="single" w:space="0" w:color="D3D3D3"/>
-            </w:tcBorders>
-          </w:tcPr>
-          <w:p>
-            <w:pPr>
-              <w:spacing w:before="0" w:after="60"/>
-              <w:keepNext/>
-              <w:jc w:val="end"/>
-            </w:pPr>
-            <w:r>
-              <w:rPr>
-                <w:rFonts w:ascii="Calibri" w:hAnsi="Calibri"/>
-                <w:sz w:val="20"/>
-              </w:rPr>
-              <w:t xml:space="default">0.400</w:t>
-            </w:r>
-          </w:p>
-        </w:tc>
-        <w:tc>
-          <w:tcPr>
-            <w:tcBorders>
-              <w:top w:val="single" w:space="0" w:color="D3D3D3"/>
-              <w:bottom w:val="single" w:space="0" w:color="D3D3D3"/>
-              <w:start w:val="single" w:space="0" w:color="D3D3D3"/>
-              <w:end w:val="single" w:space="0" w:color="D3D3D3"/>
-            </w:tcBorders>
-          </w:tcPr>
-          <w:p>
-            <w:pPr>
-              <w:spacing w:before="0" w:after="60"/>
-              <w:keepNext/>
-              <w:jc w:val="end"/>
-            </w:pPr>
-            <w:r>
-              <w:rPr>
-                <w:rFonts w:ascii="Calibri" w:hAnsi="Calibri"/>
-                <w:sz w:val="20"/>
-              </w:rPr>
-              <w:t xml:space="default">0.984</w:t>
+              <w:t xml:space="default">warmer_wet_low</w:t>
+            </w:r>
+          </w:p>
+        </w:tc>
+        <w:tc>
+          <w:tcPr>
+            <w:tcBorders>
+              <w:top w:val="single" w:space="0" w:color="D3D3D3"/>
+              <w:bottom w:val="single" w:space="0" w:color="D3D3D3"/>
+              <w:start w:val="single" w:space="0" w:color="D3D3D3"/>
+              <w:end w:val="single" w:space="0" w:color="D3D3D3"/>
+            </w:tcBorders>
+          </w:tcPr>
+          <w:p>
+            <w:pPr>
+              <w:spacing w:before="0" w:after="60"/>
+              <w:keepNext/>
+              <w:jc w:val="end"/>
+            </w:pPr>
+            <w:r>
+              <w:rPr>
+                <w:rFonts w:ascii="Calibri" w:hAnsi="Calibri"/>
+                <w:sz w:val="20"/>
+              </w:rPr>
+              <w:t xml:space="default">1</w:t>
+            </w:r>
+          </w:p>
+        </w:tc>
+        <w:tc>
+          <w:tcPr>
+            <w:tcBorders>
+              <w:top w:val="single" w:space="0" w:color="D3D3D3"/>
+              <w:bottom w:val="single" w:space="0" w:color="D3D3D3"/>
+              <w:start w:val="single" w:space="0" w:color="D3D3D3"/>
+              <w:end w:val="single" w:space="0" w:color="D3D3D3"/>
+            </w:tcBorders>
+          </w:tcPr>
+          <w:p>
+            <w:pPr>
+              <w:spacing w:before="0" w:after="60"/>
+              <w:keepNext/>
+              <w:jc w:val="end"/>
+            </w:pPr>
+            <w:r>
+              <w:rPr>
+                <w:rFonts w:ascii="Calibri" w:hAnsi="Calibri"/>
+                <w:sz w:val="20"/>
+              </w:rPr>
+              <w:t xml:space="default">0.077</w:t>
+            </w:r>
+          </w:p>
+        </w:tc>
+        <w:tc>
+          <w:tcPr>
+            <w:tcBorders>
+              <w:top w:val="single" w:space="0" w:color="D3D3D3"/>
+              <w:bottom w:val="single" w:space="0" w:color="D3D3D3"/>
+              <w:start w:val="single" w:space="0" w:color="D3D3D3"/>
+              <w:end w:val="single" w:space="0" w:color="D3D3D3"/>
+            </w:tcBorders>
+          </w:tcPr>
+          <w:p>
+            <w:pPr>
+              <w:spacing w:before="0" w:after="60"/>
+              <w:keepNext/>
+              <w:jc w:val="end"/>
+            </w:pPr>
+            <w:r>
+              <w:rPr>
+                <w:rFonts w:ascii="Calibri" w:hAnsi="Calibri"/>
+                <w:sz w:val="20"/>
+              </w:rPr>
+              <w:t xml:space="default">NA</w:t>
+            </w:r>
+          </w:p>
+        </w:tc>
+        <w:tc>
+          <w:tcPr>
+            <w:tcBorders>
+              <w:top w:val="single" w:space="0" w:color="D3D3D3"/>
+              <w:bottom w:val="single" w:space="0" w:color="D3D3D3"/>
+              <w:start w:val="single" w:space="0" w:color="D3D3D3"/>
+              <w:end w:val="single" w:space="0" w:color="D3D3D3"/>
+            </w:tcBorders>
+          </w:tcPr>
+          <w:p>
+            <w:pPr>
+              <w:spacing w:before="0" w:after="60"/>
+              <w:keepNext/>
+              <w:jc w:val="end"/>
+            </w:pPr>
+            <w:r>
+              <w:rPr>
+                <w:rFonts w:ascii="Calibri" w:hAnsi="Calibri"/>
+                <w:sz w:val="20"/>
+              </w:rPr>
+              <w:t xml:space="default">0.077</w:t>
+            </w:r>
+          </w:p>
+        </w:tc>
+        <w:tc>
+          <w:tcPr>
+            <w:tcBorders>
+              <w:top w:val="single" w:space="0" w:color="D3D3D3"/>
+              <w:bottom w:val="single" w:space="0" w:color="D3D3D3"/>
+              <w:start w:val="single" w:space="0" w:color="D3D3D3"/>
+              <w:end w:val="single" w:space="0" w:color="D3D3D3"/>
+            </w:tcBorders>
+          </w:tcPr>
+          <w:p>
+            <w:pPr>
+              <w:spacing w:before="0" w:after="60"/>
+              <w:keepNext/>
+              <w:jc w:val="end"/>
+            </w:pPr>
+            <w:r>
+              <w:rPr>
+                <w:rFonts w:ascii="Calibri" w:hAnsi="Calibri"/>
+                <w:sz w:val="20"/>
+              </w:rPr>
+              <w:t xml:space="default">0.077</w:t>
             </w:r>
           </w:p>
         </w:tc>
@@ -3750,7 +3750,7 @@
                 <w:rFonts w:ascii="Calibri" w:hAnsi="Calibri"/>
                 <w:sz w:val="20"/>
               </w:rPr>
-              <w:t xml:space="default">LIA_variable_low</w:t>
+              <w:t xml:space="default">LIA_wet_calm</w:t>
             </w:r>
           </w:p>
         </w:tc>
@@ -3798,79 +3798,79 @@
                 <w:rFonts w:ascii="Calibri" w:hAnsi="Calibri"/>
                 <w:sz w:val="20"/>
               </w:rPr>
-              <w:t xml:space="default">0.176</w:t>
-            </w:r>
-          </w:p>
-        </w:tc>
-        <w:tc>
-          <w:tcPr>
-            <w:tcBorders>
-              <w:top w:val="single" w:space="0" w:color="D3D3D3"/>
-              <w:bottom w:val="single" w:space="0" w:color="D3D3D3"/>
-              <w:start w:val="single" w:space="0" w:color="D3D3D3"/>
-              <w:end w:val="single" w:space="0" w:color="D3D3D3"/>
-            </w:tcBorders>
-          </w:tcPr>
-          <w:p>
-            <w:pPr>
-              <w:spacing w:before="0" w:after="60"/>
-              <w:keepNext/>
-              <w:jc w:val="end"/>
-            </w:pPr>
-            <w:r>
-              <w:rPr>
-                <w:rFonts w:ascii="Calibri" w:hAnsi="Calibri"/>
-                <w:sz w:val="20"/>
-              </w:rPr>
-              <w:t xml:space="default">0.078</w:t>
-            </w:r>
-          </w:p>
-        </w:tc>
-        <w:tc>
-          <w:tcPr>
-            <w:tcBorders>
-              <w:top w:val="single" w:space="0" w:color="D3D3D3"/>
-              <w:bottom w:val="single" w:space="0" w:color="D3D3D3"/>
-              <w:start w:val="single" w:space="0" w:color="D3D3D3"/>
-              <w:end w:val="single" w:space="0" w:color="D3D3D3"/>
-            </w:tcBorders>
-          </w:tcPr>
-          <w:p>
-            <w:pPr>
-              <w:spacing w:before="0" w:after="60"/>
-              <w:keepNext/>
-              <w:jc w:val="end"/>
-            </w:pPr>
-            <w:r>
-              <w:rPr>
-                <w:rFonts w:ascii="Calibri" w:hAnsi="Calibri"/>
-                <w:sz w:val="20"/>
-              </w:rPr>
-              <w:t xml:space="default">0.096</w:t>
-            </w:r>
-          </w:p>
-        </w:tc>
-        <w:tc>
-          <w:tcPr>
-            <w:tcBorders>
-              <w:top w:val="single" w:space="0" w:color="D3D3D3"/>
-              <w:bottom w:val="single" w:space="0" w:color="D3D3D3"/>
-              <w:start w:val="single" w:space="0" w:color="D3D3D3"/>
-              <w:end w:val="single" w:space="0" w:color="D3D3D3"/>
-            </w:tcBorders>
-          </w:tcPr>
-          <w:p>
-            <w:pPr>
-              <w:spacing w:before="0" w:after="60"/>
-              <w:keepNext/>
-              <w:jc w:val="end"/>
-            </w:pPr>
-            <w:r>
-              <w:rPr>
-                <w:rFonts w:ascii="Calibri" w:hAnsi="Calibri"/>
-                <w:sz w:val="20"/>
-              </w:rPr>
-              <w:t xml:space="default">0.252</w:t>
+              <w:t xml:space="default">0.082</w:t>
+            </w:r>
+          </w:p>
+        </w:tc>
+        <w:tc>
+          <w:tcPr>
+            <w:tcBorders>
+              <w:top w:val="single" w:space="0" w:color="D3D3D3"/>
+              <w:bottom w:val="single" w:space="0" w:color="D3D3D3"/>
+              <w:start w:val="single" w:space="0" w:color="D3D3D3"/>
+              <w:end w:val="single" w:space="0" w:color="D3D3D3"/>
+            </w:tcBorders>
+          </w:tcPr>
+          <w:p>
+            <w:pPr>
+              <w:spacing w:before="0" w:after="60"/>
+              <w:keepNext/>
+              <w:jc w:val="end"/>
+            </w:pPr>
+            <w:r>
+              <w:rPr>
+                <w:rFonts w:ascii="Calibri" w:hAnsi="Calibri"/>
+                <w:sz w:val="20"/>
+              </w:rPr>
+              <w:t xml:space="default">0.050</w:t>
+            </w:r>
+          </w:p>
+        </w:tc>
+        <w:tc>
+          <w:tcPr>
+            <w:tcBorders>
+              <w:top w:val="single" w:space="0" w:color="D3D3D3"/>
+              <w:bottom w:val="single" w:space="0" w:color="D3D3D3"/>
+              <w:start w:val="single" w:space="0" w:color="D3D3D3"/>
+              <w:end w:val="single" w:space="0" w:color="D3D3D3"/>
+            </w:tcBorders>
+          </w:tcPr>
+          <w:p>
+            <w:pPr>
+              <w:spacing w:before="0" w:after="60"/>
+              <w:keepNext/>
+              <w:jc w:val="end"/>
+            </w:pPr>
+            <w:r>
+              <w:rPr>
+                <w:rFonts w:ascii="Calibri" w:hAnsi="Calibri"/>
+                <w:sz w:val="20"/>
+              </w:rPr>
+              <w:t xml:space="default">0.053</w:t>
+            </w:r>
+          </w:p>
+        </w:tc>
+        <w:tc>
+          <w:tcPr>
+            <w:tcBorders>
+              <w:top w:val="single" w:space="0" w:color="D3D3D3"/>
+              <w:bottom w:val="single" w:space="0" w:color="D3D3D3"/>
+              <w:start w:val="single" w:space="0" w:color="D3D3D3"/>
+              <w:end w:val="single" w:space="0" w:color="D3D3D3"/>
+            </w:tcBorders>
+          </w:tcPr>
+          <w:p>
+            <w:pPr>
+              <w:spacing w:before="0" w:after="60"/>
+              <w:keepNext/>
+              <w:jc w:val="end"/>
+            </w:pPr>
+            <w:r>
+              <w:rPr>
+                <w:rFonts w:ascii="Calibri" w:hAnsi="Calibri"/>
+                <w:sz w:val="20"/>
+              </w:rPr>
+              <w:t xml:space="default">0.140</w:t>
             </w:r>
           </w:p>
         </w:tc>
@@ -3923,127 +3923,127 @@
                 <w:rFonts w:ascii="Calibri" w:hAnsi="Calibri"/>
                 <w:sz w:val="20"/>
               </w:rPr>
-              <w:t xml:space="default">cooler_dry_low</w:t>
-            </w:r>
-          </w:p>
-        </w:tc>
-        <w:tc>
-          <w:tcPr>
-            <w:tcBorders>
-              <w:top w:val="single" w:space="0" w:color="D3D3D3"/>
-              <w:bottom w:val="single" w:space="0" w:color="D3D3D3"/>
-              <w:start w:val="single" w:space="0" w:color="D3D3D3"/>
-              <w:end w:val="single" w:space="0" w:color="D3D3D3"/>
-            </w:tcBorders>
-          </w:tcPr>
-          <w:p>
-            <w:pPr>
-              <w:spacing w:before="0" w:after="60"/>
-              <w:keepNext/>
-              <w:jc w:val="end"/>
-            </w:pPr>
-            <w:r>
-              <w:rPr>
-                <w:rFonts w:ascii="Calibri" w:hAnsi="Calibri"/>
-                <w:sz w:val="20"/>
-              </w:rPr>
-              <w:t xml:space="default">11</w:t>
-            </w:r>
-          </w:p>
-        </w:tc>
-        <w:tc>
-          <w:tcPr>
-            <w:tcBorders>
-              <w:top w:val="single" w:space="0" w:color="D3D3D3"/>
-              <w:bottom w:val="single" w:space="0" w:color="D3D3D3"/>
-              <w:start w:val="single" w:space="0" w:color="D3D3D3"/>
-              <w:end w:val="single" w:space="0" w:color="D3D3D3"/>
-            </w:tcBorders>
-          </w:tcPr>
-          <w:p>
-            <w:pPr>
-              <w:spacing w:before="0" w:after="60"/>
-              <w:keepNext/>
-              <w:jc w:val="end"/>
-            </w:pPr>
-            <w:r>
-              <w:rPr>
-                <w:rFonts w:ascii="Calibri" w:hAnsi="Calibri"/>
-                <w:sz w:val="20"/>
-              </w:rPr>
-              <w:t xml:space="default">0.364</w:t>
-            </w:r>
-          </w:p>
-        </w:tc>
-        <w:tc>
-          <w:tcPr>
-            <w:tcBorders>
-              <w:top w:val="single" w:space="0" w:color="D3D3D3"/>
-              <w:bottom w:val="single" w:space="0" w:color="D3D3D3"/>
-              <w:start w:val="single" w:space="0" w:color="D3D3D3"/>
-              <w:end w:val="single" w:space="0" w:color="D3D3D3"/>
-            </w:tcBorders>
-          </w:tcPr>
-          <w:p>
-            <w:pPr>
-              <w:spacing w:before="0" w:after="60"/>
-              <w:keepNext/>
-              <w:jc w:val="end"/>
-            </w:pPr>
-            <w:r>
-              <w:rPr>
-                <w:rFonts w:ascii="Calibri" w:hAnsi="Calibri"/>
-                <w:sz w:val="20"/>
-              </w:rPr>
-              <w:t xml:space="default">0.200</w:t>
-            </w:r>
-          </w:p>
-        </w:tc>
-        <w:tc>
-          <w:tcPr>
-            <w:tcBorders>
-              <w:top w:val="single" w:space="0" w:color="D3D3D3"/>
-              <w:bottom w:val="single" w:space="0" w:color="D3D3D3"/>
-              <w:start w:val="single" w:space="0" w:color="D3D3D3"/>
-              <w:end w:val="single" w:space="0" w:color="D3D3D3"/>
-            </w:tcBorders>
-          </w:tcPr>
-          <w:p>
-            <w:pPr>
-              <w:spacing w:before="0" w:after="60"/>
-              <w:keepNext/>
-              <w:jc w:val="end"/>
-            </w:pPr>
-            <w:r>
-              <w:rPr>
-                <w:rFonts w:ascii="Calibri" w:hAnsi="Calibri"/>
-                <w:sz w:val="20"/>
-              </w:rPr>
-              <w:t xml:space="default">0.096</w:t>
-            </w:r>
-          </w:p>
-        </w:tc>
-        <w:tc>
-          <w:tcPr>
-            <w:tcBorders>
-              <w:top w:val="single" w:space="0" w:color="D3D3D3"/>
-              <w:bottom w:val="single" w:space="0" w:color="D3D3D3"/>
-              <w:start w:val="single" w:space="0" w:color="D3D3D3"/>
-              <w:end w:val="single" w:space="0" w:color="D3D3D3"/>
-            </w:tcBorders>
-          </w:tcPr>
-          <w:p>
-            <w:pPr>
-              <w:spacing w:before="0" w:after="60"/>
-              <w:keepNext/>
-              <w:jc w:val="end"/>
-            </w:pPr>
-            <w:r>
-              <w:rPr>
-                <w:rFonts w:ascii="Calibri" w:hAnsi="Calibri"/>
-                <w:sz w:val="20"/>
-              </w:rPr>
-              <w:t xml:space="default">0.688</w:t>
+              <w:t xml:space="default">cooler_wet_moderate</w:t>
+            </w:r>
+          </w:p>
+        </w:tc>
+        <w:tc>
+          <w:tcPr>
+            <w:tcBorders>
+              <w:top w:val="single" w:space="0" w:color="D3D3D3"/>
+              <w:bottom w:val="single" w:space="0" w:color="D3D3D3"/>
+              <w:start w:val="single" w:space="0" w:color="D3D3D3"/>
+              <w:end w:val="single" w:space="0" w:color="D3D3D3"/>
+            </w:tcBorders>
+          </w:tcPr>
+          <w:p>
+            <w:pPr>
+              <w:spacing w:before="0" w:after="60"/>
+              <w:keepNext/>
+              <w:jc w:val="end"/>
+            </w:pPr>
+            <w:r>
+              <w:rPr>
+                <w:rFonts w:ascii="Calibri" w:hAnsi="Calibri"/>
+                <w:sz w:val="20"/>
+              </w:rPr>
+              <w:t xml:space="default">18</w:t>
+            </w:r>
+          </w:p>
+        </w:tc>
+        <w:tc>
+          <w:tcPr>
+            <w:tcBorders>
+              <w:top w:val="single" w:space="0" w:color="D3D3D3"/>
+              <w:bottom w:val="single" w:space="0" w:color="D3D3D3"/>
+              <w:start w:val="single" w:space="0" w:color="D3D3D3"/>
+              <w:end w:val="single" w:space="0" w:color="D3D3D3"/>
+            </w:tcBorders>
+          </w:tcPr>
+          <w:p>
+            <w:pPr>
+              <w:spacing w:before="0" w:after="60"/>
+              <w:keepNext/>
+              <w:jc w:val="end"/>
+            </w:pPr>
+            <w:r>
+              <w:rPr>
+                <w:rFonts w:ascii="Calibri" w:hAnsi="Calibri"/>
+                <w:sz w:val="20"/>
+              </w:rPr>
+              <w:t xml:space="default">0.218</w:t>
+            </w:r>
+          </w:p>
+        </w:tc>
+        <w:tc>
+          <w:tcPr>
+            <w:tcBorders>
+              <w:top w:val="single" w:space="0" w:color="D3D3D3"/>
+              <w:bottom w:val="single" w:space="0" w:color="D3D3D3"/>
+              <w:start w:val="single" w:space="0" w:color="D3D3D3"/>
+              <w:end w:val="single" w:space="0" w:color="D3D3D3"/>
+            </w:tcBorders>
+          </w:tcPr>
+          <w:p>
+            <w:pPr>
+              <w:spacing w:before="0" w:after="60"/>
+              <w:keepNext/>
+              <w:jc w:val="end"/>
+            </w:pPr>
+            <w:r>
+              <w:rPr>
+                <w:rFonts w:ascii="Calibri" w:hAnsi="Calibri"/>
+                <w:sz w:val="20"/>
+              </w:rPr>
+              <w:t xml:space="default">0.136</w:t>
+            </w:r>
+          </w:p>
+        </w:tc>
+        <w:tc>
+          <w:tcPr>
+            <w:tcBorders>
+              <w:top w:val="single" w:space="0" w:color="D3D3D3"/>
+              <w:bottom w:val="single" w:space="0" w:color="D3D3D3"/>
+              <w:start w:val="single" w:space="0" w:color="D3D3D3"/>
+              <w:end w:val="single" w:space="0" w:color="D3D3D3"/>
+            </w:tcBorders>
+          </w:tcPr>
+          <w:p>
+            <w:pPr>
+              <w:spacing w:before="0" w:after="60"/>
+              <w:keepNext/>
+              <w:jc w:val="end"/>
+            </w:pPr>
+            <w:r>
+              <w:rPr>
+                <w:rFonts w:ascii="Calibri" w:hAnsi="Calibri"/>
+                <w:sz w:val="20"/>
+              </w:rPr>
+              <w:t xml:space="default">0.026</w:t>
+            </w:r>
+          </w:p>
+        </w:tc>
+        <w:tc>
+          <w:tcPr>
+            <w:tcBorders>
+              <w:top w:val="single" w:space="0" w:color="D3D3D3"/>
+              <w:bottom w:val="single" w:space="0" w:color="D3D3D3"/>
+              <w:start w:val="single" w:space="0" w:color="D3D3D3"/>
+              <w:end w:val="single" w:space="0" w:color="D3D3D3"/>
+            </w:tcBorders>
+          </w:tcPr>
+          <w:p>
+            <w:pPr>
+              <w:spacing w:before="0" w:after="60"/>
+              <w:keepNext/>
+              <w:jc w:val="end"/>
+            </w:pPr>
+            <w:r>
+              <w:rPr>
+                <w:rFonts w:ascii="Calibri" w:hAnsi="Calibri"/>
+                <w:sz w:val="20"/>
+              </w:rPr>
+              <w:t xml:space="default">0.405</w:t>
             </w:r>
           </w:p>
         </w:tc>
@@ -4096,127 +4096,127 @@
                 <w:rFonts w:ascii="Calibri" w:hAnsi="Calibri"/>
                 <w:sz w:val="20"/>
               </w:rPr>
-              <w:t xml:space="default">CWP&amp;MWA_dry_medium</w:t>
-            </w:r>
-          </w:p>
-        </w:tc>
-        <w:tc>
-          <w:tcPr>
-            <w:tcBorders>
-              <w:top w:val="single" w:space="0" w:color="D3D3D3"/>
-              <w:bottom w:val="single" w:space="0" w:color="D3D3D3"/>
-              <w:start w:val="single" w:space="0" w:color="D3D3D3"/>
-              <w:end w:val="single" w:space="0" w:color="D3D3D3"/>
-            </w:tcBorders>
-          </w:tcPr>
-          <w:p>
-            <w:pPr>
-              <w:spacing w:before="0" w:after="60"/>
-              <w:keepNext/>
-              <w:jc w:val="end"/>
-            </w:pPr>
-            <w:r>
-              <w:rPr>
-                <w:rFonts w:ascii="Calibri" w:hAnsi="Calibri"/>
-                <w:sz w:val="20"/>
-              </w:rPr>
-              <w:t xml:space="default">4</w:t>
-            </w:r>
-          </w:p>
-        </w:tc>
-        <w:tc>
-          <w:tcPr>
-            <w:tcBorders>
-              <w:top w:val="single" w:space="0" w:color="D3D3D3"/>
-              <w:bottom w:val="single" w:space="0" w:color="D3D3D3"/>
-              <w:start w:val="single" w:space="0" w:color="D3D3D3"/>
-              <w:end w:val="single" w:space="0" w:color="D3D3D3"/>
-            </w:tcBorders>
-          </w:tcPr>
-          <w:p>
-            <w:pPr>
-              <w:spacing w:before="0" w:after="60"/>
-              <w:keepNext/>
-              <w:jc w:val="end"/>
-            </w:pPr>
-            <w:r>
-              <w:rPr>
-                <w:rFonts w:ascii="Calibri" w:hAnsi="Calibri"/>
-                <w:sz w:val="20"/>
-              </w:rPr>
-              <w:t xml:space="default">0.400</w:t>
-            </w:r>
-          </w:p>
-        </w:tc>
-        <w:tc>
-          <w:tcPr>
-            <w:tcBorders>
-              <w:top w:val="single" w:space="0" w:color="D3D3D3"/>
-              <w:bottom w:val="single" w:space="0" w:color="D3D3D3"/>
-              <w:start w:val="single" w:space="0" w:color="D3D3D3"/>
-              <w:end w:val="single" w:space="0" w:color="D3D3D3"/>
-            </w:tcBorders>
-          </w:tcPr>
-          <w:p>
-            <w:pPr>
-              <w:spacing w:before="0" w:after="60"/>
-              <w:keepNext/>
-              <w:jc w:val="end"/>
-            </w:pPr>
-            <w:r>
-              <w:rPr>
-                <w:rFonts w:ascii="Calibri" w:hAnsi="Calibri"/>
-                <w:sz w:val="20"/>
-              </w:rPr>
-              <w:t xml:space="default">0.316</w:t>
-            </w:r>
-          </w:p>
-        </w:tc>
-        <w:tc>
-          <w:tcPr>
-            <w:tcBorders>
-              <w:top w:val="single" w:space="0" w:color="D3D3D3"/>
-              <w:bottom w:val="single" w:space="0" w:color="D3D3D3"/>
-              <w:start w:val="single" w:space="0" w:color="D3D3D3"/>
-              <w:end w:val="single" w:space="0" w:color="D3D3D3"/>
-            </w:tcBorders>
-          </w:tcPr>
-          <w:p>
-            <w:pPr>
-              <w:spacing w:before="0" w:after="60"/>
-              <w:keepNext/>
-              <w:jc w:val="end"/>
-            </w:pPr>
-            <w:r>
-              <w:rPr>
-                <w:rFonts w:ascii="Calibri" w:hAnsi="Calibri"/>
-                <w:sz w:val="20"/>
-              </w:rPr>
-              <w:t xml:space="default">0.037</w:t>
-            </w:r>
-          </w:p>
-        </w:tc>
-        <w:tc>
-          <w:tcPr>
-            <w:tcBorders>
-              <w:top w:val="single" w:space="0" w:color="D3D3D3"/>
-              <w:bottom w:val="single" w:space="0" w:color="D3D3D3"/>
-              <w:start w:val="single" w:space="0" w:color="D3D3D3"/>
-              <w:end w:val="single" w:space="0" w:color="D3D3D3"/>
-            </w:tcBorders>
-          </w:tcPr>
-          <w:p>
-            <w:pPr>
-              <w:spacing w:before="0" w:after="60"/>
-              <w:keepNext/>
-              <w:jc w:val="end"/>
-            </w:pPr>
-            <w:r>
-              <w:rPr>
-                <w:rFonts w:ascii="Calibri" w:hAnsi="Calibri"/>
-                <w:sz w:val="20"/>
-              </w:rPr>
-              <w:t xml:space="default">0.706</w:t>
+              <w:t xml:space="default">cooler_no data_low</w:t>
+            </w:r>
+          </w:p>
+        </w:tc>
+        <w:tc>
+          <w:tcPr>
+            <w:tcBorders>
+              <w:top w:val="single" w:space="0" w:color="D3D3D3"/>
+              <w:bottom w:val="single" w:space="0" w:color="D3D3D3"/>
+              <w:start w:val="single" w:space="0" w:color="D3D3D3"/>
+              <w:end w:val="single" w:space="0" w:color="D3D3D3"/>
+            </w:tcBorders>
+          </w:tcPr>
+          <w:p>
+            <w:pPr>
+              <w:spacing w:before="0" w:after="60"/>
+              <w:keepNext/>
+              <w:jc w:val="end"/>
+            </w:pPr>
+            <w:r>
+              <w:rPr>
+                <w:rFonts w:ascii="Calibri" w:hAnsi="Calibri"/>
+                <w:sz w:val="20"/>
+              </w:rPr>
+              <w:t xml:space="default">8</w:t>
+            </w:r>
+          </w:p>
+        </w:tc>
+        <w:tc>
+          <w:tcPr>
+            <w:tcBorders>
+              <w:top w:val="single" w:space="0" w:color="D3D3D3"/>
+              <w:bottom w:val="single" w:space="0" w:color="D3D3D3"/>
+              <w:start w:val="single" w:space="0" w:color="D3D3D3"/>
+              <w:end w:val="single" w:space="0" w:color="D3D3D3"/>
+            </w:tcBorders>
+          </w:tcPr>
+          <w:p>
+            <w:pPr>
+              <w:spacing w:before="0" w:after="60"/>
+              <w:keepNext/>
+              <w:jc w:val="end"/>
+            </w:pPr>
+            <w:r>
+              <w:rPr>
+                <w:rFonts w:ascii="Calibri" w:hAnsi="Calibri"/>
+                <w:sz w:val="20"/>
+              </w:rPr>
+              <w:t xml:space="default">0.245</w:t>
+            </w:r>
+          </w:p>
+        </w:tc>
+        <w:tc>
+          <w:tcPr>
+            <w:tcBorders>
+              <w:top w:val="single" w:space="0" w:color="D3D3D3"/>
+              <w:bottom w:val="single" w:space="0" w:color="D3D3D3"/>
+              <w:start w:val="single" w:space="0" w:color="D3D3D3"/>
+              <w:end w:val="single" w:space="0" w:color="D3D3D3"/>
+            </w:tcBorders>
+          </w:tcPr>
+          <w:p>
+            <w:pPr>
+              <w:spacing w:before="0" w:after="60"/>
+              <w:keepNext/>
+              <w:jc w:val="end"/>
+            </w:pPr>
+            <w:r>
+              <w:rPr>
+                <w:rFonts w:ascii="Calibri" w:hAnsi="Calibri"/>
+                <w:sz w:val="20"/>
+              </w:rPr>
+              <w:t xml:space="default">0.170</w:t>
+            </w:r>
+          </w:p>
+        </w:tc>
+        <w:tc>
+          <w:tcPr>
+            <w:tcBorders>
+              <w:top w:val="single" w:space="0" w:color="D3D3D3"/>
+              <w:bottom w:val="single" w:space="0" w:color="D3D3D3"/>
+              <w:start w:val="single" w:space="0" w:color="D3D3D3"/>
+              <w:end w:val="single" w:space="0" w:color="D3D3D3"/>
+            </w:tcBorders>
+          </w:tcPr>
+          <w:p>
+            <w:pPr>
+              <w:spacing w:before="0" w:after="60"/>
+              <w:keepNext/>
+              <w:jc w:val="end"/>
+            </w:pPr>
+            <w:r>
+              <w:rPr>
+                <w:rFonts w:ascii="Calibri" w:hAnsi="Calibri"/>
+                <w:sz w:val="20"/>
+              </w:rPr>
+              <w:t xml:space="default">0.026</w:t>
+            </w:r>
+          </w:p>
+        </w:tc>
+        <w:tc>
+          <w:tcPr>
+            <w:tcBorders>
+              <w:top w:val="single" w:space="0" w:color="D3D3D3"/>
+              <w:bottom w:val="single" w:space="0" w:color="D3D3D3"/>
+              <w:start w:val="single" w:space="0" w:color="D3D3D3"/>
+              <w:end w:val="single" w:space="0" w:color="D3D3D3"/>
+            </w:tcBorders>
+          </w:tcPr>
+          <w:p>
+            <w:pPr>
+              <w:spacing w:before="0" w:after="60"/>
+              <w:keepNext/>
+              <w:jc w:val="end"/>
+            </w:pPr>
+            <w:r>
+              <w:rPr>
+                <w:rFonts w:ascii="Calibri" w:hAnsi="Calibri"/>
+                <w:sz w:val="20"/>
+              </w:rPr>
+              <w:t xml:space="default">0.492</w:t>
             </w:r>
           </w:p>
         </w:tc>
@@ -4269,127 +4269,127 @@
                 <w:rFonts w:ascii="Calibri" w:hAnsi="Calibri"/>
                 <w:sz w:val="20"/>
               </w:rPr>
-              <w:t xml:space="default">cooler_wet_high</w:t>
-            </w:r>
-          </w:p>
-        </w:tc>
-        <w:tc>
-          <w:tcPr>
-            <w:tcBorders>
-              <w:top w:val="single" w:space="0" w:color="D3D3D3"/>
-              <w:bottom w:val="single" w:space="0" w:color="D3D3D3"/>
-              <w:start w:val="single" w:space="0" w:color="D3D3D3"/>
-              <w:end w:val="single" w:space="0" w:color="D3D3D3"/>
-            </w:tcBorders>
-          </w:tcPr>
-          <w:p>
-            <w:pPr>
-              <w:spacing w:before="0" w:after="60"/>
-              <w:keepNext/>
-              <w:jc w:val="end"/>
-            </w:pPr>
-            <w:r>
-              <w:rPr>
-                <w:rFonts w:ascii="Calibri" w:hAnsi="Calibri"/>
-                <w:sz w:val="20"/>
-              </w:rPr>
-              <w:t xml:space="default">20</w:t>
-            </w:r>
-          </w:p>
-        </w:tc>
-        <w:tc>
-          <w:tcPr>
-            <w:tcBorders>
-              <w:top w:val="single" w:space="0" w:color="D3D3D3"/>
-              <w:bottom w:val="single" w:space="0" w:color="D3D3D3"/>
-              <w:start w:val="single" w:space="0" w:color="D3D3D3"/>
-              <w:end w:val="single" w:space="0" w:color="D3D3D3"/>
-            </w:tcBorders>
-          </w:tcPr>
-          <w:p>
-            <w:pPr>
-              <w:spacing w:before="0" w:after="60"/>
-              <w:keepNext/>
-              <w:jc w:val="end"/>
-            </w:pPr>
-            <w:r>
-              <w:rPr>
-                <w:rFonts w:ascii="Calibri" w:hAnsi="Calibri"/>
-                <w:sz w:val="20"/>
-              </w:rPr>
-              <w:t xml:space="default">0.339</w:t>
-            </w:r>
-          </w:p>
-        </w:tc>
-        <w:tc>
-          <w:tcPr>
-            <w:tcBorders>
-              <w:top w:val="single" w:space="0" w:color="D3D3D3"/>
-              <w:bottom w:val="single" w:space="0" w:color="D3D3D3"/>
-              <w:start w:val="single" w:space="0" w:color="D3D3D3"/>
-              <w:end w:val="single" w:space="0" w:color="D3D3D3"/>
-            </w:tcBorders>
-          </w:tcPr>
-          <w:p>
-            <w:pPr>
-              <w:spacing w:before="0" w:after="60"/>
-              <w:keepNext/>
-              <w:jc w:val="end"/>
-            </w:pPr>
-            <w:r>
-              <w:rPr>
-                <w:rFonts w:ascii="Calibri" w:hAnsi="Calibri"/>
-                <w:sz w:val="20"/>
-              </w:rPr>
-              <w:t xml:space="default">0.175</w:t>
-            </w:r>
-          </w:p>
-        </w:tc>
-        <w:tc>
-          <w:tcPr>
-            <w:tcBorders>
-              <w:top w:val="single" w:space="0" w:color="D3D3D3"/>
-              <w:bottom w:val="single" w:space="0" w:color="D3D3D3"/>
-              <w:start w:val="single" w:space="0" w:color="D3D3D3"/>
-              <w:end w:val="single" w:space="0" w:color="D3D3D3"/>
-            </w:tcBorders>
-          </w:tcPr>
-          <w:p>
-            <w:pPr>
-              <w:spacing w:before="0" w:after="60"/>
-              <w:keepNext/>
-              <w:jc w:val="end"/>
-            </w:pPr>
-            <w:r>
-              <w:rPr>
-                <w:rFonts w:ascii="Calibri" w:hAnsi="Calibri"/>
-                <w:sz w:val="20"/>
-              </w:rPr>
-              <w:t xml:space="default">0.037</w:t>
-            </w:r>
-          </w:p>
-        </w:tc>
-        <w:tc>
-          <w:tcPr>
-            <w:tcBorders>
-              <w:top w:val="single" w:space="0" w:color="D3D3D3"/>
-              <w:bottom w:val="single" w:space="0" w:color="D3D3D3"/>
-              <w:start w:val="single" w:space="0" w:color="D3D3D3"/>
-              <w:end w:val="single" w:space="0" w:color="D3D3D3"/>
-            </w:tcBorders>
-          </w:tcPr>
-          <w:p>
-            <w:pPr>
-              <w:spacing w:before="0" w:after="60"/>
-              <w:keepNext/>
-              <w:jc w:val="end"/>
-            </w:pPr>
-            <w:r>
-              <w:rPr>
-                <w:rFonts w:ascii="Calibri" w:hAnsi="Calibri"/>
-                <w:sz w:val="20"/>
-              </w:rPr>
-              <w:t xml:space="default">0.665</w:t>
+              <w:t xml:space="default">warmer_no data_low</w:t>
+            </w:r>
+          </w:p>
+        </w:tc>
+        <w:tc>
+          <w:tcPr>
+            <w:tcBorders>
+              <w:top w:val="single" w:space="0" w:color="D3D3D3"/>
+              <w:bottom w:val="single" w:space="0" w:color="D3D3D3"/>
+              <w:start w:val="single" w:space="0" w:color="D3D3D3"/>
+              <w:end w:val="single" w:space="0" w:color="D3D3D3"/>
+            </w:tcBorders>
+          </w:tcPr>
+          <w:p>
+            <w:pPr>
+              <w:spacing w:before="0" w:after="60"/>
+              <w:keepNext/>
+              <w:jc w:val="end"/>
+            </w:pPr>
+            <w:r>
+              <w:rPr>
+                <w:rFonts w:ascii="Calibri" w:hAnsi="Calibri"/>
+                <w:sz w:val="20"/>
+              </w:rPr>
+              <w:t xml:space="default">6</w:t>
+            </w:r>
+          </w:p>
+        </w:tc>
+        <w:tc>
+          <w:tcPr>
+            <w:tcBorders>
+              <w:top w:val="single" w:space="0" w:color="D3D3D3"/>
+              <w:bottom w:val="single" w:space="0" w:color="D3D3D3"/>
+              <w:start w:val="single" w:space="0" w:color="D3D3D3"/>
+              <w:end w:val="single" w:space="0" w:color="D3D3D3"/>
+            </w:tcBorders>
+          </w:tcPr>
+          <w:p>
+            <w:pPr>
+              <w:spacing w:before="0" w:after="60"/>
+              <w:keepNext/>
+              <w:jc w:val="end"/>
+            </w:pPr>
+            <w:r>
+              <w:rPr>
+                <w:rFonts w:ascii="Calibri" w:hAnsi="Calibri"/>
+                <w:sz w:val="20"/>
+              </w:rPr>
+              <w:t xml:space="default">0.315</w:t>
+            </w:r>
+          </w:p>
+        </w:tc>
+        <w:tc>
+          <w:tcPr>
+            <w:tcBorders>
+              <w:top w:val="single" w:space="0" w:color="D3D3D3"/>
+              <w:bottom w:val="single" w:space="0" w:color="D3D3D3"/>
+              <w:start w:val="single" w:space="0" w:color="D3D3D3"/>
+              <w:end w:val="single" w:space="0" w:color="D3D3D3"/>
+            </w:tcBorders>
+          </w:tcPr>
+          <w:p>
+            <w:pPr>
+              <w:spacing w:before="0" w:after="60"/>
+              <w:keepNext/>
+              <w:jc w:val="end"/>
+            </w:pPr>
+            <w:r>
+              <w:rPr>
+                <w:rFonts w:ascii="Calibri" w:hAnsi="Calibri"/>
+                <w:sz w:val="20"/>
+              </w:rPr>
+              <w:t xml:space="default">0.108</w:t>
+            </w:r>
+          </w:p>
+        </w:tc>
+        <w:tc>
+          <w:tcPr>
+            <w:tcBorders>
+              <w:top w:val="single" w:space="0" w:color="D3D3D3"/>
+              <w:bottom w:val="single" w:space="0" w:color="D3D3D3"/>
+              <w:start w:val="single" w:space="0" w:color="D3D3D3"/>
+              <w:end w:val="single" w:space="0" w:color="D3D3D3"/>
+            </w:tcBorders>
+          </w:tcPr>
+          <w:p>
+            <w:pPr>
+              <w:spacing w:before="0" w:after="60"/>
+              <w:keepNext/>
+              <w:jc w:val="end"/>
+            </w:pPr>
+            <w:r>
+              <w:rPr>
+                <w:rFonts w:ascii="Calibri" w:hAnsi="Calibri"/>
+                <w:sz w:val="20"/>
+              </w:rPr>
+              <w:t xml:space="default">0.138</w:t>
+            </w:r>
+          </w:p>
+        </w:tc>
+        <w:tc>
+          <w:tcPr>
+            <w:tcBorders>
+              <w:top w:val="single" w:space="0" w:color="D3D3D3"/>
+              <w:bottom w:val="single" w:space="0" w:color="D3D3D3"/>
+              <w:start w:val="single" w:space="0" w:color="D3D3D3"/>
+              <w:end w:val="single" w:space="0" w:color="D3D3D3"/>
+            </w:tcBorders>
+          </w:tcPr>
+          <w:p>
+            <w:pPr>
+              <w:spacing w:before="0" w:after="60"/>
+              <w:keepNext/>
+              <w:jc w:val="end"/>
+            </w:pPr>
+            <w:r>
+              <w:rPr>
+                <w:rFonts w:ascii="Calibri" w:hAnsi="Calibri"/>
+                <w:sz w:val="20"/>
+              </w:rPr>
+              <w:t xml:space="default">0.442</w:t>
             </w:r>
           </w:p>
         </w:tc>
@@ -4442,127 +4442,127 @@
                 <w:rFonts w:ascii="Calibri" w:hAnsi="Calibri"/>
                 <w:sz w:val="20"/>
               </w:rPr>
-              <w:t xml:space="default">cooler_dry_high</w:t>
-            </w:r>
-          </w:p>
-        </w:tc>
-        <w:tc>
-          <w:tcPr>
-            <w:tcBorders>
-              <w:top w:val="single" w:space="0" w:color="D3D3D3"/>
-              <w:bottom w:val="single" w:space="0" w:color="D3D3D3"/>
-              <w:start w:val="single" w:space="0" w:color="D3D3D3"/>
-              <w:end w:val="single" w:space="0" w:color="D3D3D3"/>
-            </w:tcBorders>
-          </w:tcPr>
-          <w:p>
-            <w:pPr>
-              <w:spacing w:before="0" w:after="60"/>
-              <w:keepNext/>
-              <w:jc w:val="end"/>
-            </w:pPr>
-            <w:r>
-              <w:rPr>
-                <w:rFonts w:ascii="Calibri" w:hAnsi="Calibri"/>
-                <w:sz w:val="20"/>
-              </w:rPr>
-              <w:t xml:space="default">6</w:t>
-            </w:r>
-          </w:p>
-        </w:tc>
-        <w:tc>
-          <w:tcPr>
-            <w:tcBorders>
-              <w:top w:val="single" w:space="0" w:color="D3D3D3"/>
-              <w:bottom w:val="single" w:space="0" w:color="D3D3D3"/>
-              <w:start w:val="single" w:space="0" w:color="D3D3D3"/>
-              <w:end w:val="single" w:space="0" w:color="D3D3D3"/>
-            </w:tcBorders>
-          </w:tcPr>
-          <w:p>
-            <w:pPr>
-              <w:spacing w:before="0" w:after="60"/>
-              <w:keepNext/>
-              <w:jc w:val="end"/>
-            </w:pPr>
-            <w:r>
-              <w:rPr>
-                <w:rFonts w:ascii="Calibri" w:hAnsi="Calibri"/>
-                <w:sz w:val="20"/>
-              </w:rPr>
-              <w:t xml:space="default">0.281</w:t>
-            </w:r>
-          </w:p>
-        </w:tc>
-        <w:tc>
-          <w:tcPr>
-            <w:tcBorders>
-              <w:top w:val="single" w:space="0" w:color="D3D3D3"/>
-              <w:bottom w:val="single" w:space="0" w:color="D3D3D3"/>
-              <w:start w:val="single" w:space="0" w:color="D3D3D3"/>
-              <w:end w:val="single" w:space="0" w:color="D3D3D3"/>
-            </w:tcBorders>
-          </w:tcPr>
-          <w:p>
-            <w:pPr>
-              <w:spacing w:before="0" w:after="60"/>
-              <w:keepNext/>
-              <w:jc w:val="end"/>
-            </w:pPr>
-            <w:r>
-              <w:rPr>
-                <w:rFonts w:ascii="Calibri" w:hAnsi="Calibri"/>
-                <w:sz w:val="20"/>
-              </w:rPr>
-              <w:t xml:space="default">0.168</w:t>
-            </w:r>
-          </w:p>
-        </w:tc>
-        <w:tc>
-          <w:tcPr>
-            <w:tcBorders>
-              <w:top w:val="single" w:space="0" w:color="D3D3D3"/>
-              <w:bottom w:val="single" w:space="0" w:color="D3D3D3"/>
-              <w:start w:val="single" w:space="0" w:color="D3D3D3"/>
-              <w:end w:val="single" w:space="0" w:color="D3D3D3"/>
-            </w:tcBorders>
-          </w:tcPr>
-          <w:p>
-            <w:pPr>
-              <w:spacing w:before="0" w:after="60"/>
-              <w:keepNext/>
-              <w:jc w:val="end"/>
-            </w:pPr>
-            <w:r>
-              <w:rPr>
-                <w:rFonts w:ascii="Calibri" w:hAnsi="Calibri"/>
-                <w:sz w:val="20"/>
-              </w:rPr>
-              <w:t xml:space="default">0.048</w:t>
-            </w:r>
-          </w:p>
-        </w:tc>
-        <w:tc>
-          <w:tcPr>
-            <w:tcBorders>
-              <w:top w:val="single" w:space="0" w:color="D3D3D3"/>
-              <w:bottom w:val="single" w:space="0" w:color="D3D3D3"/>
-              <w:start w:val="single" w:space="0" w:color="D3D3D3"/>
-              <w:end w:val="single" w:space="0" w:color="D3D3D3"/>
-            </w:tcBorders>
-          </w:tcPr>
-          <w:p>
-            <w:pPr>
-              <w:spacing w:before="0" w:after="60"/>
-              <w:keepNext/>
-              <w:jc w:val="end"/>
-            </w:pPr>
-            <w:r>
-              <w:rPr>
-                <w:rFonts w:ascii="Calibri" w:hAnsi="Calibri"/>
-                <w:sz w:val="20"/>
-              </w:rPr>
-              <w:t xml:space="default">0.465</w:t>
+              <w:t xml:space="default">cooler_dry_moderate</w:t>
+            </w:r>
+          </w:p>
+        </w:tc>
+        <w:tc>
+          <w:tcPr>
+            <w:tcBorders>
+              <w:top w:val="single" w:space="0" w:color="D3D3D3"/>
+              <w:bottom w:val="single" w:space="0" w:color="D3D3D3"/>
+              <w:start w:val="single" w:space="0" w:color="D3D3D3"/>
+              <w:end w:val="single" w:space="0" w:color="D3D3D3"/>
+            </w:tcBorders>
+          </w:tcPr>
+          <w:p>
+            <w:pPr>
+              <w:spacing w:before="0" w:after="60"/>
+              <w:keepNext/>
+              <w:jc w:val="end"/>
+            </w:pPr>
+            <w:r>
+              <w:rPr>
+                <w:rFonts w:ascii="Calibri" w:hAnsi="Calibri"/>
+                <w:sz w:val="20"/>
+              </w:rPr>
+              <w:t xml:space="default">3</w:t>
+            </w:r>
+          </w:p>
+        </w:tc>
+        <w:tc>
+          <w:tcPr>
+            <w:tcBorders>
+              <w:top w:val="single" w:space="0" w:color="D3D3D3"/>
+              <w:bottom w:val="single" w:space="0" w:color="D3D3D3"/>
+              <w:start w:val="single" w:space="0" w:color="D3D3D3"/>
+              <w:end w:val="single" w:space="0" w:color="D3D3D3"/>
+            </w:tcBorders>
+          </w:tcPr>
+          <w:p>
+            <w:pPr>
+              <w:spacing w:before="0" w:after="60"/>
+              <w:keepNext/>
+              <w:jc w:val="end"/>
+            </w:pPr>
+            <w:r>
+              <w:rPr>
+                <w:rFonts w:ascii="Calibri" w:hAnsi="Calibri"/>
+                <w:sz w:val="20"/>
+              </w:rPr>
+              <w:t xml:space="default">0.296</w:t>
+            </w:r>
+          </w:p>
+        </w:tc>
+        <w:tc>
+          <w:tcPr>
+            <w:tcBorders>
+              <w:top w:val="single" w:space="0" w:color="D3D3D3"/>
+              <w:bottom w:val="single" w:space="0" w:color="D3D3D3"/>
+              <w:start w:val="single" w:space="0" w:color="D3D3D3"/>
+              <w:end w:val="single" w:space="0" w:color="D3D3D3"/>
+            </w:tcBorders>
+          </w:tcPr>
+          <w:p>
+            <w:pPr>
+              <w:spacing w:before="0" w:after="60"/>
+              <w:keepNext/>
+              <w:jc w:val="end"/>
+            </w:pPr>
+            <w:r>
+              <w:rPr>
+                <w:rFonts w:ascii="Calibri" w:hAnsi="Calibri"/>
+                <w:sz w:val="20"/>
+              </w:rPr>
+              <w:t xml:space="default">0.044</w:t>
+            </w:r>
+          </w:p>
+        </w:tc>
+        <w:tc>
+          <w:tcPr>
+            <w:tcBorders>
+              <w:top w:val="single" w:space="0" w:color="D3D3D3"/>
+              <w:bottom w:val="single" w:space="0" w:color="D3D3D3"/>
+              <w:start w:val="single" w:space="0" w:color="D3D3D3"/>
+              <w:end w:val="single" w:space="0" w:color="D3D3D3"/>
+            </w:tcBorders>
+          </w:tcPr>
+          <w:p>
+            <w:pPr>
+              <w:spacing w:before="0" w:after="60"/>
+              <w:keepNext/>
+              <w:jc w:val="end"/>
+            </w:pPr>
+            <w:r>
+              <w:rPr>
+                <w:rFonts w:ascii="Calibri" w:hAnsi="Calibri"/>
+                <w:sz w:val="20"/>
+              </w:rPr>
+              <w:t xml:space="default">0.258</w:t>
+            </w:r>
+          </w:p>
+        </w:tc>
+        <w:tc>
+          <w:tcPr>
+            <w:tcBorders>
+              <w:top w:val="single" w:space="0" w:color="D3D3D3"/>
+              <w:bottom w:val="single" w:space="0" w:color="D3D3D3"/>
+              <w:start w:val="single" w:space="0" w:color="D3D3D3"/>
+              <w:end w:val="single" w:space="0" w:color="D3D3D3"/>
+            </w:tcBorders>
+          </w:tcPr>
+          <w:p>
+            <w:pPr>
+              <w:spacing w:before="0" w:after="60"/>
+              <w:keepNext/>
+              <w:jc w:val="end"/>
+            </w:pPr>
+            <w:r>
+              <w:rPr>
+                <w:rFonts w:ascii="Calibri" w:hAnsi="Calibri"/>
+                <w:sz w:val="20"/>
+              </w:rPr>
+              <w:t xml:space="default">0.344</w:t>
             </w:r>
           </w:p>
         </w:tc>
@@ -4615,127 +4615,127 @@
                 <w:rFonts w:ascii="Calibri" w:hAnsi="Calibri"/>
                 <w:sz w:val="20"/>
               </w:rPr>
-              <w:t xml:space="default">warmer_variable_low</w:t>
-            </w:r>
-          </w:p>
-        </w:tc>
-        <w:tc>
-          <w:tcPr>
-            <w:tcBorders>
-              <w:top w:val="single" w:space="0" w:color="D3D3D3"/>
-              <w:bottom w:val="single" w:space="0" w:color="D3D3D3"/>
-              <w:start w:val="single" w:space="0" w:color="D3D3D3"/>
-              <w:end w:val="single" w:space="0" w:color="D3D3D3"/>
-            </w:tcBorders>
-          </w:tcPr>
-          <w:p>
-            <w:pPr>
-              <w:spacing w:before="0" w:after="60"/>
-              <w:keepNext/>
-              <w:jc w:val="end"/>
-            </w:pPr>
-            <w:r>
-              <w:rPr>
-                <w:rFonts w:ascii="Calibri" w:hAnsi="Calibri"/>
-                <w:sz w:val="20"/>
-              </w:rPr>
-              <w:t xml:space="default">6</w:t>
-            </w:r>
-          </w:p>
-        </w:tc>
-        <w:tc>
-          <w:tcPr>
-            <w:tcBorders>
-              <w:top w:val="single" w:space="0" w:color="D3D3D3"/>
-              <w:bottom w:val="single" w:space="0" w:color="D3D3D3"/>
-              <w:start w:val="single" w:space="0" w:color="D3D3D3"/>
-              <w:end w:val="single" w:space="0" w:color="D3D3D3"/>
-            </w:tcBorders>
-          </w:tcPr>
-          <w:p>
-            <w:pPr>
-              <w:spacing w:before="0" w:after="60"/>
-              <w:keepNext/>
-              <w:jc w:val="end"/>
-            </w:pPr>
-            <w:r>
-              <w:rPr>
-                <w:rFonts w:ascii="Calibri" w:hAnsi="Calibri"/>
-                <w:sz w:val="20"/>
-              </w:rPr>
-              <w:t xml:space="default">0.279</w:t>
-            </w:r>
-          </w:p>
-        </w:tc>
-        <w:tc>
-          <w:tcPr>
-            <w:tcBorders>
-              <w:top w:val="single" w:space="0" w:color="D3D3D3"/>
-              <w:bottom w:val="single" w:space="0" w:color="D3D3D3"/>
-              <w:start w:val="single" w:space="0" w:color="D3D3D3"/>
-              <w:end w:val="single" w:space="0" w:color="D3D3D3"/>
-            </w:tcBorders>
-          </w:tcPr>
-          <w:p>
-            <w:pPr>
-              <w:spacing w:before="0" w:after="60"/>
-              <w:keepNext/>
-              <w:jc w:val="end"/>
-            </w:pPr>
-            <w:r>
-              <w:rPr>
-                <w:rFonts w:ascii="Calibri" w:hAnsi="Calibri"/>
-                <w:sz w:val="20"/>
-              </w:rPr>
-              <w:t xml:space="default">0.136</w:t>
-            </w:r>
-          </w:p>
-        </w:tc>
-        <w:tc>
-          <w:tcPr>
-            <w:tcBorders>
-              <w:top w:val="single" w:space="0" w:color="D3D3D3"/>
-              <w:bottom w:val="single" w:space="0" w:color="D3D3D3"/>
-              <w:start w:val="single" w:space="0" w:color="D3D3D3"/>
-              <w:end w:val="single" w:space="0" w:color="D3D3D3"/>
-            </w:tcBorders>
-          </w:tcPr>
-          <w:p>
-            <w:pPr>
-              <w:spacing w:before="0" w:after="60"/>
-              <w:keepNext/>
-              <w:jc w:val="end"/>
-            </w:pPr>
-            <w:r>
-              <w:rPr>
-                <w:rFonts w:ascii="Calibri" w:hAnsi="Calibri"/>
-                <w:sz w:val="20"/>
-              </w:rPr>
-              <w:t xml:space="default">0.122</w:t>
-            </w:r>
-          </w:p>
-        </w:tc>
-        <w:tc>
-          <w:tcPr>
-            <w:tcBorders>
-              <w:top w:val="single" w:space="0" w:color="D3D3D3"/>
-              <w:bottom w:val="single" w:space="0" w:color="D3D3D3"/>
-              <w:start w:val="single" w:space="0" w:color="D3D3D3"/>
-              <w:end w:val="single" w:space="0" w:color="D3D3D3"/>
-            </w:tcBorders>
-          </w:tcPr>
-          <w:p>
-            <w:pPr>
-              <w:spacing w:before="0" w:after="60"/>
-              <w:keepNext/>
-              <w:jc w:val="end"/>
-            </w:pPr>
-            <w:r>
-              <w:rPr>
-                <w:rFonts w:ascii="Calibri" w:hAnsi="Calibri"/>
-                <w:sz w:val="20"/>
-              </w:rPr>
-              <w:t xml:space="default">0.422</w:t>
+              <w:t xml:space="default">cooler_no data_moderate</w:t>
+            </w:r>
+          </w:p>
+        </w:tc>
+        <w:tc>
+          <w:tcPr>
+            <w:tcBorders>
+              <w:top w:val="single" w:space="0" w:color="D3D3D3"/>
+              <w:bottom w:val="single" w:space="0" w:color="D3D3D3"/>
+              <w:start w:val="single" w:space="0" w:color="D3D3D3"/>
+              <w:end w:val="single" w:space="0" w:color="D3D3D3"/>
+            </w:tcBorders>
+          </w:tcPr>
+          <w:p>
+            <w:pPr>
+              <w:spacing w:before="0" w:after="60"/>
+              <w:keepNext/>
+              <w:jc w:val="end"/>
+            </w:pPr>
+            <w:r>
+              <w:rPr>
+                <w:rFonts w:ascii="Calibri" w:hAnsi="Calibri"/>
+                <w:sz w:val="20"/>
+              </w:rPr>
+              <w:t xml:space="default">4</w:t>
+            </w:r>
+          </w:p>
+        </w:tc>
+        <w:tc>
+          <w:tcPr>
+            <w:tcBorders>
+              <w:top w:val="single" w:space="0" w:color="D3D3D3"/>
+              <w:bottom w:val="single" w:space="0" w:color="D3D3D3"/>
+              <w:start w:val="single" w:space="0" w:color="D3D3D3"/>
+              <w:end w:val="single" w:space="0" w:color="D3D3D3"/>
+            </w:tcBorders>
+          </w:tcPr>
+          <w:p>
+            <w:pPr>
+              <w:spacing w:before="0" w:after="60"/>
+              <w:keepNext/>
+              <w:jc w:val="end"/>
+            </w:pPr>
+            <w:r>
+              <w:rPr>
+                <w:rFonts w:ascii="Calibri" w:hAnsi="Calibri"/>
+                <w:sz w:val="20"/>
+              </w:rPr>
+              <w:t xml:space="default">0.193</w:t>
+            </w:r>
+          </w:p>
+        </w:tc>
+        <w:tc>
+          <w:tcPr>
+            <w:tcBorders>
+              <w:top w:val="single" w:space="0" w:color="D3D3D3"/>
+              <w:bottom w:val="single" w:space="0" w:color="D3D3D3"/>
+              <w:start w:val="single" w:space="0" w:color="D3D3D3"/>
+              <w:end w:val="single" w:space="0" w:color="D3D3D3"/>
+            </w:tcBorders>
+          </w:tcPr>
+          <w:p>
+            <w:pPr>
+              <w:spacing w:before="0" w:after="60"/>
+              <w:keepNext/>
+              <w:jc w:val="end"/>
+            </w:pPr>
+            <w:r>
+              <w:rPr>
+                <w:rFonts w:ascii="Calibri" w:hAnsi="Calibri"/>
+                <w:sz w:val="20"/>
+              </w:rPr>
+              <w:t xml:space="default">0.147</w:t>
+            </w:r>
+          </w:p>
+        </w:tc>
+        <w:tc>
+          <w:tcPr>
+            <w:tcBorders>
+              <w:top w:val="single" w:space="0" w:color="D3D3D3"/>
+              <w:bottom w:val="single" w:space="0" w:color="D3D3D3"/>
+              <w:start w:val="single" w:space="0" w:color="D3D3D3"/>
+              <w:end w:val="single" w:space="0" w:color="D3D3D3"/>
+            </w:tcBorders>
+          </w:tcPr>
+          <w:p>
+            <w:pPr>
+              <w:spacing w:before="0" w:after="60"/>
+              <w:keepNext/>
+              <w:jc w:val="end"/>
+            </w:pPr>
+            <w:r>
+              <w:rPr>
+                <w:rFonts w:ascii="Calibri" w:hAnsi="Calibri"/>
+                <w:sz w:val="20"/>
+              </w:rPr>
+              <w:t xml:space="default">0.054</w:t>
+            </w:r>
+          </w:p>
+        </w:tc>
+        <w:tc>
+          <w:tcPr>
+            <w:tcBorders>
+              <w:top w:val="single" w:space="0" w:color="D3D3D3"/>
+              <w:bottom w:val="single" w:space="0" w:color="D3D3D3"/>
+              <w:start w:val="single" w:space="0" w:color="D3D3D3"/>
+              <w:end w:val="single" w:space="0" w:color="D3D3D3"/>
+            </w:tcBorders>
+          </w:tcPr>
+          <w:p>
+            <w:pPr>
+              <w:spacing w:before="0" w:after="60"/>
+              <w:keepNext/>
+              <w:jc w:val="end"/>
+            </w:pPr>
+            <w:r>
+              <w:rPr>
+                <w:rFonts w:ascii="Calibri" w:hAnsi="Calibri"/>
+                <w:sz w:val="20"/>
+              </w:rPr>
+              <w:t xml:space="default">0.333</w:t>
             </w:r>
           </w:p>
         </w:tc>
@@ -4788,127 +4788,127 @@
                 <w:rFonts w:ascii="Calibri" w:hAnsi="Calibri"/>
                 <w:sz w:val="20"/>
               </w:rPr>
-              <w:t xml:space="default">warmer_variable_high</w:t>
-            </w:r>
-          </w:p>
-        </w:tc>
-        <w:tc>
-          <w:tcPr>
-            <w:tcBorders>
-              <w:top w:val="single" w:space="0" w:color="D3D3D3"/>
-              <w:bottom w:val="single" w:space="0" w:color="D3D3D3"/>
-              <w:start w:val="single" w:space="0" w:color="D3D3D3"/>
-              <w:end w:val="single" w:space="0" w:color="D3D3D3"/>
-            </w:tcBorders>
-          </w:tcPr>
-          <w:p>
-            <w:pPr>
-              <w:spacing w:before="0" w:after="60"/>
-              <w:keepNext/>
-              <w:jc w:val="end"/>
-            </w:pPr>
-            <w:r>
-              <w:rPr>
-                <w:rFonts w:ascii="Calibri" w:hAnsi="Calibri"/>
-                <w:sz w:val="20"/>
-              </w:rPr>
-              <w:t xml:space="default">3</w:t>
-            </w:r>
-          </w:p>
-        </w:tc>
-        <w:tc>
-          <w:tcPr>
-            <w:tcBorders>
-              <w:top w:val="single" w:space="0" w:color="D3D3D3"/>
-              <w:bottom w:val="single" w:space="0" w:color="D3D3D3"/>
-              <w:start w:val="single" w:space="0" w:color="D3D3D3"/>
-              <w:end w:val="single" w:space="0" w:color="D3D3D3"/>
-            </w:tcBorders>
-          </w:tcPr>
-          <w:p>
-            <w:pPr>
-              <w:spacing w:before="0" w:after="60"/>
-              <w:keepNext/>
-              <w:jc w:val="end"/>
-            </w:pPr>
-            <w:r>
-              <w:rPr>
-                <w:rFonts w:ascii="Calibri" w:hAnsi="Calibri"/>
-                <w:sz w:val="20"/>
-              </w:rPr>
-              <w:t xml:space="default">0.752</w:t>
-            </w:r>
-          </w:p>
-        </w:tc>
-        <w:tc>
-          <w:tcPr>
-            <w:tcBorders>
-              <w:top w:val="single" w:space="0" w:color="D3D3D3"/>
-              <w:bottom w:val="single" w:space="0" w:color="D3D3D3"/>
-              <w:start w:val="single" w:space="0" w:color="D3D3D3"/>
-              <w:end w:val="single" w:space="0" w:color="D3D3D3"/>
-            </w:tcBorders>
-          </w:tcPr>
-          <w:p>
-            <w:pPr>
-              <w:spacing w:before="0" w:after="60"/>
-              <w:keepNext/>
-              <w:jc w:val="end"/>
-            </w:pPr>
-            <w:r>
-              <w:rPr>
-                <w:rFonts w:ascii="Calibri" w:hAnsi="Calibri"/>
-                <w:sz w:val="20"/>
-              </w:rPr>
-              <w:t xml:space="default">0.208</w:t>
-            </w:r>
-          </w:p>
-        </w:tc>
-        <w:tc>
-          <w:tcPr>
-            <w:tcBorders>
-              <w:top w:val="single" w:space="0" w:color="D3D3D3"/>
-              <w:bottom w:val="single" w:space="0" w:color="D3D3D3"/>
-              <w:start w:val="single" w:space="0" w:color="D3D3D3"/>
-              <w:end w:val="single" w:space="0" w:color="D3D3D3"/>
-            </w:tcBorders>
-          </w:tcPr>
-          <w:p>
-            <w:pPr>
-              <w:spacing w:before="0" w:after="60"/>
-              <w:keepNext/>
-              <w:jc w:val="end"/>
-            </w:pPr>
-            <w:r>
-              <w:rPr>
-                <w:rFonts w:ascii="Calibri" w:hAnsi="Calibri"/>
-                <w:sz w:val="20"/>
-              </w:rPr>
-              <w:t xml:space="default">0.610</w:t>
-            </w:r>
-          </w:p>
-        </w:tc>
-        <w:tc>
-          <w:tcPr>
-            <w:tcBorders>
-              <w:top w:val="single" w:space="0" w:color="D3D3D3"/>
-              <w:bottom w:val="single" w:space="0" w:color="D3D3D3"/>
-              <w:start w:val="single" w:space="0" w:color="D3D3D3"/>
-              <w:end w:val="single" w:space="0" w:color="D3D3D3"/>
-            </w:tcBorders>
-          </w:tcPr>
-          <w:p>
-            <w:pPr>
-              <w:spacing w:before="0" w:after="60"/>
-              <w:keepNext/>
-              <w:jc w:val="end"/>
-            </w:pPr>
-            <w:r>
-              <w:rPr>
-                <w:rFonts w:ascii="Calibri" w:hAnsi="Calibri"/>
-                <w:sz w:val="20"/>
-              </w:rPr>
-              <w:t xml:space="default">0.991</w:t>
+              <w:t xml:space="default">CWP&amp;MWA_dry_enhanced</w:t>
+            </w:r>
+          </w:p>
+        </w:tc>
+        <w:tc>
+          <w:tcPr>
+            <w:tcBorders>
+              <w:top w:val="single" w:space="0" w:color="D3D3D3"/>
+              <w:bottom w:val="single" w:space="0" w:color="D3D3D3"/>
+              <w:start w:val="single" w:space="0" w:color="D3D3D3"/>
+              <w:end w:val="single" w:space="0" w:color="D3D3D3"/>
+            </w:tcBorders>
+          </w:tcPr>
+          <w:p>
+            <w:pPr>
+              <w:spacing w:before="0" w:after="60"/>
+              <w:keepNext/>
+              <w:jc w:val="end"/>
+            </w:pPr>
+            <w:r>
+              <w:rPr>
+                <w:rFonts w:ascii="Calibri" w:hAnsi="Calibri"/>
+                <w:sz w:val="20"/>
+              </w:rPr>
+              <w:t xml:space="default">4</w:t>
+            </w:r>
+          </w:p>
+        </w:tc>
+        <w:tc>
+          <w:tcPr>
+            <w:tcBorders>
+              <w:top w:val="single" w:space="0" w:color="D3D3D3"/>
+              <w:bottom w:val="single" w:space="0" w:color="D3D3D3"/>
+              <w:start w:val="single" w:space="0" w:color="D3D3D3"/>
+              <w:end w:val="single" w:space="0" w:color="D3D3D3"/>
+            </w:tcBorders>
+          </w:tcPr>
+          <w:p>
+            <w:pPr>
+              <w:spacing w:before="0" w:after="60"/>
+              <w:keepNext/>
+              <w:jc w:val="end"/>
+            </w:pPr>
+            <w:r>
+              <w:rPr>
+                <w:rFonts w:ascii="Calibri" w:hAnsi="Calibri"/>
+                <w:sz w:val="20"/>
+              </w:rPr>
+              <w:t xml:space="default">0.235</w:t>
+            </w:r>
+          </w:p>
+        </w:tc>
+        <w:tc>
+          <w:tcPr>
+            <w:tcBorders>
+              <w:top w:val="single" w:space="0" w:color="D3D3D3"/>
+              <w:bottom w:val="single" w:space="0" w:color="D3D3D3"/>
+              <w:start w:val="single" w:space="0" w:color="D3D3D3"/>
+              <w:end w:val="single" w:space="0" w:color="D3D3D3"/>
+            </w:tcBorders>
+          </w:tcPr>
+          <w:p>
+            <w:pPr>
+              <w:spacing w:before="0" w:after="60"/>
+              <w:keepNext/>
+              <w:jc w:val="end"/>
+            </w:pPr>
+            <w:r>
+              <w:rPr>
+                <w:rFonts w:ascii="Calibri" w:hAnsi="Calibri"/>
+                <w:sz w:val="20"/>
+              </w:rPr>
+              <w:t xml:space="default">0.158</w:t>
+            </w:r>
+          </w:p>
+        </w:tc>
+        <w:tc>
+          <w:tcPr>
+            <w:tcBorders>
+              <w:top w:val="single" w:space="0" w:color="D3D3D3"/>
+              <w:bottom w:val="single" w:space="0" w:color="D3D3D3"/>
+              <w:start w:val="single" w:space="0" w:color="D3D3D3"/>
+              <w:end w:val="single" w:space="0" w:color="D3D3D3"/>
+            </w:tcBorders>
+          </w:tcPr>
+          <w:p>
+            <w:pPr>
+              <w:spacing w:before="0" w:after="60"/>
+              <w:keepNext/>
+              <w:jc w:val="end"/>
+            </w:pPr>
+            <w:r>
+              <w:rPr>
+                <w:rFonts w:ascii="Calibri" w:hAnsi="Calibri"/>
+                <w:sz w:val="20"/>
+              </w:rPr>
+              <w:t xml:space="default">0.028</w:t>
+            </w:r>
+          </w:p>
+        </w:tc>
+        <w:tc>
+          <w:tcPr>
+            <w:tcBorders>
+              <w:top w:val="single" w:space="0" w:color="D3D3D3"/>
+              <w:bottom w:val="single" w:space="0" w:color="D3D3D3"/>
+              <w:start w:val="single" w:space="0" w:color="D3D3D3"/>
+              <w:end w:val="single" w:space="0" w:color="D3D3D3"/>
+            </w:tcBorders>
+          </w:tcPr>
+          <w:p>
+            <w:pPr>
+              <w:spacing w:before="0" w:after="60"/>
+              <w:keepNext/>
+              <w:jc w:val="end"/>
+            </w:pPr>
+            <w:r>
+              <w:rPr>
+                <w:rFonts w:ascii="Calibri" w:hAnsi="Calibri"/>
+                <w:sz w:val="20"/>
+              </w:rPr>
+              <w:t xml:space="default">0.378</w:t>
             </w:r>
           </w:p>
         </w:tc>
@@ -4937,7 +4937,7 @@
                 <w:rFonts w:ascii="Calibri" w:hAnsi="Calibri"/>
                 <w:sz w:val="20"/>
               </w:rPr>
-              <w:t xml:space="default">Saint Croix</w:t>
+              <w:t xml:space="default">Regional</w:t>
             </w:r>
           </w:p>
         </w:tc>
@@ -4961,127 +4961,127 @@
                 <w:rFonts w:ascii="Calibri" w:hAnsi="Calibri"/>
                 <w:sz w:val="20"/>
               </w:rPr>
-              <w:t xml:space="default">cooler_dry_low</w:t>
-            </w:r>
-          </w:p>
-        </w:tc>
-        <w:tc>
-          <w:tcPr>
-            <w:tcBorders>
-              <w:top w:val="single" w:space="0" w:color="D3D3D3"/>
-              <w:bottom w:val="single" w:space="0" w:color="D3D3D3"/>
-              <w:start w:val="single" w:space="0" w:color="D3D3D3"/>
-              <w:end w:val="single" w:space="0" w:color="D3D3D3"/>
-            </w:tcBorders>
-          </w:tcPr>
-          <w:p>
-            <w:pPr>
-              <w:spacing w:before="0" w:after="60"/>
-              <w:keepNext/>
-              <w:jc w:val="end"/>
-            </w:pPr>
-            <w:r>
-              <w:rPr>
-                <w:rFonts w:ascii="Calibri" w:hAnsi="Calibri"/>
-                <w:sz w:val="20"/>
-              </w:rPr>
-              <w:t xml:space="default">4</w:t>
-            </w:r>
-          </w:p>
-        </w:tc>
-        <w:tc>
-          <w:tcPr>
-            <w:tcBorders>
-              <w:top w:val="single" w:space="0" w:color="D3D3D3"/>
-              <w:bottom w:val="single" w:space="0" w:color="D3D3D3"/>
-              <w:start w:val="single" w:space="0" w:color="D3D3D3"/>
-              <w:end w:val="single" w:space="0" w:color="D3D3D3"/>
-            </w:tcBorders>
-          </w:tcPr>
-          <w:p>
-            <w:pPr>
-              <w:spacing w:before="0" w:after="60"/>
-              <w:keepNext/>
-              <w:jc w:val="end"/>
-            </w:pPr>
-            <w:r>
-              <w:rPr>
-                <w:rFonts w:ascii="Calibri" w:hAnsi="Calibri"/>
-                <w:sz w:val="20"/>
-              </w:rPr>
-              <w:t xml:space="default">0.500</w:t>
-            </w:r>
-          </w:p>
-        </w:tc>
-        <w:tc>
-          <w:tcPr>
-            <w:tcBorders>
-              <w:top w:val="single" w:space="0" w:color="D3D3D3"/>
-              <w:bottom w:val="single" w:space="0" w:color="D3D3D3"/>
-              <w:start w:val="single" w:space="0" w:color="D3D3D3"/>
-              <w:end w:val="single" w:space="0" w:color="D3D3D3"/>
-            </w:tcBorders>
-          </w:tcPr>
-          <w:p>
-            <w:pPr>
-              <w:spacing w:before="0" w:after="60"/>
-              <w:keepNext/>
-              <w:jc w:val="end"/>
-            </w:pPr>
-            <w:r>
-              <w:rPr>
-                <w:rFonts w:ascii="Calibri" w:hAnsi="Calibri"/>
-                <w:sz w:val="20"/>
-              </w:rPr>
-              <w:t xml:space="default">0.000</w:t>
-            </w:r>
-          </w:p>
-        </w:tc>
-        <w:tc>
-          <w:tcPr>
-            <w:tcBorders>
-              <w:top w:val="single" w:space="0" w:color="D3D3D3"/>
-              <w:bottom w:val="single" w:space="0" w:color="D3D3D3"/>
-              <w:start w:val="single" w:space="0" w:color="D3D3D3"/>
-              <w:end w:val="single" w:space="0" w:color="D3D3D3"/>
-            </w:tcBorders>
-          </w:tcPr>
-          <w:p>
-            <w:pPr>
-              <w:spacing w:before="0" w:after="60"/>
-              <w:keepNext/>
-              <w:jc w:val="end"/>
-            </w:pPr>
-            <w:r>
-              <w:rPr>
-                <w:rFonts w:ascii="Calibri" w:hAnsi="Calibri"/>
-                <w:sz w:val="20"/>
-              </w:rPr>
-              <w:t xml:space="default">0.500</w:t>
-            </w:r>
-          </w:p>
-        </w:tc>
-        <w:tc>
-          <w:tcPr>
-            <w:tcBorders>
-              <w:top w:val="single" w:space="0" w:color="D3D3D3"/>
-              <w:bottom w:val="single" w:space="0" w:color="D3D3D3"/>
-              <w:start w:val="single" w:space="0" w:color="D3D3D3"/>
-              <w:end w:val="single" w:space="0" w:color="D3D3D3"/>
-            </w:tcBorders>
-          </w:tcPr>
-          <w:p>
-            <w:pPr>
-              <w:spacing w:before="0" w:after="60"/>
-              <w:keepNext/>
-              <w:jc w:val="end"/>
-            </w:pPr>
-            <w:r>
-              <w:rPr>
-                <w:rFonts w:ascii="Calibri" w:hAnsi="Calibri"/>
-                <w:sz w:val="20"/>
-              </w:rPr>
-              <w:t xml:space="default">0.500</w:t>
+              <w:t xml:space="default">warmer_wet_low</w:t>
+            </w:r>
+          </w:p>
+        </w:tc>
+        <w:tc>
+          <w:tcPr>
+            <w:tcBorders>
+              <w:top w:val="single" w:space="0" w:color="D3D3D3"/>
+              <w:bottom w:val="single" w:space="0" w:color="D3D3D3"/>
+              <w:start w:val="single" w:space="0" w:color="D3D3D3"/>
+              <w:end w:val="single" w:space="0" w:color="D3D3D3"/>
+            </w:tcBorders>
+          </w:tcPr>
+          <w:p>
+            <w:pPr>
+              <w:spacing w:before="0" w:after="60"/>
+              <w:keepNext/>
+              <w:jc w:val="end"/>
+            </w:pPr>
+            <w:r>
+              <w:rPr>
+                <w:rFonts w:ascii="Calibri" w:hAnsi="Calibri"/>
+                <w:sz w:val="20"/>
+              </w:rPr>
+              <w:t xml:space="default">5</w:t>
+            </w:r>
+          </w:p>
+        </w:tc>
+        <w:tc>
+          <w:tcPr>
+            <w:tcBorders>
+              <w:top w:val="single" w:space="0" w:color="D3D3D3"/>
+              <w:bottom w:val="single" w:space="0" w:color="D3D3D3"/>
+              <w:start w:val="single" w:space="0" w:color="D3D3D3"/>
+              <w:end w:val="single" w:space="0" w:color="D3D3D3"/>
+            </w:tcBorders>
+          </w:tcPr>
+          <w:p>
+            <w:pPr>
+              <w:spacing w:before="0" w:after="60"/>
+              <w:keepNext/>
+              <w:jc w:val="end"/>
+            </w:pPr>
+            <w:r>
+              <w:rPr>
+                <w:rFonts w:ascii="Calibri" w:hAnsi="Calibri"/>
+                <w:sz w:val="20"/>
+              </w:rPr>
+              <w:t xml:space="default">0.282</w:t>
+            </w:r>
+          </w:p>
+        </w:tc>
+        <w:tc>
+          <w:tcPr>
+            <w:tcBorders>
+              <w:top w:val="single" w:space="0" w:color="D3D3D3"/>
+              <w:bottom w:val="single" w:space="0" w:color="D3D3D3"/>
+              <w:start w:val="single" w:space="0" w:color="D3D3D3"/>
+              <w:end w:val="single" w:space="0" w:color="D3D3D3"/>
+            </w:tcBorders>
+          </w:tcPr>
+          <w:p>
+            <w:pPr>
+              <w:spacing w:before="0" w:after="60"/>
+              <w:keepNext/>
+              <w:jc w:val="end"/>
+            </w:pPr>
+            <w:r>
+              <w:rPr>
+                <w:rFonts w:ascii="Calibri" w:hAnsi="Calibri"/>
+                <w:sz w:val="20"/>
+              </w:rPr>
+              <w:t xml:space="default">0.187</w:t>
+            </w:r>
+          </w:p>
+        </w:tc>
+        <w:tc>
+          <w:tcPr>
+            <w:tcBorders>
+              <w:top w:val="single" w:space="0" w:color="D3D3D3"/>
+              <w:bottom w:val="single" w:space="0" w:color="D3D3D3"/>
+              <w:start w:val="single" w:space="0" w:color="D3D3D3"/>
+              <w:end w:val="single" w:space="0" w:color="D3D3D3"/>
+            </w:tcBorders>
+          </w:tcPr>
+          <w:p>
+            <w:pPr>
+              <w:spacing w:before="0" w:after="60"/>
+              <w:keepNext/>
+              <w:jc w:val="end"/>
+            </w:pPr>
+            <w:r>
+              <w:rPr>
+                <w:rFonts w:ascii="Calibri" w:hAnsi="Calibri"/>
+                <w:sz w:val="20"/>
+              </w:rPr>
+              <w:t xml:space="default">0.069</w:t>
+            </w:r>
+          </w:p>
+        </w:tc>
+        <w:tc>
+          <w:tcPr>
+            <w:tcBorders>
+              <w:top w:val="single" w:space="0" w:color="D3D3D3"/>
+              <w:bottom w:val="single" w:space="0" w:color="D3D3D3"/>
+              <w:start w:val="single" w:space="0" w:color="D3D3D3"/>
+              <w:end w:val="single" w:space="0" w:color="D3D3D3"/>
+            </w:tcBorders>
+          </w:tcPr>
+          <w:p>
+            <w:pPr>
+              <w:spacing w:before="0" w:after="60"/>
+              <w:keepNext/>
+              <w:jc w:val="end"/>
+            </w:pPr>
+            <w:r>
+              <w:rPr>
+                <w:rFonts w:ascii="Calibri" w:hAnsi="Calibri"/>
+                <w:sz w:val="20"/>
+              </w:rPr>
+              <w:t xml:space="default">0.541</w:t>
             </w:r>
           </w:p>
         </w:tc>
@@ -5134,79 +5134,31 @@
                 <w:rFonts w:ascii="Calibri" w:hAnsi="Calibri"/>
                 <w:sz w:val="20"/>
               </w:rPr>
-              <w:t xml:space="default">CWP&amp;MWA_dry_medium</w:t>
-            </w:r>
-          </w:p>
-        </w:tc>
-        <w:tc>
-          <w:tcPr>
-            <w:tcBorders>
-              <w:top w:val="single" w:space="0" w:color="D3D3D3"/>
-              <w:bottom w:val="single" w:space="0" w:color="D3D3D3"/>
-              <w:start w:val="single" w:space="0" w:color="D3D3D3"/>
-              <w:end w:val="single" w:space="0" w:color="D3D3D3"/>
-            </w:tcBorders>
-          </w:tcPr>
-          <w:p>
-            <w:pPr>
-              <w:spacing w:before="0" w:after="60"/>
-              <w:keepNext/>
-              <w:jc w:val="end"/>
-            </w:pPr>
-            <w:r>
-              <w:rPr>
-                <w:rFonts w:ascii="Calibri" w:hAnsi="Calibri"/>
-                <w:sz w:val="20"/>
-              </w:rPr>
-              <w:t xml:space="default">3</w:t>
-            </w:r>
-          </w:p>
-        </w:tc>
-        <w:tc>
-          <w:tcPr>
-            <w:tcBorders>
-              <w:top w:val="single" w:space="0" w:color="D3D3D3"/>
-              <w:bottom w:val="single" w:space="0" w:color="D3D3D3"/>
-              <w:start w:val="single" w:space="0" w:color="D3D3D3"/>
-              <w:end w:val="single" w:space="0" w:color="D3D3D3"/>
-            </w:tcBorders>
-          </w:tcPr>
-          <w:p>
-            <w:pPr>
-              <w:spacing w:before="0" w:after="60"/>
-              <w:keepNext/>
-              <w:jc w:val="end"/>
-            </w:pPr>
-            <w:r>
-              <w:rPr>
-                <w:rFonts w:ascii="Calibri" w:hAnsi="Calibri"/>
-                <w:sz w:val="20"/>
-              </w:rPr>
-              <w:t xml:space="default">0.815</w:t>
-            </w:r>
-          </w:p>
-        </w:tc>
-        <w:tc>
-          <w:tcPr>
-            <w:tcBorders>
-              <w:top w:val="single" w:space="0" w:color="D3D3D3"/>
-              <w:bottom w:val="single" w:space="0" w:color="D3D3D3"/>
-              <w:start w:val="single" w:space="0" w:color="D3D3D3"/>
-              <w:end w:val="single" w:space="0" w:color="D3D3D3"/>
-            </w:tcBorders>
-          </w:tcPr>
-          <w:p>
-            <w:pPr>
-              <w:spacing w:before="0" w:after="60"/>
-              <w:keepNext/>
-              <w:jc w:val="end"/>
-            </w:pPr>
-            <w:r>
-              <w:rPr>
-                <w:rFonts w:ascii="Calibri" w:hAnsi="Calibri"/>
-                <w:sz w:val="20"/>
-              </w:rPr>
-              <w:t xml:space="default">0.273</w:t>
+              <w:t xml:space="default">cooler_wet_moderate</w:t>
+            </w:r>
+          </w:p>
+        </w:tc>
+        <w:tc>
+          <w:tcPr>
+            <w:tcBorders>
+              <w:top w:val="single" w:space="0" w:color="D3D3D3"/>
+              <w:bottom w:val="single" w:space="0" w:color="D3D3D3"/>
+              <w:start w:val="single" w:space="0" w:color="D3D3D3"/>
+              <w:end w:val="single" w:space="0" w:color="D3D3D3"/>
+            </w:tcBorders>
+          </w:tcPr>
+          <w:p>
+            <w:pPr>
+              <w:spacing w:before="0" w:after="60"/>
+              <w:keepNext/>
+              <w:jc w:val="end"/>
+            </w:pPr>
+            <w:r>
+              <w:rPr>
+                <w:rFonts w:ascii="Calibri" w:hAnsi="Calibri"/>
+                <w:sz w:val="20"/>
+              </w:rPr>
+              <w:t xml:space="default">2</w:t>
             </w:r>
           </w:p>
         </w:tc>
@@ -5254,7 +5206,55 @@
                 <w:rFonts w:ascii="Calibri" w:hAnsi="Calibri"/>
                 <w:sz w:val="20"/>
               </w:rPr>
-              <w:t xml:space="default">0.972</w:t>
+              <w:t xml:space="default">0.000</w:t>
+            </w:r>
+          </w:p>
+        </w:tc>
+        <w:tc>
+          <w:tcPr>
+            <w:tcBorders>
+              <w:top w:val="single" w:space="0" w:color="D3D3D3"/>
+              <w:bottom w:val="single" w:space="0" w:color="D3D3D3"/>
+              <w:start w:val="single" w:space="0" w:color="D3D3D3"/>
+              <w:end w:val="single" w:space="0" w:color="D3D3D3"/>
+            </w:tcBorders>
+          </w:tcPr>
+          <w:p>
+            <w:pPr>
+              <w:spacing w:before="0" w:after="60"/>
+              <w:keepNext/>
+              <w:jc w:val="end"/>
+            </w:pPr>
+            <w:r>
+              <w:rPr>
+                <w:rFonts w:ascii="Calibri" w:hAnsi="Calibri"/>
+                <w:sz w:val="20"/>
+              </w:rPr>
+              <w:t xml:space="default">0.500</w:t>
+            </w:r>
+          </w:p>
+        </w:tc>
+        <w:tc>
+          <w:tcPr>
+            <w:tcBorders>
+              <w:top w:val="single" w:space="0" w:color="D3D3D3"/>
+              <w:bottom w:val="single" w:space="0" w:color="D3D3D3"/>
+              <w:start w:val="single" w:space="0" w:color="D3D3D3"/>
+              <w:end w:val="single" w:space="0" w:color="D3D3D3"/>
+            </w:tcBorders>
+          </w:tcPr>
+          <w:p>
+            <w:pPr>
+              <w:spacing w:before="0" w:after="60"/>
+              <w:keepNext/>
+              <w:jc w:val="end"/>
+            </w:pPr>
+            <w:r>
+              <w:rPr>
+                <w:rFonts w:ascii="Calibri" w:hAnsi="Calibri"/>
+                <w:sz w:val="20"/>
+              </w:rPr>
+              <w:t xml:space="default">0.500</w:t>
             </w:r>
           </w:p>
         </w:tc>
@@ -5307,7 +5307,7 @@
                 <w:rFonts w:ascii="Calibri" w:hAnsi="Calibri"/>
                 <w:sz w:val="20"/>
               </w:rPr>
-              <w:t xml:space="default">cooler_wet_high</w:t>
+              <w:t xml:space="default">cooler_no data_low</w:t>
             </w:r>
           </w:p>
         </w:tc>
@@ -5355,54 +5355,6 @@
                 <w:rFonts w:ascii="Calibri" w:hAnsi="Calibri"/>
                 <w:sz w:val="20"/>
               </w:rPr>
-              <w:t xml:space="default">0.815</w:t>
-            </w:r>
-          </w:p>
-        </w:tc>
-        <w:tc>
-          <w:tcPr>
-            <w:tcBorders>
-              <w:top w:val="single" w:space="0" w:color="D3D3D3"/>
-              <w:bottom w:val="single" w:space="0" w:color="D3D3D3"/>
-              <w:start w:val="single" w:space="0" w:color="D3D3D3"/>
-              <w:end w:val="single" w:space="0" w:color="D3D3D3"/>
-            </w:tcBorders>
-          </w:tcPr>
-          <w:p>
-            <w:pPr>
-              <w:spacing w:before="0" w:after="60"/>
-              <w:keepNext/>
-              <w:jc w:val="end"/>
-            </w:pPr>
-            <w:r>
-              <w:rPr>
-                <w:rFonts w:ascii="Calibri" w:hAnsi="Calibri"/>
-                <w:sz w:val="20"/>
-              </w:rPr>
-              <w:t xml:space="default">0.273</w:t>
-            </w:r>
-          </w:p>
-        </w:tc>
-        <w:tc>
-          <w:tcPr>
-            <w:tcBorders>
-              <w:top w:val="single" w:space="0" w:color="D3D3D3"/>
-              <w:bottom w:val="single" w:space="0" w:color="D3D3D3"/>
-              <w:start w:val="single" w:space="0" w:color="D3D3D3"/>
-              <w:end w:val="single" w:space="0" w:color="D3D3D3"/>
-            </w:tcBorders>
-          </w:tcPr>
-          <w:p>
-            <w:pPr>
-              <w:spacing w:before="0" w:after="60"/>
-              <w:keepNext/>
-              <w:jc w:val="end"/>
-            </w:pPr>
-            <w:r>
-              <w:rPr>
-                <w:rFonts w:ascii="Calibri" w:hAnsi="Calibri"/>
-                <w:sz w:val="20"/>
-              </w:rPr>
               <w:t xml:space="default">0.500</w:t>
             </w:r>
           </w:p>
@@ -5427,7 +5379,55 @@
                 <w:rFonts w:ascii="Calibri" w:hAnsi="Calibri"/>
                 <w:sz w:val="20"/>
               </w:rPr>
-              <w:t xml:space="default">0.972</w:t>
+              <w:t xml:space="default">0.000</w:t>
+            </w:r>
+          </w:p>
+        </w:tc>
+        <w:tc>
+          <w:tcPr>
+            <w:tcBorders>
+              <w:top w:val="single" w:space="0" w:color="D3D3D3"/>
+              <w:bottom w:val="single" w:space="0" w:color="D3D3D3"/>
+              <w:start w:val="single" w:space="0" w:color="D3D3D3"/>
+              <w:end w:val="single" w:space="0" w:color="D3D3D3"/>
+            </w:tcBorders>
+          </w:tcPr>
+          <w:p>
+            <w:pPr>
+              <w:spacing w:before="0" w:after="60"/>
+              <w:keepNext/>
+              <w:jc w:val="end"/>
+            </w:pPr>
+            <w:r>
+              <w:rPr>
+                <w:rFonts w:ascii="Calibri" w:hAnsi="Calibri"/>
+                <w:sz w:val="20"/>
+              </w:rPr>
+              <w:t xml:space="default">0.500</w:t>
+            </w:r>
+          </w:p>
+        </w:tc>
+        <w:tc>
+          <w:tcPr>
+            <w:tcBorders>
+              <w:top w:val="single" w:space="0" w:color="D3D3D3"/>
+              <w:bottom w:val="single" w:space="0" w:color="D3D3D3"/>
+              <w:start w:val="single" w:space="0" w:color="D3D3D3"/>
+              <w:end w:val="single" w:space="0" w:color="D3D3D3"/>
+            </w:tcBorders>
+          </w:tcPr>
+          <w:p>
+            <w:pPr>
+              <w:spacing w:before="0" w:after="60"/>
+              <w:keepNext/>
+              <w:jc w:val="end"/>
+            </w:pPr>
+            <w:r>
+              <w:rPr>
+                <w:rFonts w:ascii="Calibri" w:hAnsi="Calibri"/>
+                <w:sz w:val="20"/>
+              </w:rPr>
+              <w:t xml:space="default">0.500</w:t>
             </w:r>
           </w:p>
         </w:tc>
@@ -5480,79 +5480,31 @@
                 <w:rFonts w:ascii="Calibri" w:hAnsi="Calibri"/>
                 <w:sz w:val="20"/>
               </w:rPr>
-              <w:t xml:space="default">cooler_dry_high</w:t>
-            </w:r>
-          </w:p>
-        </w:tc>
-        <w:tc>
-          <w:tcPr>
-            <w:tcBorders>
-              <w:top w:val="single" w:space="0" w:color="D3D3D3"/>
-              <w:bottom w:val="single" w:space="0" w:color="D3D3D3"/>
-              <w:start w:val="single" w:space="0" w:color="D3D3D3"/>
-              <w:end w:val="single" w:space="0" w:color="D3D3D3"/>
-            </w:tcBorders>
-          </w:tcPr>
-          <w:p>
-            <w:pPr>
-              <w:spacing w:before="0" w:after="60"/>
-              <w:keepNext/>
-              <w:jc w:val="end"/>
-            </w:pPr>
-            <w:r>
-              <w:rPr>
-                <w:rFonts w:ascii="Calibri" w:hAnsi="Calibri"/>
-                <w:sz w:val="20"/>
-              </w:rPr>
-              <w:t xml:space="default">2</w:t>
-            </w:r>
-          </w:p>
-        </w:tc>
-        <w:tc>
-          <w:tcPr>
-            <w:tcBorders>
-              <w:top w:val="single" w:space="0" w:color="D3D3D3"/>
-              <w:bottom w:val="single" w:space="0" w:color="D3D3D3"/>
-              <w:start w:val="single" w:space="0" w:color="D3D3D3"/>
-              <w:end w:val="single" w:space="0" w:color="D3D3D3"/>
-            </w:tcBorders>
-          </w:tcPr>
-          <w:p>
-            <w:pPr>
-              <w:spacing w:before="0" w:after="60"/>
-              <w:keepNext/>
-              <w:jc w:val="end"/>
-            </w:pPr>
-            <w:r>
-              <w:rPr>
-                <w:rFonts w:ascii="Calibri" w:hAnsi="Calibri"/>
-                <w:sz w:val="20"/>
-              </w:rPr>
-              <w:t xml:space="default">0.736</w:t>
-            </w:r>
-          </w:p>
-        </w:tc>
-        <w:tc>
-          <w:tcPr>
-            <w:tcBorders>
-              <w:top w:val="single" w:space="0" w:color="D3D3D3"/>
-              <w:bottom w:val="single" w:space="0" w:color="D3D3D3"/>
-              <w:start w:val="single" w:space="0" w:color="D3D3D3"/>
-              <w:end w:val="single" w:space="0" w:color="D3D3D3"/>
-            </w:tcBorders>
-          </w:tcPr>
-          <w:p>
-            <w:pPr>
-              <w:spacing w:before="0" w:after="60"/>
-              <w:keepNext/>
-              <w:jc w:val="end"/>
-            </w:pPr>
-            <w:r>
-              <w:rPr>
-                <w:rFonts w:ascii="Calibri" w:hAnsi="Calibri"/>
-                <w:sz w:val="20"/>
-              </w:rPr>
-              <w:t xml:space="default">0.334</w:t>
+              <w:t xml:space="default">warmer_no data_low</w:t>
+            </w:r>
+          </w:p>
+        </w:tc>
+        <w:tc>
+          <w:tcPr>
+            <w:tcBorders>
+              <w:top w:val="single" w:space="0" w:color="D3D3D3"/>
+              <w:bottom w:val="single" w:space="0" w:color="D3D3D3"/>
+              <w:start w:val="single" w:space="0" w:color="D3D3D3"/>
+              <w:end w:val="single" w:space="0" w:color="D3D3D3"/>
+            </w:tcBorders>
+          </w:tcPr>
+          <w:p>
+            <w:pPr>
+              <w:spacing w:before="0" w:after="60"/>
+              <w:keepNext/>
+              <w:jc w:val="end"/>
+            </w:pPr>
+            <w:r>
+              <w:rPr>
+                <w:rFonts w:ascii="Calibri" w:hAnsi="Calibri"/>
+                <w:sz w:val="20"/>
+              </w:rPr>
+              <w:t xml:space="default">3</w:t>
             </w:r>
           </w:p>
         </w:tc>
@@ -5600,7 +5552,55 @@
                 <w:rFonts w:ascii="Calibri" w:hAnsi="Calibri"/>
                 <w:sz w:val="20"/>
               </w:rPr>
-              <w:t xml:space="default">0.972</w:t>
+              <w:t xml:space="default">0.000</w:t>
+            </w:r>
+          </w:p>
+        </w:tc>
+        <w:tc>
+          <w:tcPr>
+            <w:tcBorders>
+              <w:top w:val="single" w:space="0" w:color="D3D3D3"/>
+              <w:bottom w:val="single" w:space="0" w:color="D3D3D3"/>
+              <w:start w:val="single" w:space="0" w:color="D3D3D3"/>
+              <w:end w:val="single" w:space="0" w:color="D3D3D3"/>
+            </w:tcBorders>
+          </w:tcPr>
+          <w:p>
+            <w:pPr>
+              <w:spacing w:before="0" w:after="60"/>
+              <w:keepNext/>
+              <w:jc w:val="end"/>
+            </w:pPr>
+            <w:r>
+              <w:rPr>
+                <w:rFonts w:ascii="Calibri" w:hAnsi="Calibri"/>
+                <w:sz w:val="20"/>
+              </w:rPr>
+              <w:t xml:space="default">0.500</w:t>
+            </w:r>
+          </w:p>
+        </w:tc>
+        <w:tc>
+          <w:tcPr>
+            <w:tcBorders>
+              <w:top w:val="single" w:space="0" w:color="D3D3D3"/>
+              <w:bottom w:val="single" w:space="0" w:color="D3D3D3"/>
+              <w:start w:val="single" w:space="0" w:color="D3D3D3"/>
+              <w:end w:val="single" w:space="0" w:color="D3D3D3"/>
+            </w:tcBorders>
+          </w:tcPr>
+          <w:p>
+            <w:pPr>
+              <w:spacing w:before="0" w:after="60"/>
+              <w:keepNext/>
+              <w:jc w:val="end"/>
+            </w:pPr>
+            <w:r>
+              <w:rPr>
+                <w:rFonts w:ascii="Calibri" w:hAnsi="Calibri"/>
+                <w:sz w:val="20"/>
+              </w:rPr>
+              <w:t xml:space="default">0.500</w:t>
             </w:r>
           </w:p>
         </w:tc>
@@ -5653,31 +5653,31 @@
                 <w:rFonts w:ascii="Calibri" w:hAnsi="Calibri"/>
                 <w:sz w:val="20"/>
               </w:rPr>
-              <w:t xml:space="default">warmer_variable_low</w:t>
-            </w:r>
-          </w:p>
-        </w:tc>
-        <w:tc>
-          <w:tcPr>
-            <w:tcBorders>
-              <w:top w:val="single" w:space="0" w:color="D3D3D3"/>
-              <w:bottom w:val="single" w:space="0" w:color="D3D3D3"/>
-              <w:start w:val="single" w:space="0" w:color="D3D3D3"/>
-              <w:end w:val="single" w:space="0" w:color="D3D3D3"/>
-            </w:tcBorders>
-          </w:tcPr>
-          <w:p>
-            <w:pPr>
-              <w:spacing w:before="0" w:after="60"/>
-              <w:keepNext/>
-              <w:jc w:val="end"/>
-            </w:pPr>
-            <w:r>
-              <w:rPr>
-                <w:rFonts w:ascii="Calibri" w:hAnsi="Calibri"/>
-                <w:sz w:val="20"/>
-              </w:rPr>
-              <w:t xml:space="default">1</w:t>
+              <w:t xml:space="default">cooler_dry_moderate</w:t>
+            </w:r>
+          </w:p>
+        </w:tc>
+        <w:tc>
+          <w:tcPr>
+            <w:tcBorders>
+              <w:top w:val="single" w:space="0" w:color="D3D3D3"/>
+              <w:bottom w:val="single" w:space="0" w:color="D3D3D3"/>
+              <w:start w:val="single" w:space="0" w:color="D3D3D3"/>
+              <w:end w:val="single" w:space="0" w:color="D3D3D3"/>
+            </w:tcBorders>
+          </w:tcPr>
+          <w:p>
+            <w:pPr>
+              <w:spacing w:before="0" w:after="60"/>
+              <w:keepNext/>
+              <w:jc w:val="end"/>
+            </w:pPr>
+            <w:r>
+              <w:rPr>
+                <w:rFonts w:ascii="Calibri" w:hAnsi="Calibri"/>
+                <w:sz w:val="20"/>
+              </w:rPr>
+              <w:t xml:space="default">3</w:t>
             </w:r>
           </w:p>
         </w:tc>
@@ -5725,7 +5725,7 @@
                 <w:rFonts w:ascii="Calibri" w:hAnsi="Calibri"/>
                 <w:sz w:val="20"/>
               </w:rPr>
-              <w:t xml:space="default">NA</w:t>
+              <w:t xml:space="default">0.000</w:t>
             </w:r>
           </w:p>
         </w:tc>
@@ -5826,7 +5826,7 @@
                 <w:rFonts w:ascii="Calibri" w:hAnsi="Calibri"/>
                 <w:sz w:val="20"/>
               </w:rPr>
-              <w:t xml:space="default">warmer_variable_high</w:t>
+              <w:t xml:space="default">cooler_no data_moderate</w:t>
             </w:r>
           </w:p>
         </w:tc>
@@ -5874,7 +5874,7 @@
                 <w:rFonts w:ascii="Calibri" w:hAnsi="Calibri"/>
                 <w:sz w:val="20"/>
               </w:rPr>
-              <w:t xml:space="default">0.972</w:t>
+              <w:t xml:space="default">0.500</w:t>
             </w:r>
           </w:p>
         </w:tc>
@@ -5922,31 +5922,377 @@
                 <w:rFonts w:ascii="Calibri" w:hAnsi="Calibri"/>
                 <w:sz w:val="20"/>
               </w:rPr>
-              <w:t xml:space="default">0.972</w:t>
-            </w:r>
-          </w:p>
-        </w:tc>
-        <w:tc>
-          <w:tcPr>
-            <w:tcBorders>
-              <w:top w:val="single" w:space="0" w:color="D3D3D3"/>
-              <w:bottom w:val="single" w:space="0" w:color="D3D3D3"/>
-              <w:start w:val="single" w:space="0" w:color="D3D3D3"/>
-              <w:end w:val="single" w:space="0" w:color="D3D3D3"/>
-            </w:tcBorders>
-          </w:tcPr>
-          <w:p>
-            <w:pPr>
-              <w:spacing w:before="0" w:after="60"/>
-              <w:keepNext/>
-              <w:jc w:val="end"/>
-            </w:pPr>
-            <w:r>
-              <w:rPr>
-                <w:rFonts w:ascii="Calibri" w:hAnsi="Calibri"/>
-                <w:sz w:val="20"/>
-              </w:rPr>
-              <w:t xml:space="default">0.972</w:t>
+              <w:t xml:space="default">0.500</w:t>
+            </w:r>
+          </w:p>
+        </w:tc>
+        <w:tc>
+          <w:tcPr>
+            <w:tcBorders>
+              <w:top w:val="single" w:space="0" w:color="D3D3D3"/>
+              <w:bottom w:val="single" w:space="0" w:color="D3D3D3"/>
+              <w:start w:val="single" w:space="0" w:color="D3D3D3"/>
+              <w:end w:val="single" w:space="0" w:color="D3D3D3"/>
+            </w:tcBorders>
+          </w:tcPr>
+          <w:p>
+            <w:pPr>
+              <w:spacing w:before="0" w:after="60"/>
+              <w:keepNext/>
+              <w:jc w:val="end"/>
+            </w:pPr>
+            <w:r>
+              <w:rPr>
+                <w:rFonts w:ascii="Calibri" w:hAnsi="Calibri"/>
+                <w:sz w:val="20"/>
+              </w:rPr>
+              <w:t xml:space="default">0.500</w:t>
+            </w:r>
+          </w:p>
+        </w:tc>
+      </w:tr>
+      <w:tr>
+        <w:trPr>
+          <w:cantSplit/>
+        </w:trPr>
+        <w:tc>
+          <w:tcPr>
+            <w:tcBorders>
+              <w:top w:val="single" w:space="0" w:color="D3D3D3"/>
+              <w:bottom w:val="single" w:space="0" w:color="D3D3D3"/>
+              <w:start w:val="single" w:space="0" w:color="D3D3D3"/>
+              <w:end w:val="single" w:space="0" w:color="D3D3D3"/>
+            </w:tcBorders>
+          </w:tcPr>
+          <w:p>
+            <w:pPr>
+              <w:spacing w:before="0" w:after="60"/>
+              <w:keepNext/>
+              <w:jc w:val="start"/>
+            </w:pPr>
+            <w:r>
+              <w:rPr>
+                <w:rFonts w:ascii="Calibri" w:hAnsi="Calibri"/>
+                <w:sz w:val="20"/>
+              </w:rPr>
+              <w:t xml:space="default">Saint Croix</w:t>
+            </w:r>
+          </w:p>
+        </w:tc>
+        <w:tc>
+          <w:tcPr>
+            <w:tcBorders>
+              <w:top w:val="single" w:space="0" w:color="D3D3D3"/>
+              <w:bottom w:val="single" w:space="0" w:color="D3D3D3"/>
+              <w:start w:val="single" w:space="0" w:color="D3D3D3"/>
+              <w:end w:val="single" w:space="0" w:color="D3D3D3"/>
+            </w:tcBorders>
+          </w:tcPr>
+          <w:p>
+            <w:pPr>
+              <w:spacing w:before="0" w:after="60"/>
+              <w:keepNext/>
+              <w:jc w:val="center"/>
+            </w:pPr>
+            <w:r>
+              <w:rPr>
+                <w:rFonts w:ascii="Calibri" w:hAnsi="Calibri"/>
+                <w:sz w:val="20"/>
+              </w:rPr>
+              <w:t xml:space="default">CWP&amp;MWA_dry_enhanced</w:t>
+            </w:r>
+          </w:p>
+        </w:tc>
+        <w:tc>
+          <w:tcPr>
+            <w:tcBorders>
+              <w:top w:val="single" w:space="0" w:color="D3D3D3"/>
+              <w:bottom w:val="single" w:space="0" w:color="D3D3D3"/>
+              <w:start w:val="single" w:space="0" w:color="D3D3D3"/>
+              <w:end w:val="single" w:space="0" w:color="D3D3D3"/>
+            </w:tcBorders>
+          </w:tcPr>
+          <w:p>
+            <w:pPr>
+              <w:spacing w:before="0" w:after="60"/>
+              <w:keepNext/>
+              <w:jc w:val="end"/>
+            </w:pPr>
+            <w:r>
+              <w:rPr>
+                <w:rFonts w:ascii="Calibri" w:hAnsi="Calibri"/>
+                <w:sz w:val="20"/>
+              </w:rPr>
+              <w:t xml:space="default">2</w:t>
+            </w:r>
+          </w:p>
+        </w:tc>
+        <w:tc>
+          <w:tcPr>
+            <w:tcBorders>
+              <w:top w:val="single" w:space="0" w:color="D3D3D3"/>
+              <w:bottom w:val="single" w:space="0" w:color="D3D3D3"/>
+              <w:start w:val="single" w:space="0" w:color="D3D3D3"/>
+              <w:end w:val="single" w:space="0" w:color="D3D3D3"/>
+            </w:tcBorders>
+          </w:tcPr>
+          <w:p>
+            <w:pPr>
+              <w:spacing w:before="0" w:after="60"/>
+              <w:keepNext/>
+              <w:jc w:val="end"/>
+            </w:pPr>
+            <w:r>
+              <w:rPr>
+                <w:rFonts w:ascii="Calibri" w:hAnsi="Calibri"/>
+                <w:sz w:val="20"/>
+              </w:rPr>
+              <w:t xml:space="default">0.737</w:t>
+            </w:r>
+          </w:p>
+        </w:tc>
+        <w:tc>
+          <w:tcPr>
+            <w:tcBorders>
+              <w:top w:val="single" w:space="0" w:color="D3D3D3"/>
+              <w:bottom w:val="single" w:space="0" w:color="D3D3D3"/>
+              <w:start w:val="single" w:space="0" w:color="D3D3D3"/>
+              <w:end w:val="single" w:space="0" w:color="D3D3D3"/>
+            </w:tcBorders>
+          </w:tcPr>
+          <w:p>
+            <w:pPr>
+              <w:spacing w:before="0" w:after="60"/>
+              <w:keepNext/>
+              <w:jc w:val="end"/>
+            </w:pPr>
+            <w:r>
+              <w:rPr>
+                <w:rFonts w:ascii="Calibri" w:hAnsi="Calibri"/>
+                <w:sz w:val="20"/>
+              </w:rPr>
+              <w:t xml:space="default">0.335</w:t>
+            </w:r>
+          </w:p>
+        </w:tc>
+        <w:tc>
+          <w:tcPr>
+            <w:tcBorders>
+              <w:top w:val="single" w:space="0" w:color="D3D3D3"/>
+              <w:bottom w:val="single" w:space="0" w:color="D3D3D3"/>
+              <w:start w:val="single" w:space="0" w:color="D3D3D3"/>
+              <w:end w:val="single" w:space="0" w:color="D3D3D3"/>
+            </w:tcBorders>
+          </w:tcPr>
+          <w:p>
+            <w:pPr>
+              <w:spacing w:before="0" w:after="60"/>
+              <w:keepNext/>
+              <w:jc w:val="end"/>
+            </w:pPr>
+            <w:r>
+              <w:rPr>
+                <w:rFonts w:ascii="Calibri" w:hAnsi="Calibri"/>
+                <w:sz w:val="20"/>
+              </w:rPr>
+              <w:t xml:space="default">0.500</w:t>
+            </w:r>
+          </w:p>
+        </w:tc>
+        <w:tc>
+          <w:tcPr>
+            <w:tcBorders>
+              <w:top w:val="single" w:space="0" w:color="D3D3D3"/>
+              <w:bottom w:val="single" w:space="0" w:color="D3D3D3"/>
+              <w:start w:val="single" w:space="0" w:color="D3D3D3"/>
+              <w:end w:val="single" w:space="0" w:color="D3D3D3"/>
+            </w:tcBorders>
+          </w:tcPr>
+          <w:p>
+            <w:pPr>
+              <w:spacing w:before="0" w:after="60"/>
+              <w:keepNext/>
+              <w:jc w:val="end"/>
+            </w:pPr>
+            <w:r>
+              <w:rPr>
+                <w:rFonts w:ascii="Calibri" w:hAnsi="Calibri"/>
+                <w:sz w:val="20"/>
+              </w:rPr>
+              <w:t xml:space="default">0.974</w:t>
+            </w:r>
+          </w:p>
+        </w:tc>
+      </w:tr>
+      <w:tr>
+        <w:trPr>
+          <w:cantSplit/>
+        </w:trPr>
+        <w:tc>
+          <w:tcPr>
+            <w:tcBorders>
+              <w:top w:val="single" w:space="0" w:color="D3D3D3"/>
+              <w:bottom w:val="single" w:space="0" w:color="D3D3D3"/>
+              <w:start w:val="single" w:space="0" w:color="D3D3D3"/>
+              <w:end w:val="single" w:space="0" w:color="D3D3D3"/>
+            </w:tcBorders>
+          </w:tcPr>
+          <w:p>
+            <w:pPr>
+              <w:spacing w:before="0" w:after="60"/>
+              <w:keepNext/>
+              <w:jc w:val="start"/>
+            </w:pPr>
+            <w:r>
+              <w:rPr>
+                <w:rFonts w:ascii="Calibri" w:hAnsi="Calibri"/>
+                <w:sz w:val="20"/>
+              </w:rPr>
+              <w:t xml:space="default">Saint Croix</w:t>
+            </w:r>
+          </w:p>
+        </w:tc>
+        <w:tc>
+          <w:tcPr>
+            <w:tcBorders>
+              <w:top w:val="single" w:space="0" w:color="D3D3D3"/>
+              <w:bottom w:val="single" w:space="0" w:color="D3D3D3"/>
+              <w:start w:val="single" w:space="0" w:color="D3D3D3"/>
+              <w:end w:val="single" w:space="0" w:color="D3D3D3"/>
+            </w:tcBorders>
+          </w:tcPr>
+          <w:p>
+            <w:pPr>
+              <w:spacing w:before="0" w:after="60"/>
+              <w:keepNext/>
+              <w:jc w:val="center"/>
+            </w:pPr>
+            <w:r>
+              <w:rPr>
+                <w:rFonts w:ascii="Calibri" w:hAnsi="Calibri"/>
+                <w:sz w:val="20"/>
+              </w:rPr>
+              <w:t xml:space="default">warmer_wet_low</w:t>
+            </w:r>
+          </w:p>
+        </w:tc>
+        <w:tc>
+          <w:tcPr>
+            <w:tcBorders>
+              <w:top w:val="single" w:space="0" w:color="D3D3D3"/>
+              <w:bottom w:val="single" w:space="0" w:color="D3D3D3"/>
+              <w:start w:val="single" w:space="0" w:color="D3D3D3"/>
+              <w:end w:val="single" w:space="0" w:color="D3D3D3"/>
+            </w:tcBorders>
+          </w:tcPr>
+          <w:p>
+            <w:pPr>
+              <w:spacing w:before="0" w:after="60"/>
+              <w:keepNext/>
+              <w:jc w:val="end"/>
+            </w:pPr>
+            <w:r>
+              <w:rPr>
+                <w:rFonts w:ascii="Calibri" w:hAnsi="Calibri"/>
+                <w:sz w:val="20"/>
+              </w:rPr>
+              <w:t xml:space="default">1</w:t>
+            </w:r>
+          </w:p>
+        </w:tc>
+        <w:tc>
+          <w:tcPr>
+            <w:tcBorders>
+              <w:top w:val="single" w:space="0" w:color="D3D3D3"/>
+              <w:bottom w:val="single" w:space="0" w:color="D3D3D3"/>
+              <w:start w:val="single" w:space="0" w:color="D3D3D3"/>
+              <w:end w:val="single" w:space="0" w:color="D3D3D3"/>
+            </w:tcBorders>
+          </w:tcPr>
+          <w:p>
+            <w:pPr>
+              <w:spacing w:before="0" w:after="60"/>
+              <w:keepNext/>
+              <w:jc w:val="end"/>
+            </w:pPr>
+            <w:r>
+              <w:rPr>
+                <w:rFonts w:ascii="Calibri" w:hAnsi="Calibri"/>
+                <w:sz w:val="20"/>
+              </w:rPr>
+              <w:t xml:space="default">0.974</w:t>
+            </w:r>
+          </w:p>
+        </w:tc>
+        <w:tc>
+          <w:tcPr>
+            <w:tcBorders>
+              <w:top w:val="single" w:space="0" w:color="D3D3D3"/>
+              <w:bottom w:val="single" w:space="0" w:color="D3D3D3"/>
+              <w:start w:val="single" w:space="0" w:color="D3D3D3"/>
+              <w:end w:val="single" w:space="0" w:color="D3D3D3"/>
+            </w:tcBorders>
+          </w:tcPr>
+          <w:p>
+            <w:pPr>
+              <w:spacing w:before="0" w:after="60"/>
+              <w:keepNext/>
+              <w:jc w:val="end"/>
+            </w:pPr>
+            <w:r>
+              <w:rPr>
+                <w:rFonts w:ascii="Calibri" w:hAnsi="Calibri"/>
+                <w:sz w:val="20"/>
+              </w:rPr>
+              <w:t xml:space="default">NA</w:t>
+            </w:r>
+          </w:p>
+        </w:tc>
+        <w:tc>
+          <w:tcPr>
+            <w:tcBorders>
+              <w:top w:val="single" w:space="0" w:color="D3D3D3"/>
+              <w:bottom w:val="single" w:space="0" w:color="D3D3D3"/>
+              <w:start w:val="single" w:space="0" w:color="D3D3D3"/>
+              <w:end w:val="single" w:space="0" w:color="D3D3D3"/>
+            </w:tcBorders>
+          </w:tcPr>
+          <w:p>
+            <w:pPr>
+              <w:spacing w:before="0" w:after="60"/>
+              <w:keepNext/>
+              <w:jc w:val="end"/>
+            </w:pPr>
+            <w:r>
+              <w:rPr>
+                <w:rFonts w:ascii="Calibri" w:hAnsi="Calibri"/>
+                <w:sz w:val="20"/>
+              </w:rPr>
+              <w:t xml:space="default">0.974</w:t>
+            </w:r>
+          </w:p>
+        </w:tc>
+        <w:tc>
+          <w:tcPr>
+            <w:tcBorders>
+              <w:top w:val="single" w:space="0" w:color="D3D3D3"/>
+              <w:bottom w:val="single" w:space="0" w:color="D3D3D3"/>
+              <w:start w:val="single" w:space="0" w:color="D3D3D3"/>
+              <w:end w:val="single" w:space="0" w:color="D3D3D3"/>
+            </w:tcBorders>
+          </w:tcPr>
+          <w:p>
+            <w:pPr>
+              <w:spacing w:before="0" w:after="60"/>
+              <w:keepNext/>
+              <w:jc w:val="end"/>
+            </w:pPr>
+            <w:r>
+              <w:rPr>
+                <w:rFonts w:ascii="Calibri" w:hAnsi="Calibri"/>
+                <w:sz w:val="20"/>
+              </w:rPr>
+              <w:t xml:space="default">0.974</w:t>
             </w:r>
           </w:p>
         </w:tc>
